--- a/baocao.docx
+++ b/baocao.docx
@@ -1,6 +1,6 @@
 
 <file path=word/document.xml><?xml version="1.0" encoding="utf-8"?>
-<w:document xmlns:wpc="http://schemas.microsoft.com/office/word/2010/wordprocessingCanvas" xmlns:mc="http://schemas.openxmlformats.org/markup-compatibility/2006" xmlns:o="urn:schemas-microsoft-com:office:office" xmlns:r="http://schemas.openxmlformats.org/officeDocument/2006/relationships" xmlns:m="http://schemas.openxmlformats.org/officeDocument/2006/math" xmlns:v="urn:schemas-microsoft-com:vml" xmlns:wp14="http://schemas.microsoft.com/office/word/2010/wordprocessingDrawing" xmlns:wp="http://schemas.openxmlformats.org/drawingml/2006/wordprocessingDrawing" xmlns:w10="urn:schemas-microsoft-com:office:word" xmlns:w="http://schemas.openxmlformats.org/wordprocessingml/2006/main" xmlns:w14="http://schemas.microsoft.com/office/word/2010/wordml" xmlns:w15="http://schemas.microsoft.com/office/word/2012/wordml" xmlns:wpg="http://schemas.microsoft.com/office/word/2010/wordprocessingGroup" xmlns:wpi="http://schemas.microsoft.com/office/word/2010/wordprocessingInk" xmlns:wne="http://schemas.microsoft.com/office/word/2006/wordml" xmlns:wps="http://schemas.microsoft.com/office/word/2010/wordprocessingShape" mc:Ignorable="w14 w15 wp14">
+<w:document xmlns:wpc="http://schemas.microsoft.com/office/word/2010/wordprocessingCanvas" xmlns:cx="http://schemas.microsoft.com/office/drawing/2014/chartex" xmlns:cx1="http://schemas.microsoft.com/office/drawing/2015/9/8/chartex" xmlns:cx2="http://schemas.microsoft.com/office/drawing/2015/10/21/chartex" xmlns:cx3="http://schemas.microsoft.com/office/drawing/2016/5/9/chartex" xmlns:cx4="http://schemas.microsoft.com/office/drawing/2016/5/10/chartex" xmlns:cx5="http://schemas.microsoft.com/office/drawing/2016/5/11/chartex" xmlns:cx6="http://schemas.microsoft.com/office/drawing/2016/5/12/chartex" xmlns:cx7="http://schemas.microsoft.com/office/drawing/2016/5/13/chartex" xmlns:cx8="http://schemas.microsoft.com/office/drawing/2016/5/14/chartex" xmlns:mc="http://schemas.openxmlformats.org/markup-compatibility/2006" xmlns:aink="http://schemas.microsoft.com/office/drawing/2016/ink" xmlns:am3d="http://schemas.microsoft.com/office/drawing/2017/model3d" xmlns:o="urn:schemas-microsoft-com:office:office" xmlns:oel="http://schemas.microsoft.com/office/2019/extlst" xmlns:r="http://schemas.openxmlformats.org/officeDocument/2006/relationships" xmlns:m="http://schemas.openxmlformats.org/officeDocument/2006/math" xmlns:v="urn:schemas-microsoft-com:vml" xmlns:wp14="http://schemas.microsoft.com/office/word/2010/wordprocessingDrawing" xmlns:wp="http://schemas.openxmlformats.org/drawingml/2006/wordprocessingDrawing" xmlns:w10="urn:schemas-microsoft-com:office:word" xmlns:w="http://schemas.openxmlformats.org/wordprocessingml/2006/main" xmlns:w14="http://schemas.microsoft.com/office/word/2010/wordml" xmlns:w15="http://schemas.microsoft.com/office/word/2012/wordml" xmlns:w16cex="http://schemas.microsoft.com/office/word/2018/wordml/cex" xmlns:w16cid="http://schemas.microsoft.com/office/word/2016/wordml/cid" xmlns:w16="http://schemas.microsoft.com/office/word/2018/wordml" xmlns:w16sdtdh="http://schemas.microsoft.com/office/word/2020/wordml/sdtdatahash" xmlns:w16se="http://schemas.microsoft.com/office/word/2015/wordml/symex" xmlns:wpg="http://schemas.microsoft.com/office/word/2010/wordprocessingGroup" xmlns:wpi="http://schemas.microsoft.com/office/word/2010/wordprocessingInk" xmlns:wne="http://schemas.microsoft.com/office/word/2006/wordml" xmlns:wps="http://schemas.microsoft.com/office/word/2010/wordprocessingShape" mc:Ignorable="w14 w15 w16se w16cid w16 w16cex w16sdtdh wp14">
   <w:body>
     <w:p>
       <w:pPr>
@@ -35,7 +35,7 @@
         <mc:AlternateContent>
           <mc:Choice Requires="wps">
             <w:drawing>
-              <wp:anchor distT="0" distB="0" distL="114300" distR="114300" simplePos="0" relativeHeight="251659264" behindDoc="0" locked="0" layoutInCell="1" allowOverlap="1">
+              <wp:anchor distT="0" distB="0" distL="114300" distR="114300" simplePos="0" relativeHeight="251659264" behindDoc="0" locked="0" layoutInCell="1" allowOverlap="1" wp14:anchorId="773808F0" wp14:editId="3BBBDF17">
                 <wp:simplePos x="0" y="0"/>
                 <wp:positionH relativeFrom="column">
                   <wp:posOffset>2038985</wp:posOffset>
@@ -107,7 +107,7 @@
           <w:noProof/>
         </w:rPr>
         <w:drawing>
-          <wp:inline distT="0" distB="0" distL="0" distR="0">
+          <wp:inline distT="0" distB="0" distL="0" distR="0" wp14:anchorId="316A5198" wp14:editId="56C8FEB2">
             <wp:extent cx="1130935" cy="1130935"/>
             <wp:effectExtent l="0" t="0" r="0" b="0"/>
             <wp:docPr id="1" name="Picture 1"/>
@@ -154,27 +154,37 @@
     <w:p>
       <w:pPr>
         <w:rPr>
-          <w:b w:val="0"/>
+          <w:bCs/>
           <w:sz w:val="32"/>
           <w:szCs w:val="32"/>
         </w:rPr>
       </w:pPr>
-      <w:r>
-        <w:rPr>
-          <w:b w:val="0"/>
+      <w:proofErr w:type="spellStart"/>
+      <w:r>
+        <w:rPr>
+          <w:bCs/>
           <w:sz w:val="32"/>
           <w:szCs w:val="32"/>
         </w:rPr>
-        <w:t>Huỳnh Phan Vân Anh</w:t>
-      </w:r>
-    </w:p>
-    <w:p>
-      <w:pPr>
-        <w:rPr>
-          <w:b w:val="0"/>
+        <w:t>Huỳnh</w:t>
+      </w:r>
+      <w:proofErr w:type="spellEnd"/>
+      <w:r>
+        <w:rPr>
+          <w:bCs/>
           <w:sz w:val="32"/>
           <w:szCs w:val="32"/>
         </w:rPr>
+        <w:t xml:space="preserve"> Phan Vân Anh</w:t>
+      </w:r>
+    </w:p>
+    <w:p>
+      <w:pPr>
+        <w:rPr>
+          <w:b w:val="0"/>
+          <w:sz w:val="32"/>
+          <w:szCs w:val="32"/>
+        </w:rPr>
       </w:pPr>
     </w:p>
     <w:p>
@@ -221,14 +231,14 @@
     <w:p>
       <w:pPr>
         <w:rPr>
-          <w:b w:val="0"/>
+          <w:bCs/>
           <w:sz w:val="32"/>
           <w:szCs w:val="32"/>
         </w:rPr>
       </w:pPr>
       <w:r>
         <w:rPr>
-          <w:b w:val="0"/>
+          <w:bCs/>
           <w:sz w:val="32"/>
           <w:szCs w:val="32"/>
         </w:rPr>
@@ -295,77 +305,144 @@
     </w:p>
     <w:p>
       <w:pPr>
+        <w:jc w:val="both"/>
         <w:rPr>
           <w:sz w:val="32"/>
           <w:szCs w:val="32"/>
-        </w:rPr>
-      </w:pPr>
-    </w:p>
-    <w:p>
-      <w:pPr>
-        <w:rPr>
+          <w:lang w:val="vi-VN"/>
+        </w:rPr>
+      </w:pPr>
+    </w:p>
+    <w:p>
+      <w:pPr>
+        <w:rPr>
+          <w:szCs w:val="28"/>
+        </w:rPr>
+      </w:pPr>
+      <w:r>
+        <w:rPr>
+          <w:szCs w:val="28"/>
+        </w:rPr>
+        <w:t>VĨNH LONG</w:t>
+      </w:r>
+      <w:r>
+        <w:rPr>
+          <w:szCs w:val="28"/>
+        </w:rPr>
+        <w:t>, NĂM 2026</w:t>
+      </w:r>
+    </w:p>
+    <w:p>
+      <w:pPr>
+        <w:rPr>
+          <w:b w:val="0"/>
+          <w:bCs/>
           <w:sz w:val="32"/>
           <w:szCs w:val="32"/>
         </w:rPr>
       </w:pPr>
-    </w:p>
-    <w:p>
-      <w:pPr>
-        <w:rPr>
+      <w:r>
+        <w:rPr>
+          <w:b w:val="0"/>
+          <w:bCs/>
           <w:sz w:val="32"/>
           <w:szCs w:val="32"/>
         </w:rPr>
-      </w:pPr>
-    </w:p>
-    <w:p>
-      <w:pPr>
-        <w:rPr>
+        <w:lastRenderedPageBreak/>
+        <w:t>ĐẠI HỌC TRÀ VINH</w:t>
+      </w:r>
+    </w:p>
+    <w:p>
+      <w:pPr>
+        <w:rPr>
+          <w:bCs/>
           <w:sz w:val="32"/>
           <w:szCs w:val="32"/>
         </w:rPr>
       </w:pPr>
-    </w:p>
-    <w:p>
-      <w:pPr>
-        <w:rPr>
+      <w:r>
+        <w:rPr>
+          <w:bCs/>
+          <w:noProof/>
           <w:sz w:val="32"/>
           <w:szCs w:val="32"/>
         </w:rPr>
-      </w:pPr>
-    </w:p>
-    <w:p>
-      <w:pPr>
-        <w:rPr>
-          <w:szCs w:val="28"/>
-        </w:rPr>
-      </w:pPr>
-      <w:r>
-        <w:rPr>
-          <w:szCs w:val="28"/>
-        </w:rPr>
-        <w:t>VĨNH LONG</w:t>
-      </w:r>
-      <w:r>
-        <w:rPr>
-          <w:szCs w:val="28"/>
-        </w:rPr>
-        <w:t>, NĂM 2026</w:t>
-      </w:r>
-    </w:p>
-    <w:p>
-      <w:pPr>
-        <w:rPr>
+        <mc:AlternateContent>
+          <mc:Choice Requires="wps">
+            <w:drawing>
+              <wp:anchor distT="0" distB="0" distL="114300" distR="114300" simplePos="0" relativeHeight="251663360" behindDoc="0" locked="0" layoutInCell="1" allowOverlap="1" wp14:anchorId="7D4077A2" wp14:editId="67B4CA20">
+                <wp:simplePos x="0" y="0"/>
+                <wp:positionH relativeFrom="column">
+                  <wp:posOffset>2103120</wp:posOffset>
+                </wp:positionH>
+                <wp:positionV relativeFrom="paragraph">
+                  <wp:posOffset>243205</wp:posOffset>
+                </wp:positionV>
+                <wp:extent cx="1508760" cy="0"/>
+                <wp:effectExtent l="0" t="0" r="0" b="0"/>
+                <wp:wrapNone/>
+                <wp:docPr id="4" name="Straight Connector 2"/>
+                <wp:cNvGraphicFramePr/>
+                <a:graphic xmlns:a="http://schemas.openxmlformats.org/drawingml/2006/main">
+                  <a:graphicData uri="http://schemas.microsoft.com/office/word/2010/wordprocessingShape">
+                    <wps:wsp>
+                      <wps:cNvCnPr/>
+                      <wps:spPr>
+                        <a:xfrm>
+                          <a:off x="0" y="0"/>
+                          <a:ext cx="1508760" cy="0"/>
+                        </a:xfrm>
+                        <a:prstGeom prst="line">
+                          <a:avLst/>
+                        </a:prstGeom>
+                      </wps:spPr>
+                      <wps:style>
+                        <a:lnRef idx="1">
+                          <a:schemeClr val="dk1"/>
+                        </a:lnRef>
+                        <a:fillRef idx="0">
+                          <a:schemeClr val="dk1"/>
+                        </a:fillRef>
+                        <a:effectRef idx="0">
+                          <a:schemeClr val="dk1"/>
+                        </a:effectRef>
+                        <a:fontRef idx="minor">
+                          <a:schemeClr val="tx1"/>
+                        </a:fontRef>
+                      </wps:style>
+                      <wps:bodyPr/>
+                    </wps:wsp>
+                  </a:graphicData>
+                </a:graphic>
+              </wp:anchor>
+            </w:drawing>
+          </mc:Choice>
+          <mc:Fallback>
+            <w:pict>
+              <v:line w14:anchorId="25FDDC34" id="Straight Connector 2" o:spid="_x0000_s1026" style="position:absolute;z-index:251663360;visibility:visible;mso-wrap-style:square;mso-wrap-distance-left:9pt;mso-wrap-distance-top:0;mso-wrap-distance-right:9pt;mso-wrap-distance-bottom:0;mso-position-horizontal:absolute;mso-position-horizontal-relative:text;mso-position-vertical:absolute;mso-position-vertical-relative:text" from="165.6pt,19.15pt" to="284.4pt,19.15pt" o:gfxdata="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" strokecolor="black [3200]" strokeweight=".5pt">
+                <v:stroke joinstyle="miter"/>
+              </v:line>
+            </w:pict>
+          </mc:Fallback>
+        </mc:AlternateContent>
+      </w:r>
+      <w:r>
+        <w:rPr>
+          <w:bCs/>
           <w:sz w:val="32"/>
           <w:szCs w:val="32"/>
         </w:rPr>
-      </w:pPr>
-      <w:r>
-        <w:rPr>
+        <w:t>TRƯỜNG KỸ THUẬT VÀ CÔNG NGHỆ</w:t>
+      </w:r>
+    </w:p>
+    <w:p>
+      <w:pPr>
+        <w:rPr>
+          <w:b w:val="0"/>
           <w:sz w:val="32"/>
           <w:szCs w:val="32"/>
         </w:rPr>
-        <w:t>ĐẠI HỌC TRÀ VINH</w:t>
-      </w:r>
+      </w:pPr>
     </w:p>
     <w:p>
       <w:pPr>
@@ -375,14 +452,15 @@
           <w:szCs w:val="32"/>
         </w:rPr>
       </w:pPr>
-      <w:r>
+    </w:p>
+    <w:p>
+      <w:pPr>
         <w:rPr>
           <w:b w:val="0"/>
           <w:sz w:val="32"/>
           <w:szCs w:val="32"/>
         </w:rPr>
-        <w:t>TRƯỜNG KỸ THUẬT VÀ CÔNG NGHỆ</w:t>
-      </w:r>
+      </w:pPr>
     </w:p>
     <w:p>
       <w:pPr>
@@ -396,6 +474,39 @@
     <w:p>
       <w:pPr>
         <w:rPr>
+          <w:bCs/>
+          <w:sz w:val="36"/>
+          <w:szCs w:val="36"/>
+        </w:rPr>
+      </w:pPr>
+      <w:r>
+        <w:rPr>
+          <w:bCs/>
+          <w:sz w:val="36"/>
+          <w:szCs w:val="36"/>
+        </w:rPr>
+        <w:t xml:space="preserve">XÂY DỰNG </w:t>
+      </w:r>
+      <w:r>
+        <w:rPr>
+          <w:bCs/>
+          <w:sz w:val="36"/>
+          <w:szCs w:val="36"/>
+        </w:rPr>
+        <w:t>HỆ THỐNG</w:t>
+      </w:r>
+      <w:r>
+        <w:rPr>
+          <w:bCs/>
+          <w:sz w:val="36"/>
+          <w:szCs w:val="36"/>
+        </w:rPr>
+        <w:t xml:space="preserve"> QUẢN LÝ THIẾT BỊ TẠI KHOA CÔNG NGHỆ THÔNG TIN</w:t>
+      </w:r>
+    </w:p>
+    <w:p>
+      <w:pPr>
+        <w:rPr>
           <w:b w:val="0"/>
           <w:sz w:val="32"/>
           <w:szCs w:val="32"/>
@@ -423,58 +534,23 @@
     <w:p>
       <w:pPr>
         <w:rPr>
-          <w:b w:val="0"/>
-          <w:sz w:val="36"/>
-          <w:szCs w:val="36"/>
-        </w:rPr>
-      </w:pPr>
-      <w:r>
-        <w:rPr>
-          <w:b w:val="0"/>
-          <w:sz w:val="36"/>
-          <w:szCs w:val="36"/>
-        </w:rPr>
-        <w:t xml:space="preserve">XÂY DỰNG </w:t>
-      </w:r>
-      <w:r>
-        <w:rPr>
-          <w:b w:val="0"/>
-          <w:sz w:val="36"/>
-          <w:szCs w:val="36"/>
-        </w:rPr>
-        <w:t>HỆ THỐNG</w:t>
-      </w:r>
-      <w:r>
-        <w:rPr>
-          <w:b w:val="0"/>
-          <w:sz w:val="36"/>
-          <w:szCs w:val="36"/>
-        </w:rPr>
-        <w:t xml:space="preserve"> QUẢN LÝ THIẾT BỊ TẠI KHOA CÔNG NGHỆ THÔNG TIN</w:t>
-      </w:r>
-    </w:p>
-    <w:p>
-      <w:pPr>
-        <w:rPr>
-          <w:b w:val="0"/>
+          <w:bCs/>
           <w:sz w:val="32"/>
           <w:szCs w:val="32"/>
         </w:rPr>
       </w:pPr>
-    </w:p>
-    <w:p>
-      <w:pPr>
-        <w:rPr>
-          <w:b w:val="0"/>
+      <w:r>
+        <w:rPr>
+          <w:bCs/>
           <w:sz w:val="32"/>
           <w:szCs w:val="32"/>
         </w:rPr>
-      </w:pPr>
-    </w:p>
-    <w:p>
-      <w:pPr>
-        <w:rPr>
-          <w:b w:val="0"/>
+        <w:t>ĐỒ ÁN MÔN HỌC</w:t>
+      </w:r>
+    </w:p>
+    <w:p>
+      <w:pPr>
+        <w:rPr>
           <w:sz w:val="32"/>
           <w:szCs w:val="32"/>
         </w:rPr>
@@ -483,35 +559,199 @@
     <w:p>
       <w:pPr>
         <w:rPr>
-          <w:b w:val="0"/>
           <w:sz w:val="32"/>
           <w:szCs w:val="32"/>
         </w:rPr>
       </w:pPr>
-      <w:r>
-        <w:rPr>
-          <w:b w:val="0"/>
+    </w:p>
+    <w:p>
+      <w:pPr>
+        <w:ind w:left="2880"/>
+        <w:jc w:val="left"/>
+        <w:rPr>
           <w:sz w:val="32"/>
           <w:szCs w:val="32"/>
-        </w:rPr>
-        <w:t>ĐỒ ÁN MÔN HỌC</w:t>
-      </w:r>
-    </w:p>
-    <w:p>
-      <w:pPr>
+          <w:lang w:val="vi-VN"/>
+        </w:rPr>
+      </w:pPr>
+      <w:r>
         <w:rPr>
           <w:sz w:val="32"/>
           <w:szCs w:val="32"/>
         </w:rPr>
-      </w:pPr>
-    </w:p>
-    <w:p>
-      <w:pPr>
+        <w:t xml:space="preserve">Sinh </w:t>
+      </w:r>
+      <w:proofErr w:type="spellStart"/>
+      <w:r>
         <w:rPr>
           <w:sz w:val="32"/>
           <w:szCs w:val="32"/>
         </w:rPr>
-      </w:pPr>
+        <w:t>viên</w:t>
+      </w:r>
+      <w:proofErr w:type="spellEnd"/>
+      <w:r>
+        <w:rPr>
+          <w:sz w:val="32"/>
+          <w:szCs w:val="32"/>
+        </w:rPr>
+        <w:t xml:space="preserve">: </w:t>
+      </w:r>
+      <w:proofErr w:type="spellStart"/>
+      <w:r>
+        <w:rPr>
+          <w:sz w:val="32"/>
+          <w:szCs w:val="32"/>
+        </w:rPr>
+        <w:t>Huỳnh</w:t>
+      </w:r>
+      <w:proofErr w:type="spellEnd"/>
+      <w:r>
+        <w:rPr>
+          <w:sz w:val="32"/>
+          <w:szCs w:val="32"/>
+          <w:lang w:val="vi-VN"/>
+        </w:rPr>
+        <w:t xml:space="preserve"> Phan Vân Anh</w:t>
+      </w:r>
+    </w:p>
+    <w:p>
+      <w:pPr>
+        <w:ind w:left="2880"/>
+        <w:jc w:val="left"/>
+        <w:rPr>
+          <w:sz w:val="32"/>
+          <w:szCs w:val="32"/>
+          <w:lang w:val="vi-VN"/>
+        </w:rPr>
+      </w:pPr>
+      <w:r>
+        <w:rPr>
+          <w:sz w:val="32"/>
+          <w:szCs w:val="32"/>
+          <w:lang w:val="vi-VN"/>
+        </w:rPr>
+        <w:t xml:space="preserve">Lớp: </w:t>
+      </w:r>
+      <w:r>
+        <w:rPr>
+          <w:sz w:val="32"/>
+          <w:szCs w:val="32"/>
+          <w:lang w:val="vi-VN"/>
+        </w:rPr>
+        <w:t>DA23TTB</w:t>
+      </w:r>
+    </w:p>
+    <w:p>
+      <w:pPr>
+        <w:ind w:left="2880"/>
+        <w:jc w:val="left"/>
+        <w:rPr>
+          <w:sz w:val="32"/>
+          <w:szCs w:val="32"/>
+          <w:lang w:val="vi-VN"/>
+        </w:rPr>
+      </w:pPr>
+      <w:r>
+        <w:rPr>
+          <w:sz w:val="32"/>
+          <w:szCs w:val="32"/>
+          <w:lang w:val="vi-VN"/>
+        </w:rPr>
+        <w:t xml:space="preserve">MSSV: </w:t>
+      </w:r>
+      <w:r>
+        <w:rPr>
+          <w:sz w:val="32"/>
+          <w:szCs w:val="32"/>
+          <w:lang w:val="vi-VN"/>
+        </w:rPr>
+        <w:t>110123065</w:t>
+      </w:r>
+    </w:p>
+    <w:p>
+      <w:pPr>
+        <w:ind w:left="2880"/>
+        <w:jc w:val="left"/>
+        <w:rPr>
+          <w:sz w:val="32"/>
+          <w:szCs w:val="32"/>
+        </w:rPr>
+      </w:pPr>
+      <w:r>
+        <w:rPr>
+          <w:sz w:val="32"/>
+          <w:szCs w:val="32"/>
+          <w:lang w:val="vi-VN"/>
+        </w:rPr>
+        <w:t xml:space="preserve">GVHD: </w:t>
+      </w:r>
+      <w:proofErr w:type="spellStart"/>
+      <w:r>
+        <w:rPr>
+          <w:sz w:val="32"/>
+          <w:szCs w:val="32"/>
+          <w:lang w:val="vi-VN"/>
+        </w:rPr>
+        <w:t>ThS</w:t>
+      </w:r>
+      <w:proofErr w:type="spellEnd"/>
+      <w:r>
+        <w:rPr>
+          <w:sz w:val="32"/>
+          <w:szCs w:val="32"/>
+          <w:lang w:val="vi-VN"/>
+        </w:rPr>
+        <w:t xml:space="preserve">. </w:t>
+      </w:r>
+      <w:proofErr w:type="spellStart"/>
+      <w:r>
+        <w:rPr>
+          <w:sz w:val="32"/>
+          <w:szCs w:val="32"/>
+        </w:rPr>
+        <w:t>Nguyễn</w:t>
+      </w:r>
+      <w:proofErr w:type="spellEnd"/>
+      <w:r>
+        <w:rPr>
+          <w:sz w:val="32"/>
+          <w:szCs w:val="32"/>
+        </w:rPr>
+        <w:t xml:space="preserve"> </w:t>
+      </w:r>
+      <w:proofErr w:type="spellStart"/>
+      <w:r>
+        <w:rPr>
+          <w:sz w:val="32"/>
+          <w:szCs w:val="32"/>
+        </w:rPr>
+        <w:t>Ngọc</w:t>
+      </w:r>
+      <w:proofErr w:type="spellEnd"/>
+      <w:r>
+        <w:rPr>
+          <w:sz w:val="32"/>
+          <w:szCs w:val="32"/>
+        </w:rPr>
+        <w:t xml:space="preserve"> </w:t>
+      </w:r>
+      <w:proofErr w:type="spellStart"/>
+      <w:r>
+        <w:rPr>
+          <w:sz w:val="32"/>
+          <w:szCs w:val="32"/>
+        </w:rPr>
+        <w:t>Đan</w:t>
+      </w:r>
+      <w:proofErr w:type="spellEnd"/>
+      <w:r>
+        <w:rPr>
+          <w:sz w:val="32"/>
+          <w:szCs w:val="32"/>
+        </w:rPr>
+        <w:t xml:space="preserve"> Thanh</w:t>
+      </w:r>
     </w:p>
     <w:p>
       <w:pPr>
@@ -522,128 +762,30 @@
           <w:szCs w:val="32"/>
         </w:rPr>
       </w:pPr>
-      <w:r>
+    </w:p>
+    <w:p>
+      <w:pPr>
+        <w:jc w:val="left"/>
         <w:rPr>
           <w:sz w:val="32"/>
           <w:szCs w:val="32"/>
         </w:rPr>
-        <w:t>Sinh viên: Nguyễn Văn Bé Mười Hai</w:t>
-      </w:r>
-    </w:p>
-    <w:p>
-      <w:pPr>
-        <w:ind w:left="1701"/>
-        <w:jc w:val="left"/>
+      </w:pPr>
+    </w:p>
+    <w:p>
+      <w:pPr>
+        <w:jc w:val="both"/>
         <w:rPr>
           <w:sz w:val="32"/>
           <w:szCs w:val="32"/>
-        </w:rPr>
-      </w:pPr>
-      <w:r>
-        <w:rPr>
-          <w:sz w:val="32"/>
-          <w:szCs w:val="32"/>
-        </w:rPr>
-        <w:t>Lớp: DA23TTA</w:t>
-      </w:r>
-    </w:p>
-    <w:p>
-      <w:pPr>
-        <w:ind w:left="1701"/>
-        <w:jc w:val="left"/>
-        <w:rPr>
-          <w:sz w:val="32"/>
-          <w:szCs w:val="32"/>
-        </w:rPr>
-      </w:pPr>
-      <w:r>
-        <w:rPr>
-          <w:sz w:val="32"/>
-          <w:szCs w:val="32"/>
-        </w:rPr>
-        <w:t>MSSV: 110123001</w:t>
-      </w:r>
-    </w:p>
-    <w:p>
-      <w:pPr>
-        <w:ind w:left="1701"/>
-        <w:jc w:val="left"/>
-        <w:rPr>
-          <w:sz w:val="32"/>
-          <w:szCs w:val="32"/>
-        </w:rPr>
-      </w:pPr>
-      <w:r>
-        <w:rPr>
-          <w:sz w:val="32"/>
-          <w:szCs w:val="32"/>
-        </w:rPr>
-        <w:t>GVHD: ThS. Nguyễn Ngọc Đan Thanh</w:t>
-      </w:r>
-    </w:p>
-    <w:p>
-      <w:pPr>
-        <w:ind w:left="1701"/>
-        <w:jc w:val="left"/>
-        <w:rPr>
-          <w:sz w:val="32"/>
-          <w:szCs w:val="32"/>
-        </w:rPr>
-      </w:pPr>
-    </w:p>
-    <w:p>
-      <w:pPr>
-        <w:jc w:val="left"/>
-        <w:rPr>
-          <w:sz w:val="32"/>
-          <w:szCs w:val="32"/>
-        </w:rPr>
-      </w:pPr>
-    </w:p>
-    <w:p>
-      <w:pPr>
-        <w:rPr>
-          <w:sz w:val="32"/>
-          <w:szCs w:val="32"/>
-        </w:rPr>
-      </w:pPr>
-    </w:p>
-    <w:p>
-      <w:pPr>
-        <w:rPr>
-          <w:sz w:val="32"/>
-          <w:szCs w:val="32"/>
-        </w:rPr>
-      </w:pPr>
-    </w:p>
-    <w:p>
-      <w:pPr>
-        <w:rPr>
-          <w:sz w:val="32"/>
-          <w:szCs w:val="32"/>
-        </w:rPr>
-      </w:pPr>
-    </w:p>
-    <w:p>
-      <w:pPr>
-        <w:rPr>
-          <w:sz w:val="32"/>
-          <w:szCs w:val="32"/>
-        </w:rPr>
-      </w:pPr>
-    </w:p>
-    <w:p>
-      <w:pPr>
-        <w:rPr>
-          <w:sz w:val="32"/>
-          <w:szCs w:val="32"/>
+          <w:lang w:val="vi-VN"/>
         </w:rPr>
       </w:pPr>
     </w:p>
     <w:p>
       <w:pPr>
         <w:ind w:left="1440" w:firstLine="720"/>
-        <w:jc w:val="left"/>
+        <w:jc w:val="both"/>
         <w:rPr>
           <w:szCs w:val="28"/>
         </w:rPr>
@@ -651,8 +793,28 @@
       <w:r>
         <w:rPr>
           <w:szCs w:val="28"/>
-        </w:rPr>
-        <w:t>TRÀ VINH, NĂM 2026</w:t>
+          <w:lang w:val="vi-VN"/>
+        </w:rPr>
+        <w:t xml:space="preserve">        </w:t>
+      </w:r>
+      <w:r>
+        <w:rPr>
+          <w:szCs w:val="28"/>
+        </w:rPr>
+        <w:t>VĨNH</w:t>
+      </w:r>
+      <w:r>
+        <w:rPr>
+          <w:szCs w:val="28"/>
+          <w:lang w:val="vi-VN"/>
+        </w:rPr>
+        <w:t xml:space="preserve"> LONG</w:t>
+      </w:r>
+      <w:r>
+        <w:rPr>
+          <w:szCs w:val="28"/>
+        </w:rPr>
+        <w:t>, NĂM 2026</w:t>
       </w:r>
     </w:p>
     <w:p>
@@ -687,8 +849,29 @@
       <w:pPr>
         <w:pStyle w:val="NOIDUNG"/>
       </w:pPr>
-      <w:r>
-        <w:t>Tôi xin cam đoan …</w:t>
+      <w:proofErr w:type="spellStart"/>
+      <w:r>
+        <w:t>Tôi</w:t>
+      </w:r>
+      <w:proofErr w:type="spellEnd"/>
+      <w:r>
+        <w:t xml:space="preserve"> </w:t>
+      </w:r>
+      <w:proofErr w:type="spellStart"/>
+      <w:r>
+        <w:t>xin</w:t>
+      </w:r>
+      <w:proofErr w:type="spellEnd"/>
+      <w:r>
+        <w:t xml:space="preserve"> cam </w:t>
+      </w:r>
+      <w:proofErr w:type="spellStart"/>
+      <w:r>
+        <w:t>đoan</w:t>
+      </w:r>
+      <w:proofErr w:type="spellEnd"/>
+      <w:r>
+        <w:t xml:space="preserve"> …</w:t>
       </w:r>
     </w:p>
     <w:p/>
@@ -703,11 +886,61 @@
           <w:b w:val="0"/>
         </w:rPr>
       </w:pPr>
-      <w:r>
-        <w:rPr>
-          <w:b w:val="0"/>
-        </w:rPr>
-        <w:t>Vĩnh Long, ngày 15 tháng 9 năm 2026</w:t>
+      <w:proofErr w:type="spellStart"/>
+      <w:r>
+        <w:rPr>
+          <w:b w:val="0"/>
+        </w:rPr>
+        <w:t>Vĩnh</w:t>
+      </w:r>
+      <w:proofErr w:type="spellEnd"/>
+      <w:r>
+        <w:rPr>
+          <w:b w:val="0"/>
+        </w:rPr>
+        <w:t xml:space="preserve"> Long, </w:t>
+      </w:r>
+      <w:proofErr w:type="spellStart"/>
+      <w:r>
+        <w:rPr>
+          <w:b w:val="0"/>
+        </w:rPr>
+        <w:t>ngày</w:t>
+      </w:r>
+      <w:proofErr w:type="spellEnd"/>
+      <w:r>
+        <w:rPr>
+          <w:b w:val="0"/>
+        </w:rPr>
+        <w:t xml:space="preserve"> 15 </w:t>
+      </w:r>
+      <w:proofErr w:type="spellStart"/>
+      <w:r>
+        <w:rPr>
+          <w:b w:val="0"/>
+        </w:rPr>
+        <w:t>tháng</w:t>
+      </w:r>
+      <w:proofErr w:type="spellEnd"/>
+      <w:r>
+        <w:rPr>
+          <w:b w:val="0"/>
+        </w:rPr>
+        <w:t xml:space="preserve"> 9 </w:t>
+      </w:r>
+      <w:proofErr w:type="spellStart"/>
+      <w:r>
+        <w:rPr>
+          <w:b w:val="0"/>
+        </w:rPr>
+        <w:t>năm</w:t>
+      </w:r>
+      <w:proofErr w:type="spellEnd"/>
+      <w:r>
+        <w:rPr>
+          <w:b w:val="0"/>
+        </w:rPr>
+        <w:t xml:space="preserve"> 2026</w:t>
       </w:r>
     </w:p>
     <w:p>
@@ -715,8 +948,29 @@
         <w:ind w:left="3402"/>
       </w:pPr>
       <w:r>
-        <w:t>Sinh viên thực hiện</w:t>
-      </w:r>
+        <w:t xml:space="preserve">Sinh </w:t>
+      </w:r>
+      <w:proofErr w:type="spellStart"/>
+      <w:r>
+        <w:t>viên</w:t>
+      </w:r>
+      <w:proofErr w:type="spellEnd"/>
+      <w:r>
+        <w:t xml:space="preserve"> </w:t>
+      </w:r>
+      <w:proofErr w:type="spellStart"/>
+      <w:r>
+        <w:t>thực</w:t>
+      </w:r>
+      <w:proofErr w:type="spellEnd"/>
+      <w:r>
+        <w:t xml:space="preserve"> </w:t>
+      </w:r>
+      <w:proofErr w:type="spellStart"/>
+      <w:r>
+        <w:t>hiện</w:t>
+      </w:r>
+      <w:proofErr w:type="spellEnd"/>
     </w:p>
     <w:p>
       <w:pPr>
@@ -737,8 +991,13 @@
       <w:pPr>
         <w:ind w:left="3402"/>
       </w:pPr>
-      <w:r>
-        <w:t>Huỳnh Phan Vân Anh</w:t>
+      <w:proofErr w:type="spellStart"/>
+      <w:r>
+        <w:t>Huỳnh</w:t>
+      </w:r>
+      <w:proofErr w:type="spellEnd"/>
+      <w:r>
+        <w:t xml:space="preserve"> Phan Vân Anh</w:t>
       </w:r>
     </w:p>
     <w:p>
@@ -759,8 +1018,69 @@
       </w:r>
     </w:p>
     <w:p>
-      <w:r>
-        <w:t>Trước tiên, tôi xin chân thành cảm ơn …</w:t>
+      <w:proofErr w:type="spellStart"/>
+      <w:r>
+        <w:t>Trước</w:t>
+      </w:r>
+      <w:proofErr w:type="spellEnd"/>
+      <w:r>
+        <w:t xml:space="preserve"> </w:t>
+      </w:r>
+      <w:proofErr w:type="spellStart"/>
+      <w:r>
+        <w:t>tiên</w:t>
+      </w:r>
+      <w:proofErr w:type="spellEnd"/>
+      <w:r>
+        <w:t xml:space="preserve">, </w:t>
+      </w:r>
+      <w:proofErr w:type="spellStart"/>
+      <w:r>
+        <w:t>tôi</w:t>
+      </w:r>
+      <w:proofErr w:type="spellEnd"/>
+      <w:r>
+        <w:t xml:space="preserve"> </w:t>
+      </w:r>
+      <w:proofErr w:type="spellStart"/>
+      <w:r>
+        <w:t>xin</w:t>
+      </w:r>
+      <w:proofErr w:type="spellEnd"/>
+      <w:r>
+        <w:t xml:space="preserve"> </w:t>
+      </w:r>
+      <w:proofErr w:type="spellStart"/>
+      <w:r>
+        <w:t>chân</w:t>
+      </w:r>
+      <w:proofErr w:type="spellEnd"/>
+      <w:r>
+        <w:t xml:space="preserve"> </w:t>
+      </w:r>
+      <w:proofErr w:type="spellStart"/>
+      <w:r>
+        <w:t>thành</w:t>
+      </w:r>
+      <w:proofErr w:type="spellEnd"/>
+      <w:r>
+        <w:t xml:space="preserve"> </w:t>
+      </w:r>
+      <w:proofErr w:type="spellStart"/>
+      <w:r>
+        <w:t>cảm</w:t>
+      </w:r>
+      <w:proofErr w:type="spellEnd"/>
+      <w:r>
+        <w:t xml:space="preserve"> </w:t>
+      </w:r>
+      <w:proofErr w:type="spellStart"/>
+      <w:r>
+        <w:t>ơn</w:t>
+      </w:r>
+      <w:proofErr w:type="spellEnd"/>
+      <w:r>
+        <w:t xml:space="preserve"> …</w:t>
       </w:r>
     </w:p>
     <w:p>
@@ -845,7 +1165,7 @@
     </w:p>
     <w:p>
       <w:pPr>
-        <w:pStyle w:val="Heading1"/>
+        <w:pStyle w:val="u1"/>
       </w:pPr>
       <w:r>
         <w:lastRenderedPageBreak/>
@@ -854,239 +1174,3672 @@
     </w:p>
     <w:p>
       <w:pPr>
-        <w:pStyle w:val="Heading2"/>
-      </w:pPr>
-      <w:r>
-        <w:t>Giới thiệu đề tài</w:t>
-      </w:r>
-    </w:p>
-    <w:p>
-      <w:pPr>
-        <w:pStyle w:val="Heading2"/>
-      </w:pPr>
-      <w:r>
-        <w:t>Lý do chọn đề tài</w:t>
-      </w:r>
-    </w:p>
-    <w:p>
-      <w:pPr>
-        <w:pStyle w:val="Heading2"/>
-      </w:pPr>
-      <w:r>
-        <w:t xml:space="preserve">Mục tiêu đề tài </w:t>
-      </w:r>
-    </w:p>
-    <w:p>
-      <w:pPr>
-        <w:pStyle w:val="Heading2"/>
-      </w:pPr>
-      <w:r>
-        <w:t xml:space="preserve">Phạm vi đề tài </w:t>
-      </w:r>
-    </w:p>
-    <w:p>
-      <w:pPr>
-        <w:pStyle w:val="Heading2"/>
-      </w:pPr>
-      <w:r>
-        <w:t>Đối tương nghiên cứu của đề tài</w:t>
-      </w:r>
-    </w:p>
-    <w:p>
-      <w:pPr>
+        <w:pStyle w:val="u2"/>
+      </w:pPr>
+      <w:r>
+        <w:t xml:space="preserve">Lý do </w:t>
+      </w:r>
+      <w:proofErr w:type="spellStart"/>
+      <w:r>
+        <w:t>chọn</w:t>
+      </w:r>
+      <w:proofErr w:type="spellEnd"/>
+      <w:r>
+        <w:t xml:space="preserve"> </w:t>
+      </w:r>
+      <w:proofErr w:type="spellStart"/>
+      <w:r>
+        <w:t>đề</w:t>
+      </w:r>
+      <w:proofErr w:type="spellEnd"/>
+      <w:r>
+        <w:t xml:space="preserve"> </w:t>
+      </w:r>
+      <w:proofErr w:type="spellStart"/>
+      <w:r>
+        <w:t>tài</w:t>
+      </w:r>
+      <w:proofErr w:type="spellEnd"/>
+    </w:p>
+    <w:p>
+      <w:pPr>
+        <w:ind w:firstLine="578"/>
+        <w:jc w:val="both"/>
+        <w:rPr>
+          <w:b w:val="0"/>
+          <w:bCs/>
+          <w:sz w:val="26"/>
+          <w:szCs w:val="26"/>
+          <w:lang w:val="vi-VN"/>
+        </w:rPr>
+      </w:pPr>
+      <w:r>
+        <w:rPr>
+          <w:b w:val="0"/>
+          <w:bCs/>
+          <w:sz w:val="26"/>
+          <w:szCs w:val="26"/>
+          <w:lang w:val="vi-VN"/>
+        </w:rPr>
+        <w:t xml:space="preserve">Cùng với xu hướng chuyển đổi số trong giáo dục đại học, việc hiện đại hóa công tác quản lý cơ sở vật chất trở thành yêu cầu cấp thiết. </w:t>
+      </w:r>
+      <w:r>
+        <w:rPr>
+          <w:b w:val="0"/>
+          <w:bCs/>
+          <w:sz w:val="26"/>
+          <w:szCs w:val="26"/>
+          <w:lang w:val="vi-VN"/>
+        </w:rPr>
+        <w:t>việc ứng dụng Công nghệ thông tin vào công tác quản lý tài sản, cơ sở vật chất đóng vai trò đặc biệt quan trọng. Là đơn vị chuyên môn mũi nhọn, Khoa Công nghệ thông tin hiện đang quản lý khối lượng lớn cơ sở vật chất gồm các phòng máy thực hành, hệ thống máy chủ, thiết bị mạng, máy chiếu cùng nhiều linh kiện, thiết bị phần cứng chuyên dụng phục vụ trực tiếp cho hoạt động giảng dạy, học tập và nghiên cứu khoa học.</w:t>
+      </w:r>
+    </w:p>
+    <w:p>
+      <w:pPr>
+        <w:ind w:firstLine="578"/>
+        <w:jc w:val="both"/>
+        <w:rPr>
+          <w:b w:val="0"/>
+          <w:bCs/>
+          <w:sz w:val="26"/>
+          <w:szCs w:val="26"/>
+          <w:lang w:val="vi-VN"/>
+        </w:rPr>
+      </w:pPr>
+      <w:r>
+        <w:rPr>
+          <w:b w:val="0"/>
+          <w:bCs/>
+          <w:sz w:val="26"/>
+          <w:szCs w:val="26"/>
+          <w:lang w:val="vi-VN"/>
+        </w:rPr>
+        <w:t xml:space="preserve">Tuy nhiên, qua khảo sát thực tế, công tác quản lý thiết bị tại Khoa vẫn còn đối mặt với một số bất </w:t>
+      </w:r>
+      <w:r>
+        <w:rPr>
+          <w:b w:val="0"/>
+          <w:bCs/>
+          <w:sz w:val="26"/>
+          <w:szCs w:val="26"/>
+          <w:lang w:val="vi-VN"/>
+        </w:rPr>
+        <w:t xml:space="preserve">cập. </w:t>
+      </w:r>
+      <w:r>
+        <w:rPr>
+          <w:b w:val="0"/>
+          <w:bCs/>
+          <w:sz w:val="26"/>
+          <w:szCs w:val="26"/>
+          <w:lang w:val="vi-VN"/>
+        </w:rPr>
+        <w:t xml:space="preserve"> Hình thức quản lý thủ công, thiếu tính đồng bộ: Thông tin tài sản chủ yếu được lưu trữ tản mạn qua sổ sách hoặc các tệp bảng tính (Excel) cá nhân. Điều này dẫn đến khó khăn trong việc tra cứu, tổng hợp dữ liệu toàn diện cũng như chia sẻ thông tin giữa các bộ phận liên quan.</w:t>
+      </w:r>
+    </w:p>
+    <w:p>
+      <w:pPr>
+        <w:ind w:firstLine="578"/>
+        <w:jc w:val="both"/>
+        <w:rPr>
+          <w:b w:val="0"/>
+          <w:bCs/>
+          <w:sz w:val="26"/>
+          <w:szCs w:val="26"/>
+          <w:lang w:val="vi-VN"/>
+        </w:rPr>
+      </w:pPr>
+      <w:r>
+        <w:rPr>
+          <w:b w:val="0"/>
+          <w:bCs/>
+          <w:sz w:val="26"/>
+          <w:szCs w:val="26"/>
+          <w:lang w:val="vi-VN"/>
+        </w:rPr>
+        <w:t>Thiếu cơ chế theo dõi trạng thái và bảo trì theo thời gian thực: Quy trình ghi nhận sự cố, tiếp nhận báo hỏng và theo dõi tiến độ sửa chữa còn mang tính thủ công, kéo dài thời gian xử lý. Việc thiếu vắng công cụ giám sát trực quan làm ảnh hưởng đến tiến độ sử dụng thiết bị cho các hoạt động đào tạo.</w:t>
+      </w:r>
+    </w:p>
+    <w:p>
+      <w:pPr>
+        <w:ind w:firstLine="578"/>
+        <w:jc w:val="both"/>
+        <w:rPr>
+          <w:b w:val="0"/>
+          <w:bCs/>
+          <w:sz w:val="26"/>
+          <w:szCs w:val="26"/>
+          <w:lang w:val="vi-VN"/>
+        </w:rPr>
+      </w:pPr>
+      <w:r>
+        <w:rPr>
+          <w:b w:val="0"/>
+          <w:bCs/>
+          <w:sz w:val="26"/>
+          <w:szCs w:val="26"/>
+          <w:lang w:val="vi-VN"/>
+        </w:rPr>
+        <w:t>Công tác kiểm kê tốn thời gian và nhân lực: Việc đối soát, kiểm kê danh mục tài sản định kỳ theo từng phòng máy hay năm học đòi hỏi khối lượng nhân sự lớn nhưng hiệu quả chưa cao, dễ phát sinh sai sót hoặc thất lạc dữ liệu.</w:t>
+      </w:r>
+    </w:p>
+    <w:p>
+      <w:pPr>
+        <w:pStyle w:val="u2"/>
+        <w:rPr>
+          <w:lang w:val="vi-VN"/>
+        </w:rPr>
+      </w:pPr>
+      <w:proofErr w:type="spellStart"/>
+      <w:r>
+        <w:t>Mục</w:t>
+      </w:r>
+      <w:proofErr w:type="spellEnd"/>
+      <w:r>
+        <w:t xml:space="preserve"> </w:t>
+      </w:r>
+      <w:proofErr w:type="spellStart"/>
+      <w:r>
+        <w:t>tiêu</w:t>
+      </w:r>
+      <w:proofErr w:type="spellEnd"/>
+      <w:r>
+        <w:t xml:space="preserve"> </w:t>
+      </w:r>
+      <w:proofErr w:type="spellStart"/>
+      <w:r>
+        <w:t>đề</w:t>
+      </w:r>
+      <w:proofErr w:type="spellEnd"/>
+      <w:r>
+        <w:t xml:space="preserve"> </w:t>
+      </w:r>
+      <w:proofErr w:type="spellStart"/>
+      <w:r>
+        <w:t>tài</w:t>
+      </w:r>
+      <w:proofErr w:type="spellEnd"/>
+      <w:r>
+        <w:t xml:space="preserve"> </w:t>
+      </w:r>
+    </w:p>
+    <w:p>
+      <w:pPr>
+        <w:pStyle w:val="u3"/>
+        <w:rPr>
+          <w:lang w:val="vi-VN"/>
+        </w:rPr>
+      </w:pPr>
+      <w:r>
+        <w:rPr>
+          <w:lang w:val="vi-VN"/>
+        </w:rPr>
+        <w:t xml:space="preserve">Mục tiêu tổng quát </w:t>
+      </w:r>
+    </w:p>
+    <w:p>
+      <w:pPr>
+        <w:ind w:firstLine="720"/>
+        <w:jc w:val="both"/>
+        <w:rPr>
+          <w:b w:val="0"/>
+          <w:bCs/>
+          <w:sz w:val="26"/>
+          <w:szCs w:val="26"/>
+          <w:lang w:val="vi-VN"/>
+        </w:rPr>
+      </w:pPr>
+      <w:r>
+        <w:rPr>
+          <w:b w:val="0"/>
+          <w:bCs/>
+          <w:sz w:val="26"/>
+          <w:szCs w:val="26"/>
+          <w:lang w:val="vi-VN"/>
+        </w:rPr>
+        <w:t>Nghiên cứu và xây dựng hệ thống phần mềm quản lý thiết bị tập trung tại Khoa Công nghệ thông tin nhằm tự động hóa các quy trình quản lý, theo dõi trạng thái, bảo trì và kiểm kê tài sản. Giải pháp hướng tới việc tối ưu hóa hiệu suất vận hành cho đội ngũ quản lý, nâng cao hiệu quả khai thác, sử dụng cơ sở vật chất, đồng thời góp phần thúc đẩy tiến trình chuyển đổi số trong công tác quản trị tại đơn vị.</w:t>
+      </w:r>
+    </w:p>
+    <w:p>
+      <w:pPr>
+        <w:pStyle w:val="u3"/>
+        <w:rPr>
+          <w:lang w:val="vi-VN"/>
+        </w:rPr>
+      </w:pPr>
+      <w:r>
+        <w:rPr>
+          <w:lang w:val="vi-VN"/>
+        </w:rPr>
+        <w:lastRenderedPageBreak/>
+        <w:t>Mục tiêu cụ thể</w:t>
+      </w:r>
+    </w:p>
+    <w:p>
+      <w:pPr>
+        <w:ind w:firstLine="578"/>
+        <w:jc w:val="both"/>
+        <w:rPr>
+          <w:b w:val="0"/>
+          <w:bCs/>
+          <w:sz w:val="26"/>
+          <w:szCs w:val="26"/>
+          <w:lang w:val="vi-VN"/>
+        </w:rPr>
+      </w:pPr>
+      <w:r>
+        <w:rPr>
+          <w:lang w:val="vi-VN"/>
+        </w:rPr>
+        <w:t>-</w:t>
+      </w:r>
+      <w:r>
+        <w:rPr>
+          <w:lang w:val="vi-VN"/>
+        </w:rPr>
+        <w:t xml:space="preserve"> </w:t>
+      </w:r>
+      <w:r>
+        <w:rPr>
+          <w:b w:val="0"/>
+          <w:bCs/>
+          <w:sz w:val="26"/>
+          <w:szCs w:val="26"/>
+          <w:lang w:val="vi-VN"/>
+        </w:rPr>
+        <w:t xml:space="preserve">Quản lý danh mục: </w:t>
+      </w:r>
+      <w:r>
+        <w:rPr>
+          <w:b w:val="0"/>
+          <w:bCs/>
+          <w:sz w:val="26"/>
+          <w:szCs w:val="26"/>
+          <w:lang w:val="vi-VN"/>
+        </w:rPr>
+        <w:t xml:space="preserve">Chuẩn hóa toàn bộ dữ liệu thiết bị mã thiết bị, tên, loại, thông số kỹ thuật, vị trí phòng máy, trạng thái hoạt </w:t>
+      </w:r>
+      <w:r>
+        <w:rPr>
+          <w:b w:val="0"/>
+          <w:bCs/>
+          <w:sz w:val="26"/>
+          <w:szCs w:val="26"/>
+          <w:lang w:val="vi-VN"/>
+        </w:rPr>
+        <w:t>động.</w:t>
+      </w:r>
+    </w:p>
+    <w:p>
+      <w:pPr>
+        <w:ind w:firstLine="578"/>
+        <w:jc w:val="both"/>
+        <w:rPr>
+          <w:b w:val="0"/>
+          <w:bCs/>
+          <w:sz w:val="26"/>
+          <w:szCs w:val="26"/>
+          <w:lang w:val="vi-VN"/>
+        </w:rPr>
+      </w:pPr>
+      <w:r>
+        <w:rPr>
+          <w:b w:val="0"/>
+          <w:bCs/>
+          <w:sz w:val="26"/>
+          <w:szCs w:val="26"/>
+          <w:lang w:val="vi-VN"/>
+        </w:rPr>
+        <w:t xml:space="preserve">- </w:t>
+      </w:r>
+      <w:r>
+        <w:rPr>
+          <w:b w:val="0"/>
+          <w:bCs/>
+          <w:sz w:val="26"/>
+          <w:szCs w:val="26"/>
+          <w:lang w:val="vi-VN"/>
+        </w:rPr>
+        <w:t>Số hóa quy trình mượn/trả &amp; báo sự cố: Cho phép giảng viên, kỹ thuật viên hoặc sinh viên gửi yêu cầu mượn/trả thiết bị hoặc báo hỏng trực tuyến trên hệ thống.</w:t>
+      </w:r>
+    </w:p>
+    <w:p>
+      <w:pPr>
+        <w:ind w:firstLine="578"/>
+        <w:jc w:val="both"/>
+        <w:rPr>
+          <w:b w:val="0"/>
+          <w:bCs/>
+          <w:sz w:val="26"/>
+          <w:szCs w:val="26"/>
+          <w:lang w:val="vi-VN"/>
+        </w:rPr>
+      </w:pPr>
+      <w:r>
+        <w:rPr>
+          <w:b w:val="0"/>
+          <w:bCs/>
+          <w:sz w:val="26"/>
+          <w:szCs w:val="26"/>
+          <w:lang w:val="vi-VN"/>
+        </w:rPr>
+        <w:t xml:space="preserve">- </w:t>
+      </w:r>
+      <w:r>
+        <w:rPr>
+          <w:b w:val="0"/>
+          <w:bCs/>
+          <w:sz w:val="26"/>
+          <w:szCs w:val="26"/>
+          <w:lang w:val="vi-VN"/>
+        </w:rPr>
+        <w:t>Quản lý bảo trì - sửa chữa: Lưu trữ lịch sử bảo dưỡng, chi phí sửa chữa và theo dõi tiến độ khắc phục sự cố.</w:t>
+      </w:r>
+    </w:p>
+    <w:p>
+      <w:pPr>
+        <w:ind w:firstLine="578"/>
+        <w:jc w:val="both"/>
+        <w:rPr>
+          <w:b w:val="0"/>
+          <w:bCs/>
+          <w:sz w:val="26"/>
+          <w:szCs w:val="26"/>
+          <w:lang w:val="vi-VN"/>
+        </w:rPr>
+      </w:pPr>
+      <w:r>
+        <w:rPr>
+          <w:b w:val="0"/>
+          <w:bCs/>
+          <w:sz w:val="26"/>
+          <w:szCs w:val="26"/>
+          <w:lang w:val="vi-VN"/>
+        </w:rPr>
+        <w:t xml:space="preserve">- </w:t>
+      </w:r>
+      <w:r>
+        <w:rPr>
+          <w:b w:val="0"/>
+          <w:bCs/>
+          <w:sz w:val="26"/>
+          <w:szCs w:val="26"/>
+          <w:lang w:val="vi-VN"/>
+        </w:rPr>
+        <w:t>Báo cáo - Thống kê: Tự động xuất các báo cáo kiểm kê, thống kê danh mục thiết bị theo phòng, báo cáo tình trạng hư hỏng theo từng khoảng thời gian.</w:t>
+      </w:r>
+    </w:p>
+    <w:p>
+      <w:pPr>
+        <w:ind w:firstLine="578"/>
+        <w:jc w:val="both"/>
+        <w:rPr>
+          <w:b w:val="0"/>
+          <w:bCs/>
+          <w:sz w:val="26"/>
+          <w:szCs w:val="26"/>
+          <w:lang w:val="vi-VN"/>
+        </w:rPr>
+      </w:pPr>
+      <w:r>
+        <w:rPr>
+          <w:b w:val="0"/>
+          <w:bCs/>
+          <w:sz w:val="26"/>
+          <w:szCs w:val="26"/>
+          <w:lang w:val="vi-VN"/>
+        </w:rPr>
+        <w:t xml:space="preserve">- </w:t>
+      </w:r>
+      <w:r>
+        <w:rPr>
+          <w:b w:val="0"/>
+          <w:bCs/>
+          <w:sz w:val="26"/>
+          <w:szCs w:val="26"/>
+          <w:lang w:val="vi-VN"/>
+        </w:rPr>
+        <w:t>Đảm bảo an toàn thông tin: Phân quyền người dùng chi tiết (Ban quản lý khoa, Kỹ thuật viên phòng máy, Giảng viên, Sinh viên) để bảo mật dữ liệu.</w:t>
+      </w:r>
+    </w:p>
+    <w:p>
+      <w:pPr>
+        <w:pStyle w:val="u2"/>
+        <w:rPr>
+          <w:lang w:val="vi-VN"/>
+        </w:rPr>
+      </w:pPr>
+      <w:r>
+        <w:rPr>
+          <w:lang w:val="vi-VN"/>
+        </w:rPr>
+        <w:t xml:space="preserve">Đối tượng và phạm vi nghiên cứu </w:t>
+      </w:r>
+    </w:p>
+    <w:p>
+      <w:pPr>
+        <w:pStyle w:val="u3"/>
+        <w:rPr>
+          <w:lang w:val="vi-VN"/>
+        </w:rPr>
+      </w:pPr>
+      <w:r>
+        <w:rPr>
+          <w:lang w:val="vi-VN"/>
+        </w:rPr>
+        <w:t>Đối tượng nghiên cứu</w:t>
+      </w:r>
+    </w:p>
+    <w:p>
+      <w:pPr>
+        <w:ind w:firstLine="578"/>
+        <w:jc w:val="both"/>
+        <w:rPr>
+          <w:b w:val="0"/>
+          <w:bCs/>
+          <w:sz w:val="26"/>
+          <w:szCs w:val="26"/>
+          <w:lang w:val="vi-VN"/>
+        </w:rPr>
+      </w:pPr>
+      <w:r>
+        <w:rPr>
+          <w:b w:val="0"/>
+          <w:bCs/>
+          <w:lang w:val="vi-VN"/>
+        </w:rPr>
+        <w:t xml:space="preserve">- </w:t>
+      </w:r>
+      <w:r>
+        <w:rPr>
+          <w:b w:val="0"/>
+          <w:bCs/>
+          <w:sz w:val="26"/>
+          <w:szCs w:val="26"/>
+          <w:lang w:val="vi-VN"/>
+        </w:rPr>
+        <w:t>Đối tượng nghiệp vụ: Toàn bộ quy trình vận hành và quản lý tài sản thực tế tại Khoa Công nghệ thông tin, bao gồm: quy trình tiếp nhận, lưu trữ danh mục và phân bổ thiết bị theo phòng máy; quy trình tiếp nhận phản hồi sự cố, báo hỏng và theo dõi tiến độ bảo trì - sửa chữa; quy trình đăng ký mượn/trả, bàn giao thiết bị; cùng phương pháp kiểm kê, đối soát và lập báo cáo thống kê tài sản định kỳ.</w:t>
+      </w:r>
+    </w:p>
+    <w:p>
+      <w:pPr>
+        <w:ind w:firstLine="578"/>
+        <w:jc w:val="both"/>
+        <w:rPr>
+          <w:b w:val="0"/>
+          <w:bCs/>
+          <w:sz w:val="26"/>
+          <w:szCs w:val="26"/>
+          <w:lang w:val="vi-VN"/>
+        </w:rPr>
+      </w:pPr>
+      <w:r>
+        <w:rPr>
+          <w:b w:val="0"/>
+          <w:bCs/>
+          <w:sz w:val="26"/>
+          <w:szCs w:val="26"/>
+          <w:lang w:val="vi-VN"/>
+        </w:rPr>
+        <w:t xml:space="preserve">- </w:t>
+      </w:r>
+      <w:r>
+        <w:rPr>
+          <w:b w:val="0"/>
+          <w:bCs/>
+          <w:sz w:val="26"/>
+          <w:szCs w:val="26"/>
+          <w:lang w:val="vi-VN"/>
+        </w:rPr>
+        <w:t>Đối tượng kỹ thuật: Các giải pháp công nghệ và phương pháp luận phát triển phần mềm, bao gồm: phương pháp phân tích thiết kế hệ thống thông tin (mô hình hóa UML); kiến trúc phần mềm (mô hình MVC/</w:t>
+      </w:r>
+      <w:proofErr w:type="spellStart"/>
+      <w:r>
+        <w:rPr>
+          <w:b w:val="0"/>
+          <w:bCs/>
+          <w:sz w:val="26"/>
+          <w:szCs w:val="26"/>
+          <w:lang w:val="vi-VN"/>
+        </w:rPr>
+        <w:t>Client</w:t>
+      </w:r>
+      <w:proofErr w:type="spellEnd"/>
+      <w:r>
+        <w:rPr>
+          <w:b w:val="0"/>
+          <w:bCs/>
+          <w:sz w:val="26"/>
+          <w:szCs w:val="26"/>
+          <w:lang w:val="vi-VN"/>
+        </w:rPr>
+        <w:t xml:space="preserve">-Server); các ngôn ngữ lập trình, </w:t>
+      </w:r>
+      <w:proofErr w:type="spellStart"/>
+      <w:r>
+        <w:rPr>
+          <w:b w:val="0"/>
+          <w:bCs/>
+          <w:sz w:val="26"/>
+          <w:szCs w:val="26"/>
+          <w:lang w:val="vi-VN"/>
+        </w:rPr>
+        <w:t>framework</w:t>
+      </w:r>
+      <w:proofErr w:type="spellEnd"/>
+      <w:r>
+        <w:rPr>
+          <w:b w:val="0"/>
+          <w:bCs/>
+          <w:sz w:val="26"/>
+          <w:szCs w:val="26"/>
+          <w:lang w:val="vi-VN"/>
+        </w:rPr>
+        <w:t xml:space="preserve"> phát triển giao diện (</w:t>
+      </w:r>
+      <w:proofErr w:type="spellStart"/>
+      <w:r>
+        <w:rPr>
+          <w:b w:val="0"/>
+          <w:bCs/>
+          <w:sz w:val="26"/>
+          <w:szCs w:val="26"/>
+          <w:lang w:val="vi-VN"/>
+        </w:rPr>
+        <w:t>Frontend</w:t>
+      </w:r>
+      <w:proofErr w:type="spellEnd"/>
+      <w:r>
+        <w:rPr>
+          <w:b w:val="0"/>
+          <w:bCs/>
+          <w:sz w:val="26"/>
+          <w:szCs w:val="26"/>
+          <w:lang w:val="vi-VN"/>
+        </w:rPr>
+        <w:t xml:space="preserve">) và xử lý </w:t>
+      </w:r>
+      <w:proofErr w:type="spellStart"/>
+      <w:r>
+        <w:rPr>
+          <w:b w:val="0"/>
+          <w:bCs/>
+          <w:sz w:val="26"/>
+          <w:szCs w:val="26"/>
+          <w:lang w:val="vi-VN"/>
+        </w:rPr>
+        <w:t>logic</w:t>
+      </w:r>
+      <w:proofErr w:type="spellEnd"/>
+      <w:r>
+        <w:rPr>
+          <w:b w:val="0"/>
+          <w:bCs/>
+          <w:sz w:val="26"/>
+          <w:szCs w:val="26"/>
+          <w:lang w:val="vi-VN"/>
+        </w:rPr>
+        <w:t xml:space="preserve"> (</w:t>
+      </w:r>
+      <w:proofErr w:type="spellStart"/>
+      <w:r>
+        <w:rPr>
+          <w:b w:val="0"/>
+          <w:bCs/>
+          <w:sz w:val="26"/>
+          <w:szCs w:val="26"/>
+          <w:lang w:val="vi-VN"/>
+        </w:rPr>
+        <w:t>Backend</w:t>
+      </w:r>
+      <w:proofErr w:type="spellEnd"/>
+      <w:r>
+        <w:rPr>
+          <w:b w:val="0"/>
+          <w:bCs/>
+          <w:sz w:val="26"/>
+          <w:szCs w:val="26"/>
+          <w:lang w:val="vi-VN"/>
+        </w:rPr>
+        <w:t>); hệ quản trị cơ sở dữ liệu quan hệ (RDBMS); cùng các cơ chế mã hóa, phân quyền và bảo mật dữ liệu.</w:t>
+      </w:r>
+    </w:p>
+    <w:p>
+      <w:pPr>
+        <w:ind w:firstLine="578"/>
+        <w:jc w:val="both"/>
+        <w:rPr>
+          <w:b w:val="0"/>
+          <w:bCs/>
+          <w:sz w:val="26"/>
+          <w:szCs w:val="26"/>
+          <w:lang w:val="vi-VN"/>
+        </w:rPr>
+      </w:pPr>
+      <w:r>
+        <w:rPr>
+          <w:b w:val="0"/>
+          <w:bCs/>
+          <w:lang w:val="vi-VN"/>
+        </w:rPr>
+        <w:t xml:space="preserve">- </w:t>
+      </w:r>
+      <w:r>
+        <w:rPr>
+          <w:b w:val="0"/>
+          <w:bCs/>
+          <w:sz w:val="26"/>
+          <w:szCs w:val="26"/>
+          <w:lang w:val="vi-VN"/>
+        </w:rPr>
+        <w:t xml:space="preserve">Đối tượng sử </w:t>
+      </w:r>
+      <w:r>
+        <w:rPr>
+          <w:b w:val="0"/>
+          <w:bCs/>
+          <w:sz w:val="26"/>
+          <w:szCs w:val="26"/>
+          <w:lang w:val="vi-VN"/>
+        </w:rPr>
+        <w:t xml:space="preserve">dụng: </w:t>
+      </w:r>
+      <w:r>
+        <w:rPr>
+          <w:b w:val="0"/>
+          <w:bCs/>
+          <w:sz w:val="26"/>
+          <w:szCs w:val="26"/>
+          <w:lang w:val="vi-VN"/>
+        </w:rPr>
+        <w:t>Các nhóm người dùng trực tiếp tương tác với hệ thống tại Khoa CNTT, bao gồm: Ban quản lý/Lãnh đạo Khoa (xem báo cáo, phê duyệt), Cán bộ/Kỹ thuật viên phòng máy (quản lý, bảo trì, kiểm kê), Giảng viên và Sinh viên (tra cứu, gửi báo hỏng, đăng ký mượn/trả thiết bị).</w:t>
+      </w:r>
+    </w:p>
+    <w:p>
+      <w:pPr>
+        <w:pStyle w:val="u3"/>
+        <w:rPr>
+          <w:lang w:val="vi-VN"/>
+        </w:rPr>
+      </w:pPr>
+      <w:r>
+        <w:rPr>
+          <w:lang w:val="vi-VN"/>
+        </w:rPr>
+        <w:lastRenderedPageBreak/>
+        <w:t>Phạm vi nghiên cứu</w:t>
+      </w:r>
+    </w:p>
+    <w:p>
+      <w:pPr>
+        <w:ind w:firstLine="578"/>
+        <w:jc w:val="both"/>
+        <w:rPr>
+          <w:b w:val="0"/>
+          <w:bCs/>
+          <w:sz w:val="26"/>
+          <w:szCs w:val="26"/>
+          <w:lang w:val="vi-VN"/>
+        </w:rPr>
+      </w:pPr>
+      <w:r>
+        <w:rPr>
+          <w:b w:val="0"/>
+          <w:bCs/>
+          <w:lang w:val="vi-VN"/>
+        </w:rPr>
+        <w:t xml:space="preserve">- </w:t>
+      </w:r>
+      <w:r>
+        <w:rPr>
+          <w:b w:val="0"/>
+          <w:bCs/>
+          <w:sz w:val="26"/>
+          <w:szCs w:val="26"/>
+          <w:lang w:val="vi-VN"/>
+        </w:rPr>
+        <w:t>Phạm vi không gian: Áp dụng cho các phòng máy thực hành, phòng làm việc và kho lưu trữ thiết bị thuộc Khoa Công nghệ thông tin.</w:t>
+      </w:r>
+    </w:p>
+    <w:p>
+      <w:pPr>
+        <w:ind w:firstLine="578"/>
+        <w:jc w:val="both"/>
+        <w:rPr>
+          <w:b w:val="0"/>
+          <w:bCs/>
+          <w:sz w:val="26"/>
+          <w:szCs w:val="26"/>
+          <w:lang w:val="vi-VN"/>
+        </w:rPr>
+      </w:pPr>
+      <w:r>
+        <w:rPr>
+          <w:b w:val="0"/>
+          <w:bCs/>
+          <w:sz w:val="26"/>
+          <w:szCs w:val="26"/>
+          <w:lang w:val="vi-VN"/>
+        </w:rPr>
+        <w:t xml:space="preserve">- </w:t>
+      </w:r>
+      <w:r>
+        <w:rPr>
+          <w:b w:val="0"/>
+          <w:bCs/>
+          <w:sz w:val="26"/>
+          <w:szCs w:val="26"/>
+          <w:lang w:val="vi-VN"/>
+        </w:rPr>
+        <w:t>Phạm vi đối tượng sử dụng: Bao gồm Cán bộ quản lý thiết bị của Khoa, Kỹ thuật viên phòng máy, Giảng viên và Sinh viên thực hành.</w:t>
+      </w:r>
+    </w:p>
+    <w:p>
+      <w:pPr>
+        <w:ind w:firstLine="578"/>
+        <w:jc w:val="both"/>
+        <w:rPr>
+          <w:b w:val="0"/>
+          <w:bCs/>
+          <w:sz w:val="26"/>
+          <w:szCs w:val="26"/>
+          <w:lang w:val="vi-VN"/>
+        </w:rPr>
+      </w:pPr>
+      <w:r>
+        <w:rPr>
+          <w:b w:val="0"/>
+          <w:bCs/>
+          <w:sz w:val="26"/>
+          <w:szCs w:val="26"/>
+          <w:lang w:val="vi-VN"/>
+        </w:rPr>
+        <w:t xml:space="preserve">- </w:t>
+      </w:r>
+      <w:r>
+        <w:rPr>
+          <w:b w:val="0"/>
+          <w:bCs/>
+          <w:sz w:val="26"/>
+          <w:szCs w:val="26"/>
+          <w:lang w:val="vi-VN"/>
+        </w:rPr>
+        <w:t>Phạm vi tính năng: Tập trung vào các chức năng quản lý danh mục, quản lý vị trí, mượn/trả, báo sự cố, lịch sử bảo trì và báo cáo thống kê.</w:t>
+      </w:r>
+    </w:p>
+    <w:p>
+      <w:pPr>
+        <w:pStyle w:val="u2"/>
+        <w:rPr>
+          <w:lang w:val="vi-VN"/>
+        </w:rPr>
+      </w:pPr>
+      <w:r>
+        <w:rPr>
+          <w:lang w:val="vi-VN"/>
+        </w:rPr>
+        <w:t>Phương pháp nghiên cứu</w:t>
+      </w:r>
+    </w:p>
+    <w:p>
+      <w:pPr>
+        <w:ind w:firstLine="578"/>
+        <w:jc w:val="both"/>
+        <w:rPr>
+          <w:b w:val="0"/>
+          <w:bCs/>
+          <w:sz w:val="26"/>
+          <w:szCs w:val="26"/>
+          <w:lang w:val="vi-VN"/>
+        </w:rPr>
+      </w:pPr>
+      <w:r>
+        <w:rPr>
+          <w:b w:val="0"/>
+          <w:bCs/>
+          <w:sz w:val="26"/>
+          <w:szCs w:val="26"/>
+          <w:lang w:val="vi-VN"/>
+        </w:rPr>
+        <w:t xml:space="preserve">- </w:t>
+      </w:r>
+      <w:r>
+        <w:rPr>
+          <w:b w:val="0"/>
+          <w:bCs/>
+          <w:sz w:val="26"/>
+          <w:szCs w:val="26"/>
+          <w:lang w:val="vi-VN"/>
+        </w:rPr>
+        <w:t>Phương pháp nghiên cứu lý thuyết:</w:t>
+      </w:r>
+      <w:r>
+        <w:rPr>
+          <w:b w:val="0"/>
+          <w:bCs/>
+          <w:sz w:val="26"/>
+          <w:szCs w:val="26"/>
+          <w:lang w:val="vi-VN"/>
+        </w:rPr>
+        <w:t xml:space="preserve"> </w:t>
+      </w:r>
+      <w:r>
+        <w:rPr>
+          <w:b w:val="0"/>
+          <w:bCs/>
+          <w:sz w:val="26"/>
+          <w:szCs w:val="26"/>
+          <w:lang w:val="vi-VN"/>
+        </w:rPr>
+        <w:t xml:space="preserve">Tìm hiểu các tài liệu, chuẩn mực về quản lý tài sản công trong giáo </w:t>
+      </w:r>
+      <w:r>
+        <w:rPr>
+          <w:b w:val="0"/>
+          <w:bCs/>
+          <w:sz w:val="26"/>
+          <w:szCs w:val="26"/>
+          <w:lang w:val="vi-VN"/>
+        </w:rPr>
+        <w:t>dục, n</w:t>
+      </w:r>
+      <w:r>
+        <w:rPr>
+          <w:b w:val="0"/>
+          <w:bCs/>
+          <w:sz w:val="26"/>
+          <w:szCs w:val="26"/>
+          <w:lang w:val="vi-VN"/>
+        </w:rPr>
+        <w:t xml:space="preserve">ghiên cứu các công nghệ, </w:t>
+      </w:r>
+      <w:proofErr w:type="spellStart"/>
+      <w:r>
+        <w:rPr>
+          <w:b w:val="0"/>
+          <w:bCs/>
+          <w:sz w:val="26"/>
+          <w:szCs w:val="26"/>
+          <w:lang w:val="vi-VN"/>
+        </w:rPr>
+        <w:t>framework</w:t>
+      </w:r>
+      <w:proofErr w:type="spellEnd"/>
+      <w:r>
+        <w:rPr>
+          <w:b w:val="0"/>
+          <w:bCs/>
+          <w:sz w:val="26"/>
+          <w:szCs w:val="26"/>
+          <w:lang w:val="vi-VN"/>
+        </w:rPr>
+        <w:t xml:space="preserve"> phát triển phần mềm (</w:t>
+      </w:r>
+      <w:proofErr w:type="spellStart"/>
+      <w:r>
+        <w:rPr>
+          <w:b w:val="0"/>
+          <w:bCs/>
+          <w:sz w:val="26"/>
+          <w:szCs w:val="26"/>
+          <w:lang w:val="vi-VN"/>
+        </w:rPr>
+        <w:t>Frontend</w:t>
+      </w:r>
+      <w:proofErr w:type="spellEnd"/>
+      <w:r>
+        <w:rPr>
+          <w:b w:val="0"/>
+          <w:bCs/>
+          <w:sz w:val="26"/>
+          <w:szCs w:val="26"/>
+          <w:lang w:val="vi-VN"/>
+        </w:rPr>
+        <w:t xml:space="preserve">, </w:t>
+      </w:r>
+      <w:proofErr w:type="spellStart"/>
+      <w:r>
+        <w:rPr>
+          <w:b w:val="0"/>
+          <w:bCs/>
+          <w:sz w:val="26"/>
+          <w:szCs w:val="26"/>
+          <w:lang w:val="vi-VN"/>
+        </w:rPr>
+        <w:t>Backend</w:t>
+      </w:r>
+      <w:proofErr w:type="spellEnd"/>
+      <w:r>
+        <w:rPr>
+          <w:b w:val="0"/>
+          <w:bCs/>
+          <w:sz w:val="26"/>
+          <w:szCs w:val="26"/>
+          <w:lang w:val="vi-VN"/>
+        </w:rPr>
+        <w:t xml:space="preserve">, </w:t>
+      </w:r>
+      <w:proofErr w:type="spellStart"/>
+      <w:r>
+        <w:rPr>
+          <w:b w:val="0"/>
+          <w:bCs/>
+          <w:sz w:val="26"/>
+          <w:szCs w:val="26"/>
+          <w:lang w:val="vi-VN"/>
+        </w:rPr>
+        <w:t>Database</w:t>
+      </w:r>
+      <w:proofErr w:type="spellEnd"/>
+      <w:r>
+        <w:rPr>
+          <w:b w:val="0"/>
+          <w:bCs/>
+          <w:sz w:val="26"/>
+          <w:szCs w:val="26"/>
+          <w:lang w:val="vi-VN"/>
+        </w:rPr>
+        <w:t>).</w:t>
+      </w:r>
+    </w:p>
+    <w:p>
+      <w:pPr>
+        <w:ind w:firstLine="578"/>
+        <w:jc w:val="both"/>
+        <w:rPr>
+          <w:b w:val="0"/>
+          <w:bCs/>
+          <w:sz w:val="26"/>
+          <w:szCs w:val="26"/>
+          <w:lang w:val="vi-VN"/>
+        </w:rPr>
+      </w:pPr>
+      <w:r>
+        <w:rPr>
+          <w:b w:val="0"/>
+          <w:bCs/>
+          <w:sz w:val="26"/>
+          <w:szCs w:val="26"/>
+          <w:lang w:val="vi-VN"/>
+        </w:rPr>
+        <w:t xml:space="preserve">- </w:t>
+      </w:r>
+      <w:r>
+        <w:rPr>
+          <w:b w:val="0"/>
+          <w:bCs/>
+          <w:sz w:val="26"/>
+          <w:szCs w:val="26"/>
+          <w:lang w:val="vi-VN"/>
+        </w:rPr>
+        <w:t>Phương pháp khảo sát &amp; Thu thập thông tin:</w:t>
+      </w:r>
+      <w:r>
+        <w:rPr>
+          <w:b w:val="0"/>
+          <w:bCs/>
+          <w:sz w:val="26"/>
+          <w:szCs w:val="26"/>
+          <w:lang w:val="vi-VN"/>
+        </w:rPr>
+        <w:t xml:space="preserve"> </w:t>
+      </w:r>
+      <w:r>
+        <w:rPr>
+          <w:b w:val="0"/>
+          <w:bCs/>
+          <w:sz w:val="26"/>
+          <w:szCs w:val="26"/>
+          <w:lang w:val="vi-VN"/>
+        </w:rPr>
+        <w:t>Thực hiện khảo sát quy trình quản lý thực tế tại các phòng máy của Khoa CNTT.</w:t>
+      </w:r>
+      <w:r>
+        <w:rPr>
+          <w:b w:val="0"/>
+          <w:bCs/>
+          <w:sz w:val="26"/>
+          <w:szCs w:val="26"/>
+          <w:lang w:val="vi-VN"/>
+        </w:rPr>
+        <w:t xml:space="preserve"> </w:t>
+      </w:r>
+      <w:r>
+        <w:rPr>
+          <w:b w:val="0"/>
+          <w:bCs/>
+          <w:sz w:val="26"/>
+          <w:szCs w:val="26"/>
+          <w:lang w:val="vi-VN"/>
+        </w:rPr>
+        <w:t>Phỏng vấn trực tiếp cán bộ phụ trách phòng máy để ghi nhận khó khăn và nhu cầu tính năng.</w:t>
+      </w:r>
+    </w:p>
+    <w:p>
+      <w:pPr>
+        <w:ind w:firstLine="578"/>
+        <w:jc w:val="both"/>
+        <w:rPr>
+          <w:b w:val="0"/>
+          <w:bCs/>
+          <w:sz w:val="26"/>
+          <w:szCs w:val="26"/>
+          <w:lang w:val="vi-VN"/>
+        </w:rPr>
+      </w:pPr>
+      <w:r>
+        <w:rPr>
+          <w:b w:val="0"/>
+          <w:bCs/>
+          <w:sz w:val="26"/>
+          <w:szCs w:val="26"/>
+          <w:lang w:val="vi-VN"/>
+        </w:rPr>
+        <w:t xml:space="preserve">- </w:t>
+      </w:r>
+      <w:r>
+        <w:rPr>
+          <w:b w:val="0"/>
+          <w:bCs/>
+          <w:sz w:val="26"/>
+          <w:szCs w:val="26"/>
+          <w:lang w:val="vi-VN"/>
+        </w:rPr>
+        <w:t>Phương pháp phân tích &amp; Thiết kế hệ thống:</w:t>
+      </w:r>
+      <w:r>
+        <w:rPr>
+          <w:b w:val="0"/>
+          <w:bCs/>
+          <w:sz w:val="26"/>
+          <w:szCs w:val="26"/>
+          <w:lang w:val="vi-VN"/>
+        </w:rPr>
+        <w:t xml:space="preserve"> </w:t>
+      </w:r>
+      <w:r>
+        <w:rPr>
+          <w:b w:val="0"/>
+          <w:bCs/>
+          <w:sz w:val="26"/>
+          <w:szCs w:val="26"/>
+          <w:lang w:val="vi-VN"/>
+        </w:rPr>
+        <w:t xml:space="preserve">Sử dụng ngôn ngữ mô hình hóa UML để xây dựng biểu đồ </w:t>
+      </w:r>
+      <w:proofErr w:type="spellStart"/>
+      <w:r>
+        <w:rPr>
+          <w:b w:val="0"/>
+          <w:bCs/>
+          <w:sz w:val="26"/>
+          <w:szCs w:val="26"/>
+          <w:lang w:val="vi-VN"/>
+        </w:rPr>
+        <w:t>Use</w:t>
+      </w:r>
+      <w:proofErr w:type="spellEnd"/>
+      <w:r>
+        <w:rPr>
+          <w:b w:val="0"/>
+          <w:bCs/>
+          <w:sz w:val="26"/>
+          <w:szCs w:val="26"/>
+          <w:lang w:val="vi-VN"/>
+        </w:rPr>
+        <w:t xml:space="preserve"> </w:t>
+      </w:r>
+      <w:proofErr w:type="spellStart"/>
+      <w:r>
+        <w:rPr>
+          <w:b w:val="0"/>
+          <w:bCs/>
+          <w:sz w:val="26"/>
+          <w:szCs w:val="26"/>
+          <w:lang w:val="vi-VN"/>
+        </w:rPr>
+        <w:t>Case</w:t>
+      </w:r>
+      <w:proofErr w:type="spellEnd"/>
+      <w:r>
+        <w:rPr>
+          <w:b w:val="0"/>
+          <w:bCs/>
+          <w:sz w:val="26"/>
+          <w:szCs w:val="26"/>
+          <w:lang w:val="vi-VN"/>
+        </w:rPr>
+        <w:t xml:space="preserve">, </w:t>
+      </w:r>
+      <w:proofErr w:type="spellStart"/>
+      <w:r>
+        <w:rPr>
+          <w:b w:val="0"/>
+          <w:bCs/>
+          <w:sz w:val="26"/>
+          <w:szCs w:val="26"/>
+          <w:lang w:val="vi-VN"/>
+        </w:rPr>
+        <w:t>Sequence</w:t>
+      </w:r>
+      <w:proofErr w:type="spellEnd"/>
+      <w:r>
+        <w:rPr>
+          <w:b w:val="0"/>
+          <w:bCs/>
+          <w:sz w:val="26"/>
+          <w:szCs w:val="26"/>
+          <w:lang w:val="vi-VN"/>
+        </w:rPr>
+        <w:t xml:space="preserve"> </w:t>
+      </w:r>
+      <w:proofErr w:type="spellStart"/>
+      <w:r>
+        <w:rPr>
+          <w:b w:val="0"/>
+          <w:bCs/>
+          <w:sz w:val="26"/>
+          <w:szCs w:val="26"/>
+          <w:lang w:val="vi-VN"/>
+        </w:rPr>
+        <w:t>Diagram</w:t>
+      </w:r>
+      <w:proofErr w:type="spellEnd"/>
+      <w:r>
+        <w:rPr>
+          <w:b w:val="0"/>
+          <w:bCs/>
+          <w:sz w:val="26"/>
+          <w:szCs w:val="26"/>
+          <w:lang w:val="vi-VN"/>
+        </w:rPr>
+        <w:t xml:space="preserve">, </w:t>
+      </w:r>
+      <w:proofErr w:type="spellStart"/>
+      <w:r>
+        <w:rPr>
+          <w:b w:val="0"/>
+          <w:bCs/>
+          <w:sz w:val="26"/>
+          <w:szCs w:val="26"/>
+          <w:lang w:val="vi-VN"/>
+        </w:rPr>
+        <w:t>Class</w:t>
+      </w:r>
+      <w:proofErr w:type="spellEnd"/>
+      <w:r>
+        <w:rPr>
+          <w:b w:val="0"/>
+          <w:bCs/>
+          <w:sz w:val="26"/>
+          <w:szCs w:val="26"/>
+          <w:lang w:val="vi-VN"/>
+        </w:rPr>
+        <w:t xml:space="preserve"> </w:t>
+      </w:r>
+      <w:proofErr w:type="spellStart"/>
+      <w:r>
+        <w:rPr>
+          <w:b w:val="0"/>
+          <w:bCs/>
+          <w:sz w:val="26"/>
+          <w:szCs w:val="26"/>
+          <w:lang w:val="vi-VN"/>
+        </w:rPr>
+        <w:t>Diagram</w:t>
+      </w:r>
+      <w:proofErr w:type="spellEnd"/>
+      <w:r>
+        <w:rPr>
+          <w:b w:val="0"/>
+          <w:bCs/>
+          <w:sz w:val="26"/>
+          <w:szCs w:val="26"/>
+          <w:lang w:val="vi-VN"/>
+        </w:rPr>
+        <w:t>, ERD...</w:t>
+      </w:r>
+    </w:p>
+    <w:p>
+      <w:pPr>
+        <w:ind w:firstLine="578"/>
+        <w:jc w:val="both"/>
+        <w:rPr>
+          <w:b w:val="0"/>
+          <w:bCs/>
+          <w:sz w:val="26"/>
+          <w:szCs w:val="26"/>
+          <w:lang w:val="vi-VN"/>
+        </w:rPr>
+      </w:pPr>
+      <w:r>
+        <w:rPr>
+          <w:b w:val="0"/>
+          <w:bCs/>
+          <w:sz w:val="26"/>
+          <w:szCs w:val="26"/>
+          <w:lang w:val="vi-VN"/>
+        </w:rPr>
+        <w:t xml:space="preserve">- </w:t>
+      </w:r>
+      <w:r>
+        <w:rPr>
+          <w:b w:val="0"/>
+          <w:bCs/>
+          <w:sz w:val="26"/>
+          <w:szCs w:val="26"/>
+          <w:lang w:val="vi-VN"/>
+        </w:rPr>
+        <w:t xml:space="preserve"> Phương pháp thực nghiệm:</w:t>
+      </w:r>
+      <w:r>
+        <w:rPr>
+          <w:b w:val="0"/>
+          <w:bCs/>
+          <w:sz w:val="26"/>
+          <w:szCs w:val="26"/>
+          <w:lang w:val="vi-VN"/>
+        </w:rPr>
+        <w:t xml:space="preserve"> </w:t>
+      </w:r>
+      <w:r>
+        <w:rPr>
+          <w:b w:val="0"/>
+          <w:bCs/>
+          <w:sz w:val="26"/>
+          <w:szCs w:val="26"/>
+          <w:lang w:val="vi-VN"/>
+        </w:rPr>
+        <w:t xml:space="preserve">Lập trình xây dựng phần mềm chạy </w:t>
+      </w:r>
+      <w:r>
+        <w:rPr>
+          <w:b w:val="0"/>
+          <w:bCs/>
+          <w:sz w:val="26"/>
+          <w:szCs w:val="26"/>
+          <w:lang w:val="vi-VN"/>
+        </w:rPr>
+        <w:t>thử, k</w:t>
+      </w:r>
+      <w:r>
+        <w:rPr>
+          <w:b w:val="0"/>
+          <w:bCs/>
+          <w:sz w:val="26"/>
+          <w:szCs w:val="26"/>
+          <w:lang w:val="vi-VN"/>
+        </w:rPr>
+        <w:t>iểm thử tính năng và thu thập phản hồi từ người dùng thực tế để hoàn thiện hệ thống.</w:t>
+      </w:r>
+    </w:p>
+    <w:p>
+      <w:pPr>
+        <w:pStyle w:val="u2"/>
+        <w:rPr>
+          <w:lang w:val="vi-VN"/>
+        </w:rPr>
+      </w:pPr>
+      <w:r>
+        <w:rPr>
+          <w:lang w:val="vi-VN"/>
+        </w:rPr>
+        <w:t xml:space="preserve">Ý nghĩa thực tiễn </w:t>
+      </w:r>
+    </w:p>
+    <w:p>
+      <w:pPr>
+        <w:ind w:firstLine="578"/>
+        <w:jc w:val="both"/>
+        <w:rPr>
+          <w:b w:val="0"/>
+          <w:bCs/>
+          <w:sz w:val="26"/>
+          <w:szCs w:val="26"/>
+          <w:lang w:val="vi-VN"/>
+        </w:rPr>
+      </w:pPr>
+      <w:r>
+        <w:rPr>
+          <w:b w:val="0"/>
+          <w:bCs/>
+          <w:sz w:val="26"/>
+          <w:szCs w:val="26"/>
+          <w:lang w:val="vi-VN"/>
+        </w:rPr>
+        <w:t xml:space="preserve">- </w:t>
+      </w:r>
+      <w:r>
+        <w:rPr>
+          <w:b w:val="0"/>
+          <w:bCs/>
+          <w:sz w:val="26"/>
+          <w:szCs w:val="26"/>
+          <w:lang w:val="vi-VN"/>
+        </w:rPr>
+        <w:t>Đối với Khoa CNTT:</w:t>
+      </w:r>
+      <w:r>
+        <w:rPr>
+          <w:b w:val="0"/>
+          <w:bCs/>
+          <w:sz w:val="26"/>
+          <w:szCs w:val="26"/>
+          <w:lang w:val="vi-VN"/>
+        </w:rPr>
+        <w:t xml:space="preserve"> </w:t>
+      </w:r>
+      <w:r>
+        <w:rPr>
+          <w:b w:val="0"/>
+          <w:bCs/>
+          <w:sz w:val="26"/>
+          <w:szCs w:val="26"/>
+          <w:lang w:val="vi-VN"/>
+        </w:rPr>
+        <w:t>Giúp Ban chủ nhiệm Khoa nắm bắt chính xác, tức thời tình trạng vật tư, thiết bị hiện có để có kế hoạch mua sắm, nâng cấp hợp lý.</w:t>
+      </w:r>
+    </w:p>
+    <w:p>
+      <w:pPr>
+        <w:ind w:firstLine="578"/>
+        <w:jc w:val="both"/>
+        <w:rPr>
+          <w:b w:val="0"/>
+          <w:bCs/>
+          <w:sz w:val="26"/>
+          <w:szCs w:val="26"/>
+          <w:lang w:val="vi-VN"/>
+        </w:rPr>
+      </w:pPr>
+      <w:r>
+        <w:rPr>
+          <w:b w:val="0"/>
+          <w:bCs/>
+          <w:sz w:val="26"/>
+          <w:szCs w:val="26"/>
+          <w:lang w:val="vi-VN"/>
+        </w:rPr>
+        <w:t xml:space="preserve">- </w:t>
+      </w:r>
+      <w:r>
+        <w:rPr>
+          <w:b w:val="0"/>
+          <w:bCs/>
+          <w:sz w:val="26"/>
+          <w:szCs w:val="26"/>
+          <w:lang w:val="vi-VN"/>
+        </w:rPr>
+        <w:t>Giảm thiểu nguy cơ thất lạc, hư hỏng tài sản không rõ nguyên nhân.</w:t>
+      </w:r>
+    </w:p>
+    <w:p>
+      <w:pPr>
+        <w:ind w:firstLine="578"/>
+        <w:jc w:val="both"/>
+        <w:rPr>
+          <w:b w:val="0"/>
+          <w:bCs/>
+          <w:sz w:val="26"/>
+          <w:szCs w:val="26"/>
+          <w:lang w:val="vi-VN"/>
+        </w:rPr>
+      </w:pPr>
+      <w:r>
+        <w:rPr>
+          <w:b w:val="0"/>
+          <w:bCs/>
+          <w:sz w:val="26"/>
+          <w:szCs w:val="26"/>
+          <w:lang w:val="vi-VN"/>
+        </w:rPr>
+        <w:t xml:space="preserve">- </w:t>
+      </w:r>
+      <w:r>
+        <w:rPr>
+          <w:b w:val="0"/>
+          <w:bCs/>
+          <w:sz w:val="26"/>
+          <w:szCs w:val="26"/>
+          <w:lang w:val="vi-VN"/>
+        </w:rPr>
+        <w:t>Đối với Cán bộ/Kỹ thuật viên quản lý:</w:t>
+      </w:r>
+      <w:r>
+        <w:rPr>
+          <w:b w:val="0"/>
+          <w:bCs/>
+          <w:sz w:val="26"/>
+          <w:szCs w:val="26"/>
+          <w:lang w:val="vi-VN"/>
+        </w:rPr>
+        <w:t xml:space="preserve"> </w:t>
+      </w:r>
+      <w:r>
+        <w:rPr>
+          <w:b w:val="0"/>
+          <w:bCs/>
+          <w:sz w:val="26"/>
+          <w:szCs w:val="26"/>
+          <w:lang w:val="vi-VN"/>
+        </w:rPr>
+        <w:t>Tiết kiệm tới 60-70% thời gian kiểm kê và lập báo cáo so với phương pháp thủ công.</w:t>
+      </w:r>
+    </w:p>
+    <w:p>
+      <w:pPr>
+        <w:ind w:firstLine="578"/>
+        <w:jc w:val="both"/>
+        <w:rPr>
+          <w:b w:val="0"/>
+          <w:bCs/>
+          <w:sz w:val="26"/>
+          <w:szCs w:val="26"/>
+          <w:lang w:val="vi-VN"/>
+        </w:rPr>
+      </w:pPr>
+      <w:r>
+        <w:rPr>
+          <w:b w:val="0"/>
+          <w:bCs/>
+          <w:sz w:val="26"/>
+          <w:szCs w:val="26"/>
+          <w:lang w:val="vi-VN"/>
+        </w:rPr>
+        <w:t xml:space="preserve">- </w:t>
+      </w:r>
+      <w:r>
+        <w:rPr>
+          <w:b w:val="0"/>
+          <w:bCs/>
+          <w:sz w:val="26"/>
+          <w:szCs w:val="26"/>
+          <w:lang w:val="vi-VN"/>
+        </w:rPr>
+        <w:t>Dễ dàng tiếp nhận và xử lý yêu cầu sửa chữa thiết bị từ các phòng máy.</w:t>
+      </w:r>
+    </w:p>
+    <w:p>
+      <w:pPr>
+        <w:ind w:firstLine="578"/>
+        <w:jc w:val="both"/>
+        <w:rPr>
+          <w:b w:val="0"/>
+          <w:bCs/>
+          <w:sz w:val="26"/>
+          <w:szCs w:val="26"/>
+          <w:lang w:val="vi-VN"/>
+        </w:rPr>
+      </w:pPr>
+      <w:r>
+        <w:rPr>
+          <w:b w:val="0"/>
+          <w:bCs/>
+          <w:sz w:val="26"/>
+          <w:szCs w:val="26"/>
+          <w:lang w:val="vi-VN"/>
+        </w:rPr>
+        <w:t xml:space="preserve">- </w:t>
+      </w:r>
+      <w:r>
+        <w:rPr>
+          <w:b w:val="0"/>
+          <w:bCs/>
+          <w:sz w:val="26"/>
+          <w:szCs w:val="26"/>
+          <w:lang w:val="vi-VN"/>
+        </w:rPr>
+        <w:t>Đối với Giảng viên &amp; Sinh viên:</w:t>
+      </w:r>
+      <w:r>
+        <w:rPr>
+          <w:b w:val="0"/>
+          <w:bCs/>
+          <w:sz w:val="26"/>
+          <w:szCs w:val="26"/>
+          <w:lang w:val="vi-VN"/>
+        </w:rPr>
+        <w:t xml:space="preserve"> </w:t>
+      </w:r>
+      <w:r>
+        <w:rPr>
+          <w:b w:val="0"/>
+          <w:bCs/>
+          <w:sz w:val="26"/>
+          <w:szCs w:val="26"/>
+          <w:lang w:val="vi-VN"/>
+        </w:rPr>
+        <w:t>Chủ động tra cứu thiết bị sẵn có, đăng ký mượn/trả hoặc phản hồi sự cố nhanh chóng, phục vụ tốt cho công tác giảng dạy và học tập.</w:t>
+      </w:r>
+    </w:p>
+    <w:p>
+      <w:pPr>
+        <w:pStyle w:val="u1"/>
+        <w:rPr>
+          <w:lang w:val="vi-VN"/>
+        </w:rPr>
+      </w:pPr>
+      <w:r>
+        <w:rPr>
+          <w:lang w:val="vi-VN"/>
+        </w:rPr>
+        <w:lastRenderedPageBreak/>
+        <w:t>: CƠ SỞ LÝ THUYẾT VÀ CÔNG NGHỆ SỬ DỤNG</w:t>
+      </w:r>
+    </w:p>
+    <w:p>
+      <w:pPr>
+        <w:pStyle w:val="u2"/>
+        <w:rPr>
+          <w:lang w:val="vi-VN"/>
+        </w:rPr>
+      </w:pPr>
+    </w:p>
+    <w:p>
+      <w:pPr>
+        <w:pStyle w:val="u2"/>
+        <w:rPr>
+          <w:lang w:val="vi-VN"/>
+        </w:rPr>
+      </w:pPr>
+      <w:r>
+        <w:rPr>
+          <w:lang w:val="vi-VN"/>
+        </w:rPr>
+        <w:t xml:space="preserve">Ngôn ngữ kịch bản phía </w:t>
+      </w:r>
+      <w:proofErr w:type="spellStart"/>
+      <w:r>
+        <w:rPr>
+          <w:lang w:val="vi-VN"/>
+        </w:rPr>
+        <w:t>Sever</w:t>
+      </w:r>
+      <w:proofErr w:type="spellEnd"/>
+      <w:r>
+        <w:rPr>
+          <w:lang w:val="vi-VN"/>
+        </w:rPr>
+        <w:t xml:space="preserve"> </w:t>
+      </w:r>
+    </w:p>
+    <w:p>
+      <w:pPr>
+        <w:ind w:firstLine="578"/>
+        <w:jc w:val="both"/>
+        <w:rPr>
+          <w:b w:val="0"/>
+          <w:bCs/>
+          <w:sz w:val="26"/>
+          <w:szCs w:val="26"/>
+          <w:lang w:val="vi-VN"/>
+        </w:rPr>
+      </w:pPr>
+      <w:r>
+        <w:rPr>
+          <w:b w:val="0"/>
+          <w:bCs/>
+          <w:sz w:val="26"/>
+          <w:szCs w:val="26"/>
+          <w:lang w:val="vi-VN"/>
+        </w:rPr>
+        <w:t xml:space="preserve">Ngôn ngữ kịch bản phía Server là các ngôn ngữ lập trình mà mã nguồn của chúng được thực thi hoàn toàn trên máy </w:t>
+      </w:r>
+      <w:r>
+        <w:rPr>
+          <w:b w:val="0"/>
+          <w:bCs/>
+          <w:sz w:val="26"/>
+          <w:szCs w:val="26"/>
+          <w:lang w:val="vi-VN"/>
+        </w:rPr>
+        <w:t>chủ.</w:t>
+      </w:r>
+      <w:r>
+        <w:rPr>
+          <w:b w:val="0"/>
+          <w:bCs/>
+          <w:sz w:val="26"/>
+          <w:szCs w:val="26"/>
+          <w:lang w:val="vi-VN"/>
+        </w:rPr>
+        <w:t xml:space="preserve"> Khi người dùng thực hiện một thao tác trên trình duyệt (</w:t>
+      </w:r>
+      <w:proofErr w:type="spellStart"/>
+      <w:r>
+        <w:rPr>
+          <w:b w:val="0"/>
+          <w:bCs/>
+          <w:sz w:val="26"/>
+          <w:szCs w:val="26"/>
+          <w:lang w:val="vi-VN"/>
+        </w:rPr>
+        <w:t>Client</w:t>
+      </w:r>
+      <w:proofErr w:type="spellEnd"/>
+      <w:r>
+        <w:rPr>
+          <w:b w:val="0"/>
+          <w:bCs/>
+          <w:sz w:val="26"/>
+          <w:szCs w:val="26"/>
+          <w:lang w:val="vi-VN"/>
+        </w:rPr>
+        <w:t>), một yêu cầu (</w:t>
+      </w:r>
+      <w:proofErr w:type="spellStart"/>
+      <w:r>
+        <w:rPr>
+          <w:b w:val="0"/>
+          <w:bCs/>
+          <w:sz w:val="26"/>
+          <w:szCs w:val="26"/>
+          <w:lang w:val="vi-VN"/>
+        </w:rPr>
+        <w:t>Request</w:t>
+      </w:r>
+      <w:proofErr w:type="spellEnd"/>
+      <w:r>
+        <w:rPr>
+          <w:b w:val="0"/>
+          <w:bCs/>
+          <w:sz w:val="26"/>
+          <w:szCs w:val="26"/>
+          <w:lang w:val="vi-VN"/>
+        </w:rPr>
+        <w:t xml:space="preserve">) sẽ được gửi tới Server. Tại đây, kịch bản phía Server sẽ tiếp nhận, xử lý các truy vấn </w:t>
+      </w:r>
+      <w:proofErr w:type="spellStart"/>
+      <w:r>
+        <w:rPr>
+          <w:b w:val="0"/>
+          <w:bCs/>
+          <w:sz w:val="26"/>
+          <w:szCs w:val="26"/>
+          <w:lang w:val="vi-VN"/>
+        </w:rPr>
+        <w:t>logic</w:t>
+      </w:r>
+      <w:proofErr w:type="spellEnd"/>
+      <w:r>
+        <w:rPr>
+          <w:b w:val="0"/>
+          <w:bCs/>
+          <w:sz w:val="26"/>
+          <w:szCs w:val="26"/>
+          <w:lang w:val="vi-VN"/>
+        </w:rPr>
+        <w:t>, tương tác với Cơ sở dữ liệu (CSDL) để trích xuất hoặc ghi nhận dữ liệu, sau đó sinh ra kết quả (thường là HTML, JSON hoặc XML) để phản hồi (</w:t>
+      </w:r>
+      <w:proofErr w:type="spellStart"/>
+      <w:r>
+        <w:rPr>
+          <w:b w:val="0"/>
+          <w:bCs/>
+          <w:sz w:val="26"/>
+          <w:szCs w:val="26"/>
+          <w:lang w:val="vi-VN"/>
+        </w:rPr>
+        <w:t>Response</w:t>
+      </w:r>
+      <w:proofErr w:type="spellEnd"/>
+      <w:r>
+        <w:rPr>
+          <w:b w:val="0"/>
+          <w:bCs/>
+          <w:sz w:val="26"/>
+          <w:szCs w:val="26"/>
+          <w:lang w:val="vi-VN"/>
+        </w:rPr>
+        <w:t>) về cho máy khách hiển thị.</w:t>
+      </w:r>
+    </w:p>
+    <w:p>
+      <w:pPr>
+        <w:pStyle w:val="u3"/>
+        <w:rPr>
+          <w:lang w:val="vi-VN"/>
+        </w:rPr>
+      </w:pPr>
+      <w:r>
+        <w:rPr>
+          <w:lang w:val="vi-VN"/>
+        </w:rPr>
+        <w:t>Vai trò trong Hệ thống Quản lý Thiết bị Khoa CNTT</w:t>
+      </w:r>
+    </w:p>
+    <w:p>
+      <w:pPr>
+        <w:ind w:firstLine="720"/>
+        <w:jc w:val="both"/>
+        <w:rPr>
+          <w:b w:val="0"/>
+          <w:sz w:val="26"/>
+          <w:szCs w:val="26"/>
+          <w:lang w:val="vi-VN"/>
+        </w:rPr>
+      </w:pPr>
+      <w:r>
+        <w:rPr>
+          <w:bCs/>
+          <w:lang w:val="vi-VN"/>
+        </w:rPr>
+        <w:t>-</w:t>
+      </w:r>
+      <w:r>
+        <w:rPr>
+          <w:bCs/>
+          <w:lang w:val="vi-VN"/>
+        </w:rPr>
+        <w:t xml:space="preserve"> </w:t>
+      </w:r>
+      <w:r>
+        <w:rPr>
+          <w:b w:val="0"/>
+          <w:sz w:val="26"/>
+          <w:szCs w:val="26"/>
+          <w:lang w:val="vi-VN"/>
+        </w:rPr>
+        <w:t xml:space="preserve">Xử lý </w:t>
+      </w:r>
+      <w:proofErr w:type="spellStart"/>
+      <w:r>
+        <w:rPr>
+          <w:b w:val="0"/>
+          <w:sz w:val="26"/>
+          <w:szCs w:val="26"/>
+          <w:lang w:val="vi-VN"/>
+        </w:rPr>
+        <w:t>logic</w:t>
+      </w:r>
+      <w:proofErr w:type="spellEnd"/>
+      <w:r>
+        <w:rPr>
+          <w:b w:val="0"/>
+          <w:sz w:val="26"/>
+          <w:szCs w:val="26"/>
+          <w:lang w:val="vi-VN"/>
+        </w:rPr>
+        <w:t xml:space="preserve"> nghiệp vụ: Kiểm tra điều kiện mượn/trả thiết bị, xác nhận báo hỏng, tính toán lịch bảo trì định kỳ và tự động cập nhật trạng thái thiết</w:t>
+      </w:r>
+      <w:r>
+        <w:rPr>
+          <w:b w:val="0"/>
+          <w:sz w:val="26"/>
+          <w:szCs w:val="26"/>
+          <w:lang w:val="vi-VN"/>
+        </w:rPr>
+        <w:t xml:space="preserve"> bị.</w:t>
+      </w:r>
+    </w:p>
+    <w:p>
+      <w:pPr>
+        <w:ind w:firstLine="720"/>
+        <w:jc w:val="both"/>
+        <w:rPr>
+          <w:b w:val="0"/>
+          <w:bCs/>
+          <w:sz w:val="26"/>
+          <w:szCs w:val="26"/>
+          <w:lang w:val="vi-VN"/>
+        </w:rPr>
+      </w:pPr>
+      <w:r>
+        <w:rPr>
+          <w:b w:val="0"/>
+          <w:sz w:val="26"/>
+          <w:szCs w:val="26"/>
+          <w:lang w:val="vi-VN"/>
+        </w:rPr>
+        <w:t xml:space="preserve">- </w:t>
+      </w:r>
+      <w:r>
+        <w:rPr>
+          <w:b w:val="0"/>
+          <w:bCs/>
+          <w:sz w:val="26"/>
+          <w:szCs w:val="26"/>
+          <w:lang w:val="vi-VN"/>
+        </w:rPr>
+        <w:t>Tương tác với Cơ sở dữ liệu: Thực hiện các thao tác thêm, xóa, sửa, truy vấn dữ liệu tài sản, lịch sử sự cố và tài khoản người dùng thông qua hệ quản trị CSDL SQL Server.</w:t>
+      </w:r>
+    </w:p>
+    <w:p>
+      <w:pPr>
+        <w:ind w:firstLine="720"/>
+        <w:jc w:val="both"/>
+        <w:rPr>
+          <w:b w:val="0"/>
+          <w:bCs/>
+          <w:sz w:val="26"/>
+          <w:szCs w:val="26"/>
+          <w:lang w:val="vi-VN"/>
+        </w:rPr>
+      </w:pPr>
+      <w:r>
+        <w:rPr>
+          <w:b w:val="0"/>
+          <w:bCs/>
+          <w:sz w:val="26"/>
+          <w:szCs w:val="26"/>
+          <w:lang w:val="vi-VN"/>
+        </w:rPr>
+        <w:t xml:space="preserve">- </w:t>
+      </w:r>
+      <w:r>
+        <w:rPr>
+          <w:b w:val="0"/>
+          <w:bCs/>
+          <w:sz w:val="26"/>
+          <w:szCs w:val="26"/>
+          <w:lang w:val="vi-VN"/>
+        </w:rPr>
+        <w:t>Xác thực và Phân quyền: Kiểm tra quyền hạn của từng nhóm người dùng trước khi cho phép thực thi các chức năng nhạy cảm như kiểm kê hay thanh lý tài sản.</w:t>
+      </w:r>
+    </w:p>
+    <w:p>
+      <w:pPr>
+        <w:pStyle w:val="u3"/>
+        <w:rPr>
+          <w:lang w:val="vi-VN"/>
+        </w:rPr>
+      </w:pPr>
+      <w:proofErr w:type="spellStart"/>
+      <w:r>
+        <w:t>Ngôn</w:t>
+      </w:r>
+      <w:proofErr w:type="spellEnd"/>
+      <w:r>
+        <w:t xml:space="preserve"> </w:t>
+      </w:r>
+      <w:proofErr w:type="spellStart"/>
+      <w:r>
+        <w:t>ngữ</w:t>
+      </w:r>
+      <w:proofErr w:type="spellEnd"/>
+      <w:r>
+        <w:t xml:space="preserve"> </w:t>
+      </w:r>
+      <w:proofErr w:type="spellStart"/>
+      <w:r>
+        <w:t>lập</w:t>
+      </w:r>
+      <w:proofErr w:type="spellEnd"/>
+      <w:r>
+        <w:t xml:space="preserve"> </w:t>
+      </w:r>
+      <w:proofErr w:type="spellStart"/>
+      <w:r>
+        <w:t>trình</w:t>
+      </w:r>
+      <w:proofErr w:type="spellEnd"/>
+      <w:r>
+        <w:t xml:space="preserve"> </w:t>
+      </w:r>
+      <w:proofErr w:type="spellStart"/>
+      <w:r>
+        <w:t>và</w:t>
+      </w:r>
+      <w:proofErr w:type="spellEnd"/>
+      <w:r>
+        <w:t xml:space="preserve"> Framework Backend</w:t>
+      </w:r>
+    </w:p>
+    <w:p>
+      <w:pPr>
+        <w:ind w:left="720"/>
+        <w:jc w:val="both"/>
+        <w:rPr>
+          <w:b w:val="0"/>
+          <w:sz w:val="26"/>
+          <w:szCs w:val="26"/>
+          <w:lang w:val="vi-VN"/>
+        </w:rPr>
+      </w:pPr>
+      <w:r>
+        <w:rPr>
+          <w:b w:val="0"/>
+          <w:sz w:val="26"/>
+          <w:szCs w:val="26"/>
+          <w:lang w:val="vi-VN"/>
+        </w:rPr>
+        <w:t>Ngôn ngữ C#: Ngôn ngữ lập trình hướng đối tượng mạnh mẽ, an toàn kiểu dữ liệu và cung cấp hiệu năng xử lý cao, đáp ứng tốt việc xây dựng các ứng dụng quản lý quy mô vừa và lớn.</w:t>
+      </w:r>
+    </w:p>
+    <w:p>
+      <w:pPr>
+        <w:ind w:left="720"/>
+        <w:jc w:val="both"/>
+        <w:rPr>
+          <w:b w:val="0"/>
+          <w:bCs/>
+          <w:sz w:val="26"/>
+          <w:szCs w:val="26"/>
+          <w:lang w:val="vi-VN"/>
+        </w:rPr>
+      </w:pPr>
+      <w:r>
+        <w:rPr>
+          <w:b w:val="0"/>
+          <w:bCs/>
+          <w:sz w:val="26"/>
+          <w:szCs w:val="26"/>
+          <w:lang w:val="vi-VN"/>
+        </w:rPr>
+        <w:t xml:space="preserve">ASP.NET </w:t>
+      </w:r>
+      <w:proofErr w:type="spellStart"/>
+      <w:r>
+        <w:rPr>
+          <w:b w:val="0"/>
+          <w:bCs/>
+          <w:sz w:val="26"/>
+          <w:szCs w:val="26"/>
+          <w:lang w:val="vi-VN"/>
+        </w:rPr>
+        <w:t>Core</w:t>
+      </w:r>
+      <w:proofErr w:type="spellEnd"/>
+      <w:r>
+        <w:rPr>
+          <w:b w:val="0"/>
+          <w:bCs/>
+          <w:sz w:val="26"/>
+          <w:szCs w:val="26"/>
+          <w:lang w:val="vi-VN"/>
+        </w:rPr>
+        <w:t xml:space="preserve"> (.NET 8.0): </w:t>
+      </w:r>
+      <w:proofErr w:type="spellStart"/>
+      <w:r>
+        <w:rPr>
+          <w:b w:val="0"/>
+          <w:bCs/>
+          <w:sz w:val="26"/>
+          <w:szCs w:val="26"/>
+          <w:lang w:val="vi-VN"/>
+        </w:rPr>
+        <w:t>Framework</w:t>
+      </w:r>
+      <w:proofErr w:type="spellEnd"/>
+      <w:r>
+        <w:rPr>
+          <w:b w:val="0"/>
+          <w:bCs/>
+          <w:sz w:val="26"/>
+          <w:szCs w:val="26"/>
+          <w:lang w:val="vi-VN"/>
+        </w:rPr>
+        <w:t xml:space="preserve"> mã nguồn mở, đa nền tảng hiện đại của Microsoft. </w:t>
+      </w:r>
+      <w:proofErr w:type="spellStart"/>
+      <w:r>
+        <w:rPr>
+          <w:b w:val="0"/>
+          <w:bCs/>
+          <w:sz w:val="26"/>
+          <w:szCs w:val="26"/>
+          <w:lang w:val="vi-VN"/>
+        </w:rPr>
+        <w:t>Framework</w:t>
+      </w:r>
+      <w:proofErr w:type="spellEnd"/>
+      <w:r>
+        <w:rPr>
+          <w:b w:val="0"/>
+          <w:bCs/>
+          <w:sz w:val="26"/>
+          <w:szCs w:val="26"/>
+          <w:lang w:val="vi-VN"/>
+        </w:rPr>
+        <w:t xml:space="preserve"> này hỗ trợ xây dựng các ứng dụng </w:t>
+      </w:r>
+      <w:proofErr w:type="spellStart"/>
+      <w:r>
+        <w:rPr>
+          <w:b w:val="0"/>
+          <w:bCs/>
+          <w:sz w:val="26"/>
+          <w:szCs w:val="26"/>
+          <w:lang w:val="vi-VN"/>
+        </w:rPr>
+        <w:t>Web</w:t>
+      </w:r>
+      <w:proofErr w:type="spellEnd"/>
+      <w:r>
+        <w:rPr>
+          <w:b w:val="0"/>
+          <w:bCs/>
+          <w:sz w:val="26"/>
+          <w:szCs w:val="26"/>
+          <w:lang w:val="vi-VN"/>
+        </w:rPr>
+        <w:t xml:space="preserve"> và </w:t>
+      </w:r>
+      <w:proofErr w:type="spellStart"/>
+      <w:r>
+        <w:rPr>
+          <w:b w:val="0"/>
+          <w:bCs/>
+          <w:sz w:val="26"/>
+          <w:szCs w:val="26"/>
+          <w:lang w:val="vi-VN"/>
+        </w:rPr>
+        <w:t>RESTful</w:t>
+      </w:r>
+      <w:proofErr w:type="spellEnd"/>
+      <w:r>
+        <w:rPr>
+          <w:b w:val="0"/>
+          <w:bCs/>
+          <w:sz w:val="26"/>
+          <w:szCs w:val="26"/>
+          <w:lang w:val="vi-VN"/>
+        </w:rPr>
+        <w:t xml:space="preserve"> API với hiệu năng xử lý tối ưu, cơ chế </w:t>
+      </w:r>
+      <w:proofErr w:type="spellStart"/>
+      <w:r>
+        <w:rPr>
+          <w:b w:val="0"/>
+          <w:bCs/>
+          <w:sz w:val="26"/>
+          <w:szCs w:val="26"/>
+          <w:lang w:val="vi-VN"/>
+        </w:rPr>
+        <w:t>Dependency</w:t>
+      </w:r>
+      <w:proofErr w:type="spellEnd"/>
+      <w:r>
+        <w:rPr>
+          <w:b w:val="0"/>
+          <w:bCs/>
+          <w:sz w:val="26"/>
+          <w:szCs w:val="26"/>
+          <w:lang w:val="vi-VN"/>
+        </w:rPr>
+        <w:t xml:space="preserve"> </w:t>
+      </w:r>
+      <w:proofErr w:type="spellStart"/>
+      <w:r>
+        <w:rPr>
+          <w:b w:val="0"/>
+          <w:bCs/>
+          <w:sz w:val="26"/>
+          <w:szCs w:val="26"/>
+          <w:lang w:val="vi-VN"/>
+        </w:rPr>
+        <w:t>Injection</w:t>
+      </w:r>
+      <w:proofErr w:type="spellEnd"/>
+      <w:r>
+        <w:rPr>
+          <w:b w:val="0"/>
+          <w:bCs/>
+          <w:sz w:val="26"/>
+          <w:szCs w:val="26"/>
+          <w:lang w:val="vi-VN"/>
+        </w:rPr>
+        <w:t xml:space="preserve"> tích hợp sẵn và hệ thống bảo mật chặt chẽ.</w:t>
+      </w:r>
+    </w:p>
+    <w:p>
+      <w:pPr>
+        <w:ind w:left="720"/>
+        <w:jc w:val="both"/>
+        <w:rPr>
+          <w:b w:val="0"/>
+          <w:bCs/>
+          <w:sz w:val="26"/>
+          <w:szCs w:val="26"/>
+          <w:lang w:val="vi-VN"/>
+        </w:rPr>
+      </w:pPr>
+      <w:proofErr w:type="spellStart"/>
+      <w:r>
+        <w:rPr>
+          <w:b w:val="0"/>
+          <w:bCs/>
+          <w:sz w:val="26"/>
+          <w:szCs w:val="26"/>
+          <w:lang w:val="vi-VN"/>
+        </w:rPr>
+        <w:t>Entity</w:t>
+      </w:r>
+      <w:proofErr w:type="spellEnd"/>
+      <w:r>
+        <w:rPr>
+          <w:b w:val="0"/>
+          <w:bCs/>
+          <w:sz w:val="26"/>
+          <w:szCs w:val="26"/>
+          <w:lang w:val="vi-VN"/>
+        </w:rPr>
+        <w:t xml:space="preserve"> </w:t>
+      </w:r>
+      <w:proofErr w:type="spellStart"/>
+      <w:r>
+        <w:rPr>
+          <w:b w:val="0"/>
+          <w:bCs/>
+          <w:sz w:val="26"/>
+          <w:szCs w:val="26"/>
+          <w:lang w:val="vi-VN"/>
+        </w:rPr>
+        <w:t>Framework</w:t>
+      </w:r>
+      <w:proofErr w:type="spellEnd"/>
+      <w:r>
+        <w:rPr>
+          <w:b w:val="0"/>
+          <w:bCs/>
+          <w:sz w:val="26"/>
+          <w:szCs w:val="26"/>
+          <w:lang w:val="vi-VN"/>
+        </w:rPr>
+        <w:t xml:space="preserve"> </w:t>
+      </w:r>
+      <w:proofErr w:type="spellStart"/>
+      <w:r>
+        <w:rPr>
+          <w:b w:val="0"/>
+          <w:bCs/>
+          <w:sz w:val="26"/>
+          <w:szCs w:val="26"/>
+          <w:lang w:val="vi-VN"/>
+        </w:rPr>
+        <w:t>Core</w:t>
+      </w:r>
+      <w:proofErr w:type="spellEnd"/>
+      <w:r>
+        <w:rPr>
+          <w:b w:val="0"/>
+          <w:bCs/>
+          <w:sz w:val="26"/>
+          <w:szCs w:val="26"/>
+          <w:lang w:val="vi-VN"/>
+        </w:rPr>
+        <w:t xml:space="preserve"> (EF </w:t>
+      </w:r>
+      <w:proofErr w:type="spellStart"/>
+      <w:r>
+        <w:rPr>
+          <w:b w:val="0"/>
+          <w:bCs/>
+          <w:sz w:val="26"/>
+          <w:szCs w:val="26"/>
+          <w:lang w:val="vi-VN"/>
+        </w:rPr>
+        <w:t>Core</w:t>
+      </w:r>
+      <w:proofErr w:type="spellEnd"/>
+      <w:r>
+        <w:rPr>
+          <w:b w:val="0"/>
+          <w:bCs/>
+          <w:sz w:val="26"/>
+          <w:szCs w:val="26"/>
+          <w:lang w:val="vi-VN"/>
+        </w:rPr>
+        <w:t>): Trình ánh xạ quan hệ - đối tượng (ORM) giúp thao tác với cơ sở dữ liệu SQL Server thông qua các đối tượng C# một cách linh hoạt, giảm thiểu việc viết các câu lệnh SQL thủ công.</w:t>
+      </w:r>
+    </w:p>
+    <w:p>
+      <w:pPr>
+        <w:pStyle w:val="u3"/>
+        <w:rPr>
+          <w:lang w:val="vi-VN"/>
+        </w:rPr>
+      </w:pPr>
+      <w:proofErr w:type="spellStart"/>
+      <w:r>
+        <w:lastRenderedPageBreak/>
+        <w:t>Công</w:t>
+      </w:r>
+      <w:proofErr w:type="spellEnd"/>
+      <w:r>
+        <w:t xml:space="preserve"> </w:t>
+      </w:r>
+      <w:proofErr w:type="spellStart"/>
+      <w:r>
+        <w:t>nghệ</w:t>
+      </w:r>
+      <w:proofErr w:type="spellEnd"/>
+      <w:r>
+        <w:t xml:space="preserve"> </w:t>
+      </w:r>
+      <w:proofErr w:type="spellStart"/>
+      <w:r>
+        <w:t>phát</w:t>
+      </w:r>
+      <w:proofErr w:type="spellEnd"/>
+      <w:r>
+        <w:t xml:space="preserve"> </w:t>
+      </w:r>
+      <w:proofErr w:type="spellStart"/>
+      <w:r>
+        <w:t>triển</w:t>
+      </w:r>
+      <w:proofErr w:type="spellEnd"/>
+      <w:r>
+        <w:t xml:space="preserve"> Frontend</w:t>
+      </w:r>
+    </w:p>
+    <w:p>
+      <w:pPr>
+        <w:ind w:left="720"/>
+        <w:jc w:val="both"/>
+        <w:rPr>
+          <w:b w:val="0"/>
+          <w:sz w:val="26"/>
+          <w:szCs w:val="26"/>
+          <w:lang w:val="vi-VN"/>
+        </w:rPr>
+      </w:pPr>
+      <w:r>
+        <w:rPr>
+          <w:sz w:val="26"/>
+          <w:szCs w:val="26"/>
+          <w:lang w:val="vi-VN"/>
+        </w:rPr>
+        <w:t xml:space="preserve">- </w:t>
+      </w:r>
+      <w:r>
+        <w:rPr>
+          <w:b w:val="0"/>
+          <w:sz w:val="26"/>
+          <w:szCs w:val="26"/>
+          <w:lang w:val="vi-VN"/>
+        </w:rPr>
+        <w:t>HTML5/</w:t>
+      </w:r>
+      <w:r>
+        <w:rPr>
+          <w:b w:val="0"/>
+          <w:sz w:val="26"/>
+          <w:szCs w:val="26"/>
+          <w:lang w:val="vi-VN"/>
+        </w:rPr>
+        <w:t xml:space="preserve"> </w:t>
+      </w:r>
+      <w:r>
+        <w:rPr>
+          <w:b w:val="0"/>
+          <w:sz w:val="26"/>
+          <w:szCs w:val="26"/>
+          <w:lang w:val="vi-VN"/>
+        </w:rPr>
+        <w:t>CSS3/ JavaScri</w:t>
+      </w:r>
+      <w:proofErr w:type="spellStart"/>
+      <w:r>
+        <w:rPr>
+          <w:b w:val="0"/>
+          <w:sz w:val="26"/>
+          <w:szCs w:val="26"/>
+          <w:lang w:val="vi-VN"/>
+        </w:rPr>
+        <w:t>pt</w:t>
+      </w:r>
+      <w:proofErr w:type="spellEnd"/>
+      <w:r>
+        <w:rPr>
+          <w:b w:val="0"/>
+          <w:sz w:val="26"/>
+          <w:szCs w:val="26"/>
+          <w:lang w:val="vi-VN"/>
+        </w:rPr>
+        <w:t xml:space="preserve">: Bộ ba công nghệ nền tảng dùng để xây dựng cấu trúc, giao diện và kịch bản tương tác người dùng trên trình duyệt </w:t>
+      </w:r>
+      <w:proofErr w:type="spellStart"/>
+      <w:r>
+        <w:rPr>
+          <w:b w:val="0"/>
+          <w:sz w:val="26"/>
+          <w:szCs w:val="26"/>
+          <w:lang w:val="vi-VN"/>
+        </w:rPr>
+        <w:t>web</w:t>
+      </w:r>
+      <w:proofErr w:type="spellEnd"/>
+      <w:r>
+        <w:rPr>
+          <w:b w:val="0"/>
+          <w:sz w:val="26"/>
+          <w:szCs w:val="26"/>
+          <w:lang w:val="vi-VN"/>
+        </w:rPr>
+        <w:t>.</w:t>
+      </w:r>
+    </w:p>
+    <w:p>
+      <w:pPr>
+        <w:ind w:left="720"/>
+        <w:jc w:val="both"/>
+        <w:rPr>
+          <w:b w:val="0"/>
+          <w:bCs/>
+          <w:sz w:val="26"/>
+          <w:szCs w:val="26"/>
+          <w:lang w:val="vi-VN"/>
+        </w:rPr>
+      </w:pPr>
+      <w:r>
+        <w:rPr>
+          <w:b w:val="0"/>
+          <w:bCs/>
+          <w:sz w:val="26"/>
+          <w:szCs w:val="26"/>
+          <w:lang w:val="vi-VN"/>
+        </w:rPr>
+        <w:t xml:space="preserve">- </w:t>
+      </w:r>
+      <w:proofErr w:type="spellStart"/>
+      <w:r>
+        <w:rPr>
+          <w:b w:val="0"/>
+          <w:bCs/>
+          <w:sz w:val="26"/>
+          <w:szCs w:val="26"/>
+          <w:lang w:val="vi-VN"/>
+        </w:rPr>
+        <w:t>Bootstrap</w:t>
+      </w:r>
+      <w:proofErr w:type="spellEnd"/>
+      <w:r>
+        <w:rPr>
+          <w:b w:val="0"/>
+          <w:bCs/>
+          <w:sz w:val="26"/>
+          <w:szCs w:val="26"/>
+          <w:lang w:val="vi-VN"/>
+        </w:rPr>
+        <w:t xml:space="preserve"> </w:t>
+      </w:r>
+      <w:proofErr w:type="spellStart"/>
+      <w:r>
+        <w:rPr>
+          <w:b w:val="0"/>
+          <w:bCs/>
+          <w:sz w:val="26"/>
+          <w:szCs w:val="26"/>
+          <w:lang w:val="vi-VN"/>
+        </w:rPr>
+        <w:t>Framework</w:t>
+      </w:r>
+      <w:proofErr w:type="spellEnd"/>
+      <w:r>
+        <w:rPr>
+          <w:b w:val="0"/>
+          <w:bCs/>
+          <w:sz w:val="26"/>
+          <w:szCs w:val="26"/>
+          <w:lang w:val="vi-VN"/>
+        </w:rPr>
+        <w:t xml:space="preserve">: </w:t>
+      </w:r>
+      <w:proofErr w:type="spellStart"/>
+      <w:r>
+        <w:rPr>
+          <w:b w:val="0"/>
+          <w:bCs/>
+          <w:sz w:val="26"/>
+          <w:szCs w:val="26"/>
+          <w:lang w:val="vi-VN"/>
+        </w:rPr>
+        <w:t>Framework</w:t>
+      </w:r>
+      <w:proofErr w:type="spellEnd"/>
+      <w:r>
+        <w:rPr>
+          <w:b w:val="0"/>
+          <w:bCs/>
+          <w:sz w:val="26"/>
+          <w:szCs w:val="26"/>
+          <w:lang w:val="vi-VN"/>
+        </w:rPr>
+        <w:t xml:space="preserve"> UI hỗ trợ </w:t>
+      </w:r>
+      <w:proofErr w:type="spellStart"/>
+      <w:r>
+        <w:rPr>
+          <w:b w:val="0"/>
+          <w:bCs/>
+          <w:sz w:val="26"/>
+          <w:szCs w:val="26"/>
+          <w:lang w:val="vi-VN"/>
+        </w:rPr>
+        <w:t>Responsive</w:t>
+      </w:r>
+      <w:proofErr w:type="spellEnd"/>
+      <w:r>
+        <w:rPr>
+          <w:b w:val="0"/>
+          <w:bCs/>
+          <w:sz w:val="26"/>
+          <w:szCs w:val="26"/>
+          <w:lang w:val="vi-VN"/>
+        </w:rPr>
+        <w:t xml:space="preserve"> </w:t>
+      </w:r>
+      <w:proofErr w:type="spellStart"/>
+      <w:r>
+        <w:rPr>
+          <w:b w:val="0"/>
+          <w:bCs/>
+          <w:sz w:val="26"/>
+          <w:szCs w:val="26"/>
+          <w:lang w:val="vi-VN"/>
+        </w:rPr>
+        <w:t>Web</w:t>
+      </w:r>
+      <w:proofErr w:type="spellEnd"/>
+      <w:r>
+        <w:rPr>
+          <w:b w:val="0"/>
+          <w:bCs/>
+          <w:sz w:val="26"/>
+          <w:szCs w:val="26"/>
+          <w:lang w:val="vi-VN"/>
+        </w:rPr>
+        <w:t xml:space="preserve"> </w:t>
+      </w:r>
+      <w:proofErr w:type="spellStart"/>
+      <w:r>
+        <w:rPr>
+          <w:b w:val="0"/>
+          <w:bCs/>
+          <w:sz w:val="26"/>
+          <w:szCs w:val="26"/>
+          <w:lang w:val="vi-VN"/>
+        </w:rPr>
+        <w:t>Design</w:t>
+      </w:r>
+      <w:proofErr w:type="spellEnd"/>
+      <w:r>
+        <w:rPr>
+          <w:b w:val="0"/>
+          <w:bCs/>
+          <w:sz w:val="26"/>
+          <w:szCs w:val="26"/>
+          <w:lang w:val="vi-VN"/>
+        </w:rPr>
+        <w:t xml:space="preserve">, giúp giao diện tự động tương thích mượt mà trên nhiều kích thước màn </w:t>
+      </w:r>
+      <w:r>
+        <w:rPr>
+          <w:b w:val="0"/>
+          <w:bCs/>
+          <w:sz w:val="26"/>
+          <w:szCs w:val="26"/>
+          <w:lang w:val="vi-VN"/>
+        </w:rPr>
+        <w:t>hình.</w:t>
+      </w:r>
+    </w:p>
+    <w:p>
+      <w:pPr>
+        <w:pStyle w:val="u3"/>
+        <w:rPr>
+          <w:lang w:val="vi-VN"/>
+        </w:rPr>
+      </w:pPr>
+      <w:r>
+        <w:rPr>
+          <w:lang w:val="vi-VN"/>
+        </w:rPr>
+        <w:t>Hệ quản trị Cơ sở dữ liệu</w:t>
+      </w:r>
+    </w:p>
+    <w:p>
+      <w:pPr>
+        <w:ind w:left="720"/>
+        <w:jc w:val="both"/>
+        <w:rPr>
+          <w:b w:val="0"/>
+          <w:sz w:val="26"/>
+          <w:szCs w:val="26"/>
+          <w:lang w:val="vi-VN"/>
+        </w:rPr>
+      </w:pPr>
+      <w:r>
+        <w:rPr>
+          <w:lang w:val="vi-VN"/>
+        </w:rPr>
+        <w:t>-</w:t>
+      </w:r>
+      <w:r>
+        <w:rPr>
+          <w:lang w:val="vi-VN"/>
+        </w:rPr>
+        <w:t xml:space="preserve"> </w:t>
+      </w:r>
+      <w:r>
+        <w:rPr>
+          <w:b w:val="0"/>
+          <w:sz w:val="26"/>
+          <w:szCs w:val="26"/>
+          <w:lang w:val="vi-VN"/>
+        </w:rPr>
+        <w:t xml:space="preserve">Microsoft SQL Server: Hệ quản trị CSDL quan hệ mạnh mẽ, đảm bảo tính an toàn dữ liệu cao (chuẩn ACID), xử lý song </w:t>
+      </w:r>
+      <w:proofErr w:type="spellStart"/>
+      <w:r>
+        <w:rPr>
+          <w:b w:val="0"/>
+          <w:sz w:val="26"/>
+          <w:szCs w:val="26"/>
+          <w:lang w:val="vi-VN"/>
+        </w:rPr>
+        <w:t>song</w:t>
+      </w:r>
+      <w:proofErr w:type="spellEnd"/>
+      <w:r>
+        <w:rPr>
+          <w:b w:val="0"/>
+          <w:sz w:val="26"/>
+          <w:szCs w:val="26"/>
+          <w:lang w:val="vi-VN"/>
+        </w:rPr>
+        <w:t xml:space="preserve"> tốt và tích hợp hoàn hảo với nền tảng .NET. SQL Server chịu trách nhiệm lưu trữ tập trung dữ liệu thiết bị, lịch sử mượn/trả, nhật ký bảo trì và phân quyền người dùng.</w:t>
+      </w:r>
+    </w:p>
+    <w:p>
+      <w:pPr>
+        <w:ind w:left="720"/>
+        <w:jc w:val="both"/>
+        <w:rPr>
+          <w:b w:val="0"/>
+          <w:bCs/>
+          <w:sz w:val="26"/>
+          <w:szCs w:val="26"/>
+          <w:lang w:val="vi-VN"/>
+        </w:rPr>
+      </w:pPr>
+      <w:r>
+        <w:rPr>
+          <w:lang w:val="vi-VN"/>
+        </w:rPr>
+        <w:t>-</w:t>
+      </w:r>
+      <w:r>
+        <w:rPr>
+          <w:b w:val="0"/>
+          <w:lang w:val="vi-VN"/>
+        </w:rPr>
+        <w:t xml:space="preserve"> </w:t>
+      </w:r>
+      <w:proofErr w:type="spellStart"/>
+      <w:r>
+        <w:rPr>
+          <w:b w:val="0"/>
+          <w:bCs/>
+          <w:sz w:val="26"/>
+          <w:szCs w:val="26"/>
+          <w:lang w:val="vi-VN"/>
+        </w:rPr>
+        <w:t>Stored</w:t>
+      </w:r>
+      <w:proofErr w:type="spellEnd"/>
+      <w:r>
+        <w:rPr>
+          <w:b w:val="0"/>
+          <w:bCs/>
+          <w:sz w:val="26"/>
+          <w:szCs w:val="26"/>
+          <w:lang w:val="vi-VN"/>
+        </w:rPr>
+        <w:t xml:space="preserve"> </w:t>
+      </w:r>
+      <w:proofErr w:type="spellStart"/>
+      <w:r>
+        <w:rPr>
+          <w:b w:val="0"/>
+          <w:bCs/>
+          <w:sz w:val="26"/>
+          <w:szCs w:val="26"/>
+          <w:lang w:val="vi-VN"/>
+        </w:rPr>
+        <w:t>Procedures</w:t>
+      </w:r>
+      <w:proofErr w:type="spellEnd"/>
+      <w:r>
+        <w:rPr>
+          <w:b w:val="0"/>
+          <w:bCs/>
+          <w:sz w:val="26"/>
+          <w:szCs w:val="26"/>
+          <w:lang w:val="vi-VN"/>
+        </w:rPr>
+        <w:t xml:space="preserve"> &amp; </w:t>
+      </w:r>
+      <w:proofErr w:type="spellStart"/>
+      <w:r>
+        <w:rPr>
+          <w:b w:val="0"/>
+          <w:bCs/>
+          <w:sz w:val="26"/>
+          <w:szCs w:val="26"/>
+          <w:lang w:val="vi-VN"/>
+        </w:rPr>
+        <w:t>Triggers</w:t>
+      </w:r>
+      <w:proofErr w:type="spellEnd"/>
+      <w:r>
+        <w:rPr>
+          <w:b w:val="0"/>
+          <w:bCs/>
+          <w:sz w:val="26"/>
+          <w:szCs w:val="26"/>
+          <w:lang w:val="vi-VN"/>
+        </w:rPr>
+        <w:t>: Được triển khai trực tiếp trên SQL Server để xử lý các câu truy vấn báo cáo thống kê phức tạp và tự động cập nhật trạng thái thiết bị liên quan khi có sự thay đổi dữ liệu.</w:t>
+      </w:r>
+    </w:p>
+    <w:p>
+      <w:pPr>
+        <w:jc w:val="both"/>
+        <w:rPr>
+          <w:b w:val="0"/>
+          <w:bCs/>
+          <w:sz w:val="26"/>
+          <w:szCs w:val="26"/>
+          <w:lang w:val="vi-VN"/>
+        </w:rPr>
+      </w:pPr>
+    </w:p>
+    <w:p>
+      <w:pPr>
+        <w:pStyle w:val="u2"/>
+        <w:rPr>
+          <w:lang w:val="vi-VN"/>
+        </w:rPr>
+      </w:pPr>
+      <w:r>
+        <w:rPr>
+          <w:lang w:val="vi-VN"/>
+        </w:rPr>
+        <w:t>Môi trường phát triển và Công cụ hỗ trợ</w:t>
+      </w:r>
+    </w:p>
+    <w:p>
+      <w:pPr>
+        <w:ind w:left="578"/>
+        <w:jc w:val="both"/>
+        <w:rPr>
+          <w:b w:val="0"/>
+          <w:bCs/>
+          <w:lang w:val="vi-VN"/>
+        </w:rPr>
+      </w:pPr>
+      <w:r>
+        <w:rPr>
+          <w:b w:val="0"/>
+          <w:bCs/>
+          <w:lang w:val="vi-VN"/>
+        </w:rPr>
+        <w:t xml:space="preserve">- </w:t>
+      </w:r>
+      <w:proofErr w:type="spellStart"/>
+      <w:r>
+        <w:rPr>
+          <w:b w:val="0"/>
+          <w:bCs/>
+          <w:lang w:val="vi-VN"/>
+        </w:rPr>
+        <w:t>Visual</w:t>
+      </w:r>
+      <w:proofErr w:type="spellEnd"/>
+      <w:r>
+        <w:rPr>
+          <w:b w:val="0"/>
+          <w:bCs/>
+          <w:lang w:val="vi-VN"/>
+        </w:rPr>
+        <w:t xml:space="preserve"> </w:t>
+      </w:r>
+      <w:proofErr w:type="spellStart"/>
+      <w:r>
+        <w:rPr>
+          <w:b w:val="0"/>
+          <w:bCs/>
+          <w:lang w:val="vi-VN"/>
+        </w:rPr>
+        <w:t>Studio</w:t>
+      </w:r>
+      <w:proofErr w:type="spellEnd"/>
+      <w:r>
+        <w:rPr>
+          <w:b w:val="0"/>
+          <w:bCs/>
+          <w:lang w:val="vi-VN"/>
+        </w:rPr>
+        <w:t xml:space="preserve"> 2022: Môi trường phát triển tích hợp (IDE) chính được lựa chọn để lập trình C# / ASP.NET </w:t>
+      </w:r>
+      <w:proofErr w:type="spellStart"/>
+      <w:r>
+        <w:rPr>
+          <w:b w:val="0"/>
+          <w:bCs/>
+          <w:lang w:val="vi-VN"/>
+        </w:rPr>
+        <w:t>Core</w:t>
+      </w:r>
+      <w:proofErr w:type="spellEnd"/>
+      <w:r>
+        <w:rPr>
+          <w:b w:val="0"/>
+          <w:bCs/>
+          <w:lang w:val="vi-VN"/>
+        </w:rPr>
+        <w:t>, cung cấp đầy đủ các công cụ quản lý dự án, biên dịch và kiểm thử lỗi</w:t>
+      </w:r>
+      <w:r>
+        <w:rPr>
+          <w:b w:val="0"/>
+          <w:bCs/>
+          <w:lang w:val="vi-VN"/>
+        </w:rPr>
+        <w:t xml:space="preserve"> </w:t>
+      </w:r>
+      <w:r>
+        <w:rPr>
+          <w:b w:val="0"/>
+          <w:bCs/>
+          <w:lang w:val="vi-VN"/>
+        </w:rPr>
+        <w:t>chuyên nghiệp.</w:t>
+      </w:r>
+    </w:p>
+    <w:p>
+      <w:pPr>
+        <w:ind w:left="578"/>
+        <w:jc w:val="both"/>
+        <w:rPr>
+          <w:b w:val="0"/>
+          <w:bCs/>
+          <w:lang w:val="vi-VN"/>
+        </w:rPr>
+      </w:pPr>
+      <w:r>
+        <w:rPr>
+          <w:b w:val="0"/>
+          <w:bCs/>
+          <w:lang w:val="vi-VN"/>
+        </w:rPr>
+        <w:t xml:space="preserve">- </w:t>
+      </w:r>
+      <w:r>
+        <w:rPr>
+          <w:b w:val="0"/>
+          <w:bCs/>
+          <w:lang w:val="vi-VN"/>
+        </w:rPr>
+        <w:t xml:space="preserve">SQL Server </w:t>
+      </w:r>
+      <w:proofErr w:type="spellStart"/>
+      <w:r>
+        <w:rPr>
+          <w:b w:val="0"/>
+          <w:bCs/>
+          <w:lang w:val="vi-VN"/>
+        </w:rPr>
+        <w:t>Management</w:t>
+      </w:r>
+      <w:proofErr w:type="spellEnd"/>
+      <w:r>
+        <w:rPr>
+          <w:b w:val="0"/>
+          <w:bCs/>
+          <w:lang w:val="vi-VN"/>
+        </w:rPr>
+        <w:t xml:space="preserve"> </w:t>
+      </w:r>
+      <w:proofErr w:type="spellStart"/>
+      <w:r>
+        <w:rPr>
+          <w:b w:val="0"/>
+          <w:bCs/>
+          <w:lang w:val="vi-VN"/>
+        </w:rPr>
+        <w:t>Studio</w:t>
+      </w:r>
+      <w:proofErr w:type="spellEnd"/>
+      <w:r>
+        <w:rPr>
+          <w:b w:val="0"/>
+          <w:bCs/>
+          <w:lang w:val="vi-VN"/>
+        </w:rPr>
+        <w:t xml:space="preserve"> (SSMS): Công cụ quản trị CSDL SQL Server chính thức, phục vụ việc thiết kế sơ đồ quan hệ (ERD), viết và tối ưu hóa các kịch bản truy vấn dữ liệu.</w:t>
+      </w:r>
+    </w:p>
+    <w:p>
+      <w:pPr>
+        <w:ind w:left="578"/>
+        <w:jc w:val="both"/>
+        <w:rPr>
+          <w:b w:val="0"/>
+          <w:bCs/>
+          <w:lang w:val="vi-VN"/>
+        </w:rPr>
+      </w:pPr>
+      <w:r>
+        <w:rPr>
+          <w:b w:val="0"/>
+          <w:bCs/>
+          <w:lang w:val="vi-VN"/>
+        </w:rPr>
+        <w:t xml:space="preserve">- </w:t>
+      </w:r>
+      <w:proofErr w:type="spellStart"/>
+      <w:r>
+        <w:rPr>
+          <w:b w:val="0"/>
+          <w:bCs/>
+          <w:lang w:val="vi-VN"/>
+        </w:rPr>
+        <w:t>Git</w:t>
+      </w:r>
+      <w:proofErr w:type="spellEnd"/>
+      <w:r>
+        <w:rPr>
+          <w:b w:val="0"/>
+          <w:bCs/>
+          <w:lang w:val="vi-VN"/>
+        </w:rPr>
+        <w:t xml:space="preserve"> &amp; </w:t>
+      </w:r>
+      <w:proofErr w:type="spellStart"/>
+      <w:r>
+        <w:rPr>
+          <w:b w:val="0"/>
+          <w:bCs/>
+          <w:lang w:val="vi-VN"/>
+        </w:rPr>
+        <w:t>GitHub</w:t>
+      </w:r>
+      <w:proofErr w:type="spellEnd"/>
+      <w:r>
+        <w:rPr>
+          <w:b w:val="0"/>
+          <w:bCs/>
+          <w:lang w:val="vi-VN"/>
+        </w:rPr>
+        <w:t>: Hệ thống quản lý phiên bản mã nguồn phân tán, giúp lưu vết lịch sử phát triển phần mềm và quản lý mã nguồn dự án an toàn.</w:t>
+      </w:r>
+    </w:p>
+    <w:p>
+      <w:pPr>
+        <w:jc w:val="both"/>
         <w:rPr>
           <w:szCs w:val="32"/>
-        </w:rPr>
-      </w:pPr>
-      <w:r>
-        <w:br w:type="page"/>
-      </w:r>
-    </w:p>
-    <w:p>
-      <w:pPr>
-        <w:pStyle w:val="Heading1"/>
-      </w:pPr>
-    </w:p>
-    <w:p>
-      <w:pPr>
-        <w:pStyle w:val="Heading2"/>
-      </w:pPr>
-      <w:r>
-        <w:t>CƠ SỞ LÝ THUYẾT</w:t>
-      </w:r>
-    </w:p>
-    <w:p>
-      <w:pPr>
-        <w:pStyle w:val="Heading3"/>
-      </w:pPr>
-      <w:r>
-        <w:t>Môi trường và công nghệ sử dụng</w:t>
-      </w:r>
-    </w:p>
-    <w:p>
-      <w:pPr>
-        <w:pStyle w:val="Heading4"/>
-      </w:pPr>
-      <w:bookmarkStart w:id="0" w:name="_GoBack"/>
-      <w:bookmarkEnd w:id="0"/>
-    </w:p>
-    <w:p/>
-    <w:p>
-      <w:pPr>
-        <w:jc w:val="both"/>
-      </w:pPr>
-      <w:r>
-        <w:br w:type="page"/>
-      </w:r>
-    </w:p>
-    <w:p/>
-    <w:p>
-      <w:pPr>
-        <w:pStyle w:val="Heading1"/>
-      </w:pPr>
-      <w:r>
+          <w:lang w:val="vi-VN"/>
+        </w:rPr>
+      </w:pPr>
+    </w:p>
+    <w:p>
+      <w:pPr>
+        <w:rPr>
+          <w:lang w:val="vi-VN"/>
+        </w:rPr>
+      </w:pPr>
+    </w:p>
+    <w:p>
+      <w:pPr>
+        <w:pStyle w:val="u1"/>
+      </w:pPr>
+      <w:r>
+        <w:lastRenderedPageBreak/>
         <w:t>Tiêu đề chương 3</w:t>
       </w:r>
     </w:p>
     <w:p>
       <w:pPr>
-        <w:pStyle w:val="Heading2"/>
-      </w:pPr>
-      <w:r>
-        <w:t xml:space="preserve">Mô tả bài toán </w:t>
-      </w:r>
-    </w:p>
-    <w:p>
-      <w:pPr>
-        <w:pStyle w:val="Heading2"/>
-      </w:pPr>
-      <w:r>
-        <w:t xml:space="preserve">Đặc tả yêu cầu </w:t>
-      </w:r>
-    </w:p>
-    <w:p>
-      <w:pPr>
-        <w:pStyle w:val="Heading3"/>
-      </w:pPr>
-      <w:r>
-        <w:t>Yêu cầu chức năng</w:t>
-      </w:r>
-    </w:p>
-    <w:p>
-      <w:pPr>
-        <w:pStyle w:val="Heading3"/>
-      </w:pPr>
-      <w:r>
-        <w:t xml:space="preserve">Yêu cầu phi chức năng </w:t>
-      </w:r>
-    </w:p>
-    <w:p>
-      <w:pPr>
-        <w:pStyle w:val="Heading2"/>
-      </w:pPr>
-      <w:r>
-        <w:t>Kiến trúc hệ thống</w:t>
-      </w:r>
-    </w:p>
-    <w:p>
-      <w:pPr>
-        <w:pStyle w:val="Heading3"/>
-      </w:pPr>
-      <w:r>
-        <w:t xml:space="preserve">Thiết kế dữ liệu </w:t>
-      </w:r>
-    </w:p>
-    <w:p>
-      <w:pPr>
-        <w:pStyle w:val="Heading3"/>
-      </w:pPr>
-      <w:r>
-        <w:t>Mô hình ERD</w:t>
-      </w:r>
-    </w:p>
-    <w:p>
-      <w:pPr>
-        <w:pStyle w:val="Heading3"/>
-      </w:pPr>
-      <w:r>
-        <w:t>Chi tiết các thực thể</w:t>
-      </w:r>
-    </w:p>
-    <w:p>
-      <w:pPr>
-        <w:pStyle w:val="Heading2"/>
-      </w:pPr>
-      <w:r>
-        <w:t>Thiết kế xử lý</w:t>
-      </w:r>
-    </w:p>
-    <w:p>
-      <w:pPr>
-        <w:pStyle w:val="Heading3"/>
-      </w:pPr>
-      <w:r>
-        <w:t>Mô hình DFD mức ngữ cảnh</w:t>
-      </w:r>
-    </w:p>
-    <w:p>
-      <w:pPr>
-        <w:pStyle w:val="Heading3"/>
-      </w:pPr>
-      <w:r>
-        <w:t>Mô hình DFD phân rã chức năng</w:t>
-      </w:r>
-    </w:p>
-    <w:p>
-      <w:pPr>
-        <w:pStyle w:val="Heading2"/>
-      </w:pPr>
-      <w:r>
-        <w:t>Thiết kế giao diện</w:t>
-      </w:r>
-    </w:p>
-    <w:p>
-      <w:pPr>
-        <w:pStyle w:val="Heading3"/>
-      </w:pPr>
-      <w:r>
-        <w:t>Sơ đồ website</w:t>
-      </w:r>
-    </w:p>
-    <w:p>
-      <w:pPr>
-        <w:pStyle w:val="Heading3"/>
-      </w:pPr>
-      <w:r>
-        <w:t>Phác thảo giao diện</w:t>
-      </w:r>
-    </w:p>
-    <w:p>
-      <w:pPr>
-        <w:pStyle w:val="Heading4"/>
-        <w:rPr>
-          <w:b w:val="0"/>
-        </w:rPr>
-      </w:pPr>
-      <w:r>
-        <w:rPr>
-          <w:b w:val="0"/>
-        </w:rPr>
-        <w:t>Giao diện…</w:t>
-      </w:r>
-    </w:p>
-    <w:p>
-      <w:pPr>
-        <w:pStyle w:val="Heading4"/>
-        <w:rPr>
-          <w:b w:val="0"/>
-        </w:rPr>
-      </w:pPr>
-      <w:r>
-        <w:rPr>
-          <w:b w:val="0"/>
-        </w:rPr>
-        <w:t>Giao diện</w:t>
-      </w:r>
+        <w:pStyle w:val="u2"/>
+      </w:pPr>
+      <w:proofErr w:type="spellStart"/>
+      <w:r>
+        <w:t>Mô</w:t>
+      </w:r>
+      <w:proofErr w:type="spellEnd"/>
+      <w:r>
+        <w:t xml:space="preserve"> </w:t>
+      </w:r>
+      <w:proofErr w:type="spellStart"/>
+      <w:r>
+        <w:t>tả</w:t>
+      </w:r>
+      <w:proofErr w:type="spellEnd"/>
+      <w:r>
+        <w:t xml:space="preserve"> </w:t>
+      </w:r>
+      <w:proofErr w:type="spellStart"/>
+      <w:r>
+        <w:t>bài</w:t>
+      </w:r>
+      <w:proofErr w:type="spellEnd"/>
+      <w:r>
+        <w:t xml:space="preserve"> </w:t>
+      </w:r>
+      <w:proofErr w:type="spellStart"/>
+      <w:r>
+        <w:t>toán</w:t>
+      </w:r>
+      <w:proofErr w:type="spellEnd"/>
+      <w:r>
+        <w:t xml:space="preserve"> </w:t>
+      </w:r>
+    </w:p>
+    <w:p>
+      <w:pPr>
+        <w:pStyle w:val="u2"/>
+      </w:pPr>
+      <w:proofErr w:type="spellStart"/>
+      <w:r>
+        <w:t>Đặc</w:t>
+      </w:r>
+      <w:proofErr w:type="spellEnd"/>
+      <w:r>
+        <w:t xml:space="preserve"> </w:t>
+      </w:r>
+      <w:proofErr w:type="spellStart"/>
+      <w:r>
+        <w:t>tả</w:t>
+      </w:r>
+      <w:proofErr w:type="spellEnd"/>
+      <w:r>
+        <w:t xml:space="preserve"> </w:t>
+      </w:r>
+      <w:proofErr w:type="spellStart"/>
+      <w:r>
+        <w:t>yêu</w:t>
+      </w:r>
+      <w:proofErr w:type="spellEnd"/>
+      <w:r>
+        <w:t xml:space="preserve"> </w:t>
+      </w:r>
+      <w:proofErr w:type="spellStart"/>
+      <w:r>
+        <w:t>cầu</w:t>
+      </w:r>
+      <w:proofErr w:type="spellEnd"/>
+      <w:r>
+        <w:t xml:space="preserve"> </w:t>
+      </w:r>
+    </w:p>
+    <w:p>
+      <w:pPr>
+        <w:pStyle w:val="u3"/>
+      </w:pPr>
+      <w:proofErr w:type="spellStart"/>
+      <w:r>
+        <w:t>Yêu</w:t>
+      </w:r>
+      <w:proofErr w:type="spellEnd"/>
+      <w:r>
+        <w:t xml:space="preserve"> </w:t>
+      </w:r>
+      <w:proofErr w:type="spellStart"/>
+      <w:r>
+        <w:t>cầu</w:t>
+      </w:r>
+      <w:proofErr w:type="spellEnd"/>
+      <w:r>
+        <w:t xml:space="preserve"> </w:t>
+      </w:r>
+      <w:proofErr w:type="spellStart"/>
+      <w:r>
+        <w:t>chức</w:t>
+      </w:r>
+      <w:proofErr w:type="spellEnd"/>
+      <w:r>
+        <w:t xml:space="preserve"> </w:t>
+      </w:r>
+      <w:proofErr w:type="spellStart"/>
+      <w:r>
+        <w:t>năng</w:t>
+      </w:r>
+      <w:proofErr w:type="spellEnd"/>
+    </w:p>
+    <w:p>
+      <w:pPr>
+        <w:pStyle w:val="u3"/>
+      </w:pPr>
+      <w:proofErr w:type="spellStart"/>
+      <w:r>
+        <w:t>Yêu</w:t>
+      </w:r>
+      <w:proofErr w:type="spellEnd"/>
+      <w:r>
+        <w:t xml:space="preserve"> </w:t>
+      </w:r>
+      <w:proofErr w:type="spellStart"/>
+      <w:r>
+        <w:t>cầu</w:t>
+      </w:r>
+      <w:proofErr w:type="spellEnd"/>
+      <w:r>
+        <w:t xml:space="preserve"> phi </w:t>
+      </w:r>
+      <w:proofErr w:type="spellStart"/>
+      <w:r>
+        <w:t>chức</w:t>
+      </w:r>
+      <w:proofErr w:type="spellEnd"/>
+      <w:r>
+        <w:t xml:space="preserve"> </w:t>
+      </w:r>
+      <w:proofErr w:type="spellStart"/>
+      <w:r>
+        <w:t>năng</w:t>
+      </w:r>
+      <w:proofErr w:type="spellEnd"/>
+      <w:r>
+        <w:t xml:space="preserve"> </w:t>
+      </w:r>
+    </w:p>
+    <w:p>
+      <w:pPr>
+        <w:pStyle w:val="u2"/>
+      </w:pPr>
+      <w:proofErr w:type="spellStart"/>
+      <w:r>
+        <w:t>Kiến</w:t>
+      </w:r>
+      <w:proofErr w:type="spellEnd"/>
+      <w:r>
+        <w:t xml:space="preserve"> </w:t>
+      </w:r>
+      <w:proofErr w:type="spellStart"/>
+      <w:r>
+        <w:t>trúc</w:t>
+      </w:r>
+      <w:proofErr w:type="spellEnd"/>
+      <w:r>
+        <w:t xml:space="preserve"> </w:t>
+      </w:r>
+      <w:proofErr w:type="spellStart"/>
+      <w:r>
+        <w:t>hệ</w:t>
+      </w:r>
+      <w:proofErr w:type="spellEnd"/>
+      <w:r>
+        <w:t xml:space="preserve"> </w:t>
+      </w:r>
+      <w:proofErr w:type="spellStart"/>
+      <w:r>
+        <w:t>thống</w:t>
+      </w:r>
+      <w:proofErr w:type="spellEnd"/>
+    </w:p>
+    <w:p>
+      <w:pPr>
+        <w:pStyle w:val="u3"/>
+      </w:pPr>
+      <w:proofErr w:type="spellStart"/>
+      <w:r>
+        <w:t>Thiết</w:t>
+      </w:r>
+      <w:proofErr w:type="spellEnd"/>
+      <w:r>
+        <w:t xml:space="preserve"> </w:t>
+      </w:r>
+      <w:proofErr w:type="spellStart"/>
+      <w:r>
+        <w:t>kế</w:t>
+      </w:r>
+      <w:proofErr w:type="spellEnd"/>
+      <w:r>
+        <w:t xml:space="preserve"> </w:t>
+      </w:r>
+      <w:proofErr w:type="spellStart"/>
+      <w:r>
+        <w:t>dữ</w:t>
+      </w:r>
+      <w:proofErr w:type="spellEnd"/>
+      <w:r>
+        <w:t xml:space="preserve"> </w:t>
+      </w:r>
+      <w:proofErr w:type="spellStart"/>
+      <w:r>
+        <w:t>liệu</w:t>
+      </w:r>
+      <w:proofErr w:type="spellEnd"/>
+      <w:r>
+        <w:t xml:space="preserve"> </w:t>
+      </w:r>
+    </w:p>
+    <w:p>
+      <w:pPr>
+        <w:pStyle w:val="u3"/>
+      </w:pPr>
+      <w:proofErr w:type="spellStart"/>
+      <w:r>
+        <w:t>Mô</w:t>
+      </w:r>
+      <w:proofErr w:type="spellEnd"/>
+      <w:r>
+        <w:t xml:space="preserve"> </w:t>
+      </w:r>
+      <w:proofErr w:type="spellStart"/>
+      <w:r>
+        <w:t>hình</w:t>
+      </w:r>
+      <w:proofErr w:type="spellEnd"/>
+      <w:r>
+        <w:t xml:space="preserve"> ERD</w:t>
+      </w:r>
+    </w:p>
+    <w:p>
+      <w:pPr>
+        <w:pStyle w:val="u3"/>
+        <w:rPr>
+          <w:lang w:val="vi-VN"/>
+        </w:rPr>
+      </w:pPr>
+      <w:r>
+        <w:t xml:space="preserve">Chi </w:t>
+      </w:r>
+      <w:proofErr w:type="spellStart"/>
+      <w:r>
+        <w:t>tiết</w:t>
+      </w:r>
+      <w:proofErr w:type="spellEnd"/>
+      <w:r>
+        <w:t xml:space="preserve"> </w:t>
+      </w:r>
+      <w:proofErr w:type="spellStart"/>
+      <w:r>
+        <w:t>các</w:t>
+      </w:r>
+      <w:proofErr w:type="spellEnd"/>
+      <w:r>
+        <w:t xml:space="preserve"> </w:t>
+      </w:r>
+      <w:proofErr w:type="spellStart"/>
+      <w:r>
+        <w:t>thực</w:t>
+      </w:r>
+      <w:proofErr w:type="spellEnd"/>
+      <w:r>
+        <w:t xml:space="preserve"> </w:t>
+      </w:r>
+      <w:proofErr w:type="spellStart"/>
+      <w:r>
+        <w:t>thể</w:t>
+      </w:r>
+      <w:proofErr w:type="spellEnd"/>
+    </w:p>
+    <w:tbl>
+      <w:tblPr>
+        <w:tblStyle w:val="LiBang"/>
+        <w:tblW w:w="0" w:type="auto"/>
+        <w:tblLook w:val="04A0" w:firstRow="1" w:lastRow="0" w:firstColumn="1" w:lastColumn="0" w:noHBand="0" w:noVBand="1"/>
+      </w:tblPr>
+      <w:tblGrid>
+        <w:gridCol w:w="2104"/>
+        <w:gridCol w:w="2104"/>
+        <w:gridCol w:w="2105"/>
+        <w:gridCol w:w="2105"/>
+      </w:tblGrid>
+      <w:tr>
+        <w:trPr>
+          <w:trHeight w:val="722"/>
+        </w:trPr>
+        <w:tc>
+          <w:tcPr>
+            <w:tcW w:w="2104" w:type="dxa"/>
+          </w:tcPr>
+          <w:p>
+            <w:pPr>
+              <w:rPr>
+                <w:lang w:val="vi-VN"/>
+              </w:rPr>
+            </w:pPr>
+          </w:p>
+        </w:tc>
+        <w:tc>
+          <w:tcPr>
+            <w:tcW w:w="2104" w:type="dxa"/>
+          </w:tcPr>
+          <w:p>
+            <w:pPr>
+              <w:rPr>
+                <w:lang w:val="vi-VN"/>
+              </w:rPr>
+            </w:pPr>
+          </w:p>
+        </w:tc>
+        <w:tc>
+          <w:tcPr>
+            <w:tcW w:w="2105" w:type="dxa"/>
+          </w:tcPr>
+          <w:p>
+            <w:pPr>
+              <w:rPr>
+                <w:lang w:val="vi-VN"/>
+              </w:rPr>
+            </w:pPr>
+          </w:p>
+        </w:tc>
+        <w:tc>
+          <w:tcPr>
+            <w:tcW w:w="2105" w:type="dxa"/>
+          </w:tcPr>
+          <w:p>
+            <w:pPr>
+              <w:rPr>
+                <w:lang w:val="vi-VN"/>
+              </w:rPr>
+            </w:pPr>
+          </w:p>
+        </w:tc>
+      </w:tr>
+      <w:tr>
+        <w:trPr>
+          <w:trHeight w:val="722"/>
+        </w:trPr>
+        <w:tc>
+          <w:tcPr>
+            <w:tcW w:w="2104" w:type="dxa"/>
+          </w:tcPr>
+          <w:p>
+            <w:pPr>
+              <w:rPr>
+                <w:lang w:val="vi-VN"/>
+              </w:rPr>
+            </w:pPr>
+          </w:p>
+        </w:tc>
+        <w:tc>
+          <w:tcPr>
+            <w:tcW w:w="2104" w:type="dxa"/>
+          </w:tcPr>
+          <w:p>
+            <w:pPr>
+              <w:rPr>
+                <w:lang w:val="vi-VN"/>
+              </w:rPr>
+            </w:pPr>
+          </w:p>
+        </w:tc>
+        <w:tc>
+          <w:tcPr>
+            <w:tcW w:w="2105" w:type="dxa"/>
+          </w:tcPr>
+          <w:p>
+            <w:pPr>
+              <w:rPr>
+                <w:lang w:val="vi-VN"/>
+              </w:rPr>
+            </w:pPr>
+          </w:p>
+        </w:tc>
+        <w:tc>
+          <w:tcPr>
+            <w:tcW w:w="2105" w:type="dxa"/>
+          </w:tcPr>
+          <w:p>
+            <w:pPr>
+              <w:rPr>
+                <w:lang w:val="vi-VN"/>
+              </w:rPr>
+            </w:pPr>
+          </w:p>
+        </w:tc>
+      </w:tr>
+      <w:tr>
+        <w:trPr>
+          <w:trHeight w:val="722"/>
+        </w:trPr>
+        <w:tc>
+          <w:tcPr>
+            <w:tcW w:w="2104" w:type="dxa"/>
+          </w:tcPr>
+          <w:p>
+            <w:pPr>
+              <w:rPr>
+                <w:lang w:val="vi-VN"/>
+              </w:rPr>
+            </w:pPr>
+          </w:p>
+        </w:tc>
+        <w:tc>
+          <w:tcPr>
+            <w:tcW w:w="2104" w:type="dxa"/>
+          </w:tcPr>
+          <w:p>
+            <w:pPr>
+              <w:rPr>
+                <w:lang w:val="vi-VN"/>
+              </w:rPr>
+            </w:pPr>
+          </w:p>
+        </w:tc>
+        <w:tc>
+          <w:tcPr>
+            <w:tcW w:w="2105" w:type="dxa"/>
+          </w:tcPr>
+          <w:p>
+            <w:pPr>
+              <w:rPr>
+                <w:lang w:val="vi-VN"/>
+              </w:rPr>
+            </w:pPr>
+          </w:p>
+        </w:tc>
+        <w:tc>
+          <w:tcPr>
+            <w:tcW w:w="2105" w:type="dxa"/>
+          </w:tcPr>
+          <w:p>
+            <w:pPr>
+              <w:rPr>
+                <w:lang w:val="vi-VN"/>
+              </w:rPr>
+            </w:pPr>
+          </w:p>
+        </w:tc>
+      </w:tr>
+      <w:tr>
+        <w:trPr>
+          <w:trHeight w:val="722"/>
+        </w:trPr>
+        <w:tc>
+          <w:tcPr>
+            <w:tcW w:w="2104" w:type="dxa"/>
+          </w:tcPr>
+          <w:p>
+            <w:pPr>
+              <w:rPr>
+                <w:lang w:val="vi-VN"/>
+              </w:rPr>
+            </w:pPr>
+          </w:p>
+        </w:tc>
+        <w:tc>
+          <w:tcPr>
+            <w:tcW w:w="2104" w:type="dxa"/>
+          </w:tcPr>
+          <w:p>
+            <w:pPr>
+              <w:rPr>
+                <w:lang w:val="vi-VN"/>
+              </w:rPr>
+            </w:pPr>
+          </w:p>
+        </w:tc>
+        <w:tc>
+          <w:tcPr>
+            <w:tcW w:w="2105" w:type="dxa"/>
+          </w:tcPr>
+          <w:p>
+            <w:pPr>
+              <w:rPr>
+                <w:lang w:val="vi-VN"/>
+              </w:rPr>
+            </w:pPr>
+          </w:p>
+        </w:tc>
+        <w:tc>
+          <w:tcPr>
+            <w:tcW w:w="2105" w:type="dxa"/>
+          </w:tcPr>
+          <w:p>
+            <w:pPr>
+              <w:rPr>
+                <w:lang w:val="vi-VN"/>
+              </w:rPr>
+            </w:pPr>
+          </w:p>
+        </w:tc>
+      </w:tr>
+    </w:tbl>
+    <w:p>
+      <w:pPr>
+        <w:rPr>
+          <w:lang w:val="vi-VN"/>
+        </w:rPr>
+      </w:pPr>
+    </w:p>
+    <w:p>
+      <w:pPr>
+        <w:pStyle w:val="u2"/>
+      </w:pPr>
+      <w:proofErr w:type="spellStart"/>
+      <w:r>
+        <w:lastRenderedPageBreak/>
+        <w:t>Thiết</w:t>
+      </w:r>
+      <w:proofErr w:type="spellEnd"/>
+      <w:r>
+        <w:t xml:space="preserve"> </w:t>
+      </w:r>
+      <w:proofErr w:type="spellStart"/>
+      <w:r>
+        <w:t>kế</w:t>
+      </w:r>
+      <w:proofErr w:type="spellEnd"/>
+      <w:r>
+        <w:t xml:space="preserve"> </w:t>
+      </w:r>
+      <w:proofErr w:type="spellStart"/>
+      <w:r>
+        <w:t>xử</w:t>
+      </w:r>
+      <w:proofErr w:type="spellEnd"/>
+      <w:r>
+        <w:t xml:space="preserve"> </w:t>
+      </w:r>
+      <w:proofErr w:type="spellStart"/>
+      <w:r>
+        <w:t>lý</w:t>
+      </w:r>
+      <w:proofErr w:type="spellEnd"/>
+    </w:p>
+    <w:p>
+      <w:pPr>
+        <w:pStyle w:val="u3"/>
+      </w:pPr>
+      <w:proofErr w:type="spellStart"/>
+      <w:r>
+        <w:t>Mô</w:t>
+      </w:r>
+      <w:proofErr w:type="spellEnd"/>
+      <w:r>
+        <w:t xml:space="preserve"> </w:t>
+      </w:r>
+      <w:proofErr w:type="spellStart"/>
+      <w:r>
+        <w:t>hình</w:t>
+      </w:r>
+      <w:proofErr w:type="spellEnd"/>
+      <w:r>
+        <w:t xml:space="preserve"> DFD </w:t>
+      </w:r>
+      <w:proofErr w:type="spellStart"/>
+      <w:r>
+        <w:t>mức</w:t>
+      </w:r>
+      <w:proofErr w:type="spellEnd"/>
+      <w:r>
+        <w:t xml:space="preserve"> </w:t>
+      </w:r>
+      <w:proofErr w:type="spellStart"/>
+      <w:r>
+        <w:t>ngữ</w:t>
+      </w:r>
+      <w:proofErr w:type="spellEnd"/>
+      <w:r>
+        <w:t xml:space="preserve"> </w:t>
+      </w:r>
+      <w:proofErr w:type="spellStart"/>
+      <w:r>
+        <w:t>cảnh</w:t>
+      </w:r>
+      <w:proofErr w:type="spellEnd"/>
+    </w:p>
+    <w:p>
+      <w:pPr>
+        <w:pStyle w:val="u3"/>
+      </w:pPr>
+      <w:proofErr w:type="spellStart"/>
+      <w:r>
+        <w:t>Mô</w:t>
+      </w:r>
+      <w:proofErr w:type="spellEnd"/>
+      <w:r>
+        <w:t xml:space="preserve"> </w:t>
+      </w:r>
+      <w:proofErr w:type="spellStart"/>
+      <w:r>
+        <w:t>hình</w:t>
+      </w:r>
+      <w:proofErr w:type="spellEnd"/>
+      <w:r>
+        <w:t xml:space="preserve"> DFD </w:t>
+      </w:r>
+      <w:proofErr w:type="spellStart"/>
+      <w:r>
+        <w:t>phân</w:t>
+      </w:r>
+      <w:proofErr w:type="spellEnd"/>
+      <w:r>
+        <w:t xml:space="preserve"> </w:t>
+      </w:r>
+      <w:proofErr w:type="spellStart"/>
+      <w:r>
+        <w:t>rã</w:t>
+      </w:r>
+      <w:proofErr w:type="spellEnd"/>
+      <w:r>
+        <w:t xml:space="preserve"> </w:t>
+      </w:r>
+      <w:proofErr w:type="spellStart"/>
+      <w:r>
+        <w:t>chức</w:t>
+      </w:r>
+      <w:proofErr w:type="spellEnd"/>
+      <w:r>
+        <w:t xml:space="preserve"> </w:t>
+      </w:r>
+      <w:proofErr w:type="spellStart"/>
+      <w:r>
+        <w:t>năng</w:t>
+      </w:r>
+      <w:proofErr w:type="spellEnd"/>
+    </w:p>
+    <w:p>
+      <w:pPr>
+        <w:pStyle w:val="u2"/>
+      </w:pPr>
+      <w:proofErr w:type="spellStart"/>
+      <w:r>
+        <w:t>Thiết</w:t>
+      </w:r>
+      <w:proofErr w:type="spellEnd"/>
+      <w:r>
+        <w:t xml:space="preserve"> </w:t>
+      </w:r>
+      <w:proofErr w:type="spellStart"/>
+      <w:r>
+        <w:t>kế</w:t>
+      </w:r>
+      <w:proofErr w:type="spellEnd"/>
+      <w:r>
+        <w:t xml:space="preserve"> </w:t>
+      </w:r>
+      <w:proofErr w:type="spellStart"/>
+      <w:r>
+        <w:t>giao</w:t>
+      </w:r>
+      <w:proofErr w:type="spellEnd"/>
+      <w:r>
+        <w:t xml:space="preserve"> </w:t>
+      </w:r>
+      <w:proofErr w:type="spellStart"/>
+      <w:r>
+        <w:t>diện</w:t>
+      </w:r>
+      <w:proofErr w:type="spellEnd"/>
+    </w:p>
+    <w:p>
+      <w:pPr>
+        <w:pStyle w:val="u3"/>
+      </w:pPr>
+      <w:proofErr w:type="spellStart"/>
+      <w:r>
+        <w:t>Sơ</w:t>
+      </w:r>
+      <w:proofErr w:type="spellEnd"/>
+      <w:r>
+        <w:t xml:space="preserve"> </w:t>
+      </w:r>
+      <w:proofErr w:type="spellStart"/>
+      <w:r>
+        <w:t>đồ</w:t>
+      </w:r>
+      <w:proofErr w:type="spellEnd"/>
+      <w:r>
+        <w:t xml:space="preserve"> website</w:t>
+      </w:r>
+    </w:p>
+    <w:p>
+      <w:pPr>
+        <w:pStyle w:val="u3"/>
+      </w:pPr>
+      <w:proofErr w:type="spellStart"/>
+      <w:r>
+        <w:t>Phác</w:t>
+      </w:r>
+      <w:proofErr w:type="spellEnd"/>
+      <w:r>
+        <w:t xml:space="preserve"> </w:t>
+      </w:r>
+      <w:proofErr w:type="spellStart"/>
+      <w:r>
+        <w:t>thảo</w:t>
+      </w:r>
+      <w:proofErr w:type="spellEnd"/>
+      <w:r>
+        <w:t xml:space="preserve"> </w:t>
+      </w:r>
+      <w:proofErr w:type="spellStart"/>
+      <w:r>
+        <w:t>giao</w:t>
+      </w:r>
+      <w:proofErr w:type="spellEnd"/>
+      <w:r>
+        <w:t xml:space="preserve"> </w:t>
+      </w:r>
+      <w:proofErr w:type="spellStart"/>
+      <w:r>
+        <w:t>diện</w:t>
+      </w:r>
+      <w:proofErr w:type="spellEnd"/>
+    </w:p>
+    <w:p>
+      <w:pPr>
+        <w:pStyle w:val="u4"/>
+        <w:rPr>
+          <w:b w:val="0"/>
+        </w:rPr>
+      </w:pPr>
+      <w:r>
+        <w:rPr>
+          <w:b w:val="0"/>
+        </w:rPr>
+        <w:t xml:space="preserve">Giao </w:t>
+      </w:r>
+      <w:proofErr w:type="spellStart"/>
+      <w:r>
+        <w:rPr>
+          <w:b w:val="0"/>
+        </w:rPr>
+        <w:t>diện</w:t>
+      </w:r>
+      <w:proofErr w:type="spellEnd"/>
       <w:r>
         <w:rPr>
           <w:b w:val="0"/>
@@ -1096,21 +4849,65 @@
     </w:p>
     <w:p>
       <w:pPr>
-        <w:pStyle w:val="Heading4"/>
-        <w:rPr>
-          <w:b w:val="0"/>
-        </w:rPr>
-      </w:pPr>
-      <w:r>
-        <w:rPr>
-          <w:b w:val="0"/>
-        </w:rPr>
-        <w:t>Kết chương</w:t>
-      </w:r>
-    </w:p>
-    <w:p>
-      <w:pPr>
-        <w:pStyle w:val="Heading2"/>
+        <w:pStyle w:val="u4"/>
+        <w:rPr>
+          <w:b w:val="0"/>
+        </w:rPr>
+      </w:pPr>
+      <w:r>
+        <w:rPr>
+          <w:b w:val="0"/>
+        </w:rPr>
+        <w:t xml:space="preserve">Giao </w:t>
+      </w:r>
+      <w:proofErr w:type="spellStart"/>
+      <w:r>
+        <w:rPr>
+          <w:b w:val="0"/>
+        </w:rPr>
+        <w:t>diện</w:t>
+      </w:r>
+      <w:proofErr w:type="spellEnd"/>
+      <w:r>
+        <w:rPr>
+          <w:b w:val="0"/>
+        </w:rPr>
+        <w:t>…</w:t>
+      </w:r>
+    </w:p>
+    <w:p>
+      <w:pPr>
+        <w:pStyle w:val="u4"/>
+        <w:rPr>
+          <w:b w:val="0"/>
+        </w:rPr>
+      </w:pPr>
+      <w:proofErr w:type="spellStart"/>
+      <w:r>
+        <w:rPr>
+          <w:b w:val="0"/>
+        </w:rPr>
+        <w:t>Kết</w:t>
+      </w:r>
+      <w:proofErr w:type="spellEnd"/>
+      <w:r>
+        <w:rPr>
+          <w:b w:val="0"/>
+        </w:rPr>
+        <w:t xml:space="preserve"> </w:t>
+      </w:r>
+      <w:proofErr w:type="spellStart"/>
+      <w:r>
+        <w:rPr>
+          <w:b w:val="0"/>
+        </w:rPr>
+        <w:t>chương</w:t>
+      </w:r>
+      <w:proofErr w:type="spellEnd"/>
+    </w:p>
+    <w:p>
+      <w:pPr>
+        <w:pStyle w:val="u2"/>
         <w:numPr>
           <w:ilvl w:val="0"/>
           <w:numId w:val="0"/>
@@ -1126,7 +4923,7 @@
     <w:p/>
     <w:p>
       <w:pPr>
-        <w:pStyle w:val="Heading1"/>
+        <w:pStyle w:val="u1"/>
       </w:pPr>
       <w:r>
         <w:t xml:space="preserve"> </w:t>
@@ -1140,7 +4937,7 @@
     </w:p>
     <w:p>
       <w:pPr>
-        <w:pStyle w:val="Heading2"/>
+        <w:pStyle w:val="u2"/>
       </w:pPr>
       <w:r>
         <w:br w:type="page"/>
@@ -1167,10 +4964,44 @@
       </w:r>
     </w:p>
     <w:p>
+      <w:proofErr w:type="spellStart"/>
       <w:r>
         <w:lastRenderedPageBreak/>
-        <w:t>Hướng dẫn cài đặt Dbeaver</w:t>
-      </w:r>
+        <w:t>Hướng</w:t>
+      </w:r>
+      <w:proofErr w:type="spellEnd"/>
+      <w:r>
+        <w:t xml:space="preserve"> </w:t>
+      </w:r>
+      <w:proofErr w:type="spellStart"/>
+      <w:r>
+        <w:t>dẫn</w:t>
+      </w:r>
+      <w:proofErr w:type="spellEnd"/>
+      <w:r>
+        <w:t xml:space="preserve"> </w:t>
+      </w:r>
+      <w:proofErr w:type="spellStart"/>
+      <w:r>
+        <w:t>cài</w:t>
+      </w:r>
+      <w:proofErr w:type="spellEnd"/>
+      <w:r>
+        <w:t xml:space="preserve"> </w:t>
+      </w:r>
+      <w:proofErr w:type="spellStart"/>
+      <w:r>
+        <w:t>đặt</w:t>
+      </w:r>
+      <w:proofErr w:type="spellEnd"/>
+      <w:r>
+        <w:t xml:space="preserve"> </w:t>
+      </w:r>
+      <w:proofErr w:type="spellStart"/>
+      <w:r>
+        <w:t>Dbeaver</w:t>
+      </w:r>
+      <w:proofErr w:type="spellEnd"/>
     </w:p>
     <w:p/>
     <w:p/>
@@ -1185,7 +5016,7 @@
 </file>
 
 <file path=word/endnotes.xml><?xml version="1.0" encoding="utf-8"?>
-<w:endnotes xmlns:wpc="http://schemas.microsoft.com/office/word/2010/wordprocessingCanvas" xmlns:mc="http://schemas.openxmlformats.org/markup-compatibility/2006" xmlns:o="urn:schemas-microsoft-com:office:office" xmlns:r="http://schemas.openxmlformats.org/officeDocument/2006/relationships" xmlns:m="http://schemas.openxmlformats.org/officeDocument/2006/math" xmlns:v="urn:schemas-microsoft-com:vml" xmlns:wp14="http://schemas.microsoft.com/office/word/2010/wordprocessingDrawing" xmlns:wp="http://schemas.openxmlformats.org/drawingml/2006/wordprocessingDrawing" xmlns:w10="urn:schemas-microsoft-com:office:word" xmlns:w="http://schemas.openxmlformats.org/wordprocessingml/2006/main" xmlns:w14="http://schemas.microsoft.com/office/word/2010/wordml" xmlns:w15="http://schemas.microsoft.com/office/word/2012/wordml" xmlns:wpg="http://schemas.microsoft.com/office/word/2010/wordprocessingGroup" xmlns:wpi="http://schemas.microsoft.com/office/word/2010/wordprocessingInk" xmlns:wne="http://schemas.microsoft.com/office/word/2006/wordml" xmlns:wps="http://schemas.microsoft.com/office/word/2010/wordprocessingShape" mc:Ignorable="w14 w15 wp14">
+<w:endnotes xmlns:wpc="http://schemas.microsoft.com/office/word/2010/wordprocessingCanvas" xmlns:cx="http://schemas.microsoft.com/office/drawing/2014/chartex" xmlns:cx1="http://schemas.microsoft.com/office/drawing/2015/9/8/chartex" xmlns:cx2="http://schemas.microsoft.com/office/drawing/2015/10/21/chartex" xmlns:cx3="http://schemas.microsoft.com/office/drawing/2016/5/9/chartex" xmlns:cx4="http://schemas.microsoft.com/office/drawing/2016/5/10/chartex" xmlns:cx5="http://schemas.microsoft.com/office/drawing/2016/5/11/chartex" xmlns:cx6="http://schemas.microsoft.com/office/drawing/2016/5/12/chartex" xmlns:cx7="http://schemas.microsoft.com/office/drawing/2016/5/13/chartex" xmlns:cx8="http://schemas.microsoft.com/office/drawing/2016/5/14/chartex" xmlns:mc="http://schemas.openxmlformats.org/markup-compatibility/2006" xmlns:aink="http://schemas.microsoft.com/office/drawing/2016/ink" xmlns:am3d="http://schemas.microsoft.com/office/drawing/2017/model3d" xmlns:o="urn:schemas-microsoft-com:office:office" xmlns:oel="http://schemas.microsoft.com/office/2019/extlst" xmlns:r="http://schemas.openxmlformats.org/officeDocument/2006/relationships" xmlns:m="http://schemas.openxmlformats.org/officeDocument/2006/math" xmlns:v="urn:schemas-microsoft-com:vml" xmlns:wp14="http://schemas.microsoft.com/office/word/2010/wordprocessingDrawing" xmlns:wp="http://schemas.openxmlformats.org/drawingml/2006/wordprocessingDrawing" xmlns:w10="urn:schemas-microsoft-com:office:word" xmlns:w="http://schemas.openxmlformats.org/wordprocessingml/2006/main" xmlns:w14="http://schemas.microsoft.com/office/word/2010/wordml" xmlns:w15="http://schemas.microsoft.com/office/word/2012/wordml" xmlns:w16cex="http://schemas.microsoft.com/office/word/2018/wordml/cex" xmlns:w16cid="http://schemas.microsoft.com/office/word/2016/wordml/cid" xmlns:w16="http://schemas.microsoft.com/office/word/2018/wordml" xmlns:w16sdtdh="http://schemas.microsoft.com/office/word/2020/wordml/sdtdatahash" xmlns:w16se="http://schemas.microsoft.com/office/word/2015/wordml/symex" xmlns:wpg="http://schemas.microsoft.com/office/word/2010/wordprocessingGroup" xmlns:wpi="http://schemas.microsoft.com/office/word/2010/wordprocessingInk" xmlns:wne="http://schemas.microsoft.com/office/word/2006/wordml" xmlns:wps="http://schemas.microsoft.com/office/word/2010/wordprocessingShape" mc:Ignorable="w14 w15 w16se w16cid w16 w16cex w16sdtdh wp14">
   <w:endnote w:type="separator" w:id="-1">
     <w:p>
       <w:pPr>
@@ -1210,7 +5041,7 @@
 </file>
 
 <file path=word/footnotes.xml><?xml version="1.0" encoding="utf-8"?>
-<w:footnotes xmlns:wpc="http://schemas.microsoft.com/office/word/2010/wordprocessingCanvas" xmlns:mc="http://schemas.openxmlformats.org/markup-compatibility/2006" xmlns:o="urn:schemas-microsoft-com:office:office" xmlns:r="http://schemas.openxmlformats.org/officeDocument/2006/relationships" xmlns:m="http://schemas.openxmlformats.org/officeDocument/2006/math" xmlns:v="urn:schemas-microsoft-com:vml" xmlns:wp14="http://schemas.microsoft.com/office/word/2010/wordprocessingDrawing" xmlns:wp="http://schemas.openxmlformats.org/drawingml/2006/wordprocessingDrawing" xmlns:w10="urn:schemas-microsoft-com:office:word" xmlns:w="http://schemas.openxmlformats.org/wordprocessingml/2006/main" xmlns:w14="http://schemas.microsoft.com/office/word/2010/wordml" xmlns:w15="http://schemas.microsoft.com/office/word/2012/wordml" xmlns:wpg="http://schemas.microsoft.com/office/word/2010/wordprocessingGroup" xmlns:wpi="http://schemas.microsoft.com/office/word/2010/wordprocessingInk" xmlns:wne="http://schemas.microsoft.com/office/word/2006/wordml" xmlns:wps="http://schemas.microsoft.com/office/word/2010/wordprocessingShape" mc:Ignorable="w14 w15 wp14">
+<w:footnotes xmlns:wpc="http://schemas.microsoft.com/office/word/2010/wordprocessingCanvas" xmlns:cx="http://schemas.microsoft.com/office/drawing/2014/chartex" xmlns:cx1="http://schemas.microsoft.com/office/drawing/2015/9/8/chartex" xmlns:cx2="http://schemas.microsoft.com/office/drawing/2015/10/21/chartex" xmlns:cx3="http://schemas.microsoft.com/office/drawing/2016/5/9/chartex" xmlns:cx4="http://schemas.microsoft.com/office/drawing/2016/5/10/chartex" xmlns:cx5="http://schemas.microsoft.com/office/drawing/2016/5/11/chartex" xmlns:cx6="http://schemas.microsoft.com/office/drawing/2016/5/12/chartex" xmlns:cx7="http://schemas.microsoft.com/office/drawing/2016/5/13/chartex" xmlns:cx8="http://schemas.microsoft.com/office/drawing/2016/5/14/chartex" xmlns:mc="http://schemas.openxmlformats.org/markup-compatibility/2006" xmlns:aink="http://schemas.microsoft.com/office/drawing/2016/ink" xmlns:am3d="http://schemas.microsoft.com/office/drawing/2017/model3d" xmlns:o="urn:schemas-microsoft-com:office:office" xmlns:oel="http://schemas.microsoft.com/office/2019/extlst" xmlns:r="http://schemas.openxmlformats.org/officeDocument/2006/relationships" xmlns:m="http://schemas.openxmlformats.org/officeDocument/2006/math" xmlns:v="urn:schemas-microsoft-com:vml" xmlns:wp14="http://schemas.microsoft.com/office/word/2010/wordprocessingDrawing" xmlns:wp="http://schemas.openxmlformats.org/drawingml/2006/wordprocessingDrawing" xmlns:w10="urn:schemas-microsoft-com:office:word" xmlns:w="http://schemas.openxmlformats.org/wordprocessingml/2006/main" xmlns:w14="http://schemas.microsoft.com/office/word/2010/wordml" xmlns:w15="http://schemas.microsoft.com/office/word/2012/wordml" xmlns:w16cex="http://schemas.microsoft.com/office/word/2018/wordml/cex" xmlns:w16cid="http://schemas.microsoft.com/office/word/2016/wordml/cid" xmlns:w16="http://schemas.microsoft.com/office/word/2018/wordml" xmlns:w16sdtdh="http://schemas.microsoft.com/office/word/2020/wordml/sdtdatahash" xmlns:w16se="http://schemas.microsoft.com/office/word/2015/wordml/symex" xmlns:wpg="http://schemas.microsoft.com/office/word/2010/wordprocessingGroup" xmlns:wpi="http://schemas.microsoft.com/office/word/2010/wordprocessingInk" xmlns:wne="http://schemas.microsoft.com/office/word/2006/wordml" xmlns:wps="http://schemas.microsoft.com/office/word/2010/wordprocessingShape" mc:Ignorable="w14 w15 w16se w16cid w16 w16cex w16sdtdh wp14">
   <w:footnote w:type="separator" w:id="-1">
     <w:p>
       <w:pPr>
@@ -1235,15 +5066,2340 @@
 </file>
 
 <file path=word/numbering.xml><?xml version="1.0" encoding="utf-8"?>
-<w:numbering xmlns:wpc="http://schemas.microsoft.com/office/word/2010/wordprocessingCanvas" xmlns:mc="http://schemas.openxmlformats.org/markup-compatibility/2006" xmlns:o="urn:schemas-microsoft-com:office:office" xmlns:r="http://schemas.openxmlformats.org/officeDocument/2006/relationships" xmlns:m="http://schemas.openxmlformats.org/officeDocument/2006/math" xmlns:v="urn:schemas-microsoft-com:vml" xmlns:wp14="http://schemas.microsoft.com/office/word/2010/wordprocessingDrawing" xmlns:wp="http://schemas.openxmlformats.org/drawingml/2006/wordprocessingDrawing" xmlns:w10="urn:schemas-microsoft-com:office:word" xmlns:w="http://schemas.openxmlformats.org/wordprocessingml/2006/main" xmlns:w14="http://schemas.microsoft.com/office/word/2010/wordml" xmlns:w15="http://schemas.microsoft.com/office/word/2012/wordml" xmlns:wpg="http://schemas.microsoft.com/office/word/2010/wordprocessingGroup" xmlns:wpi="http://schemas.microsoft.com/office/word/2010/wordprocessingInk" xmlns:wne="http://schemas.microsoft.com/office/word/2006/wordml" xmlns:wps="http://schemas.microsoft.com/office/word/2010/wordprocessingShape" mc:Ignorable="w14 w15 wp14">
-  <w:abstractNum w:abstractNumId="0">
+<w:numbering xmlns:wpc="http://schemas.microsoft.com/office/word/2010/wordprocessingCanvas" xmlns:cx="http://schemas.microsoft.com/office/drawing/2014/chartex" xmlns:cx1="http://schemas.microsoft.com/office/drawing/2015/9/8/chartex" xmlns:cx2="http://schemas.microsoft.com/office/drawing/2015/10/21/chartex" xmlns:cx3="http://schemas.microsoft.com/office/drawing/2016/5/9/chartex" xmlns:cx4="http://schemas.microsoft.com/office/drawing/2016/5/10/chartex" xmlns:cx5="http://schemas.microsoft.com/office/drawing/2016/5/11/chartex" xmlns:cx6="http://schemas.microsoft.com/office/drawing/2016/5/12/chartex" xmlns:cx7="http://schemas.microsoft.com/office/drawing/2016/5/13/chartex" xmlns:cx8="http://schemas.microsoft.com/office/drawing/2016/5/14/chartex" xmlns:mc="http://schemas.openxmlformats.org/markup-compatibility/2006" xmlns:aink="http://schemas.microsoft.com/office/drawing/2016/ink" xmlns:am3d="http://schemas.microsoft.com/office/drawing/2017/model3d" xmlns:o="urn:schemas-microsoft-com:office:office" xmlns:oel="http://schemas.microsoft.com/office/2019/extlst" xmlns:r="http://schemas.openxmlformats.org/officeDocument/2006/relationships" xmlns:m="http://schemas.openxmlformats.org/officeDocument/2006/math" xmlns:v="urn:schemas-microsoft-com:vml" xmlns:wp14="http://schemas.microsoft.com/office/word/2010/wordprocessingDrawing" xmlns:wp="http://schemas.openxmlformats.org/drawingml/2006/wordprocessingDrawing" xmlns:w10="urn:schemas-microsoft-com:office:word" xmlns:w="http://schemas.openxmlformats.org/wordprocessingml/2006/main" xmlns:w14="http://schemas.microsoft.com/office/word/2010/wordml" xmlns:w15="http://schemas.microsoft.com/office/word/2012/wordml" xmlns:w16cex="http://schemas.microsoft.com/office/word/2018/wordml/cex" xmlns:w16cid="http://schemas.microsoft.com/office/word/2016/wordml/cid" xmlns:w16="http://schemas.microsoft.com/office/word/2018/wordml" xmlns:w16sdtdh="http://schemas.microsoft.com/office/word/2020/wordml/sdtdatahash" xmlns:w16se="http://schemas.microsoft.com/office/word/2015/wordml/symex" xmlns:wpg="http://schemas.microsoft.com/office/word/2010/wordprocessingGroup" xmlns:wpi="http://schemas.microsoft.com/office/word/2010/wordprocessingInk" xmlns:wne="http://schemas.microsoft.com/office/word/2006/wordml" xmlns:wps="http://schemas.microsoft.com/office/word/2010/wordprocessingShape" mc:Ignorable="w14 w15 w16se w16cid w16 w16cex w16sdtdh wp14">
+  <w:abstractNum w:abstractNumId="0" w15:restartNumberingAfterBreak="0">
+    <w:nsid w:val="09250E09"/>
+    <w:multiLevelType w:val="hybridMultilevel"/>
+    <w:tmpl w:val="CC928EC6"/>
+    <w:lvl w:ilvl="0" w:tplc="00540F42">
+      <w:numFmt w:val="bullet"/>
+      <w:lvlText w:val="-"/>
+      <w:lvlJc w:val="left"/>
+      <w:pPr>
+        <w:ind w:left="938" w:hanging="360"/>
+      </w:pPr>
+      <w:rPr>
+        <w:rFonts w:ascii="Times New Roman" w:eastAsiaTheme="minorHAnsi" w:hAnsi="Times New Roman" w:cs="Times New Roman" w:hint="default"/>
+      </w:rPr>
+    </w:lvl>
+    <w:lvl w:ilvl="1" w:tplc="042A0003" w:tentative="1">
+      <w:start w:val="1"/>
+      <w:numFmt w:val="bullet"/>
+      <w:lvlText w:val="o"/>
+      <w:lvlJc w:val="left"/>
+      <w:pPr>
+        <w:ind w:left="1658" w:hanging="360"/>
+      </w:pPr>
+      <w:rPr>
+        <w:rFonts w:ascii="Courier New" w:hAnsi="Courier New" w:cs="Courier New" w:hint="default"/>
+      </w:rPr>
+    </w:lvl>
+    <w:lvl w:ilvl="2" w:tplc="042A0005" w:tentative="1">
+      <w:start w:val="1"/>
+      <w:numFmt w:val="bullet"/>
+      <w:lvlText w:val=""/>
+      <w:lvlJc w:val="left"/>
+      <w:pPr>
+        <w:ind w:left="2378" w:hanging="360"/>
+      </w:pPr>
+      <w:rPr>
+        <w:rFonts w:ascii="Wingdings" w:hAnsi="Wingdings" w:hint="default"/>
+      </w:rPr>
+    </w:lvl>
+    <w:lvl w:ilvl="3" w:tplc="042A0001" w:tentative="1">
+      <w:start w:val="1"/>
+      <w:numFmt w:val="bullet"/>
+      <w:lvlText w:val=""/>
+      <w:lvlJc w:val="left"/>
+      <w:pPr>
+        <w:ind w:left="3098" w:hanging="360"/>
+      </w:pPr>
+      <w:rPr>
+        <w:rFonts w:ascii="Symbol" w:hAnsi="Symbol" w:hint="default"/>
+      </w:rPr>
+    </w:lvl>
+    <w:lvl w:ilvl="4" w:tplc="042A0003" w:tentative="1">
+      <w:start w:val="1"/>
+      <w:numFmt w:val="bullet"/>
+      <w:lvlText w:val="o"/>
+      <w:lvlJc w:val="left"/>
+      <w:pPr>
+        <w:ind w:left="3818" w:hanging="360"/>
+      </w:pPr>
+      <w:rPr>
+        <w:rFonts w:ascii="Courier New" w:hAnsi="Courier New" w:cs="Courier New" w:hint="default"/>
+      </w:rPr>
+    </w:lvl>
+    <w:lvl w:ilvl="5" w:tplc="042A0005" w:tentative="1">
+      <w:start w:val="1"/>
+      <w:numFmt w:val="bullet"/>
+      <w:lvlText w:val=""/>
+      <w:lvlJc w:val="left"/>
+      <w:pPr>
+        <w:ind w:left="4538" w:hanging="360"/>
+      </w:pPr>
+      <w:rPr>
+        <w:rFonts w:ascii="Wingdings" w:hAnsi="Wingdings" w:hint="default"/>
+      </w:rPr>
+    </w:lvl>
+    <w:lvl w:ilvl="6" w:tplc="042A0001" w:tentative="1">
+      <w:start w:val="1"/>
+      <w:numFmt w:val="bullet"/>
+      <w:lvlText w:val=""/>
+      <w:lvlJc w:val="left"/>
+      <w:pPr>
+        <w:ind w:left="5258" w:hanging="360"/>
+      </w:pPr>
+      <w:rPr>
+        <w:rFonts w:ascii="Symbol" w:hAnsi="Symbol" w:hint="default"/>
+      </w:rPr>
+    </w:lvl>
+    <w:lvl w:ilvl="7" w:tplc="042A0003" w:tentative="1">
+      <w:start w:val="1"/>
+      <w:numFmt w:val="bullet"/>
+      <w:lvlText w:val="o"/>
+      <w:lvlJc w:val="left"/>
+      <w:pPr>
+        <w:ind w:left="5978" w:hanging="360"/>
+      </w:pPr>
+      <w:rPr>
+        <w:rFonts w:ascii="Courier New" w:hAnsi="Courier New" w:cs="Courier New" w:hint="default"/>
+      </w:rPr>
+    </w:lvl>
+    <w:lvl w:ilvl="8" w:tplc="042A0005" w:tentative="1">
+      <w:start w:val="1"/>
+      <w:numFmt w:val="bullet"/>
+      <w:lvlText w:val=""/>
+      <w:lvlJc w:val="left"/>
+      <w:pPr>
+        <w:ind w:left="6698" w:hanging="360"/>
+      </w:pPr>
+      <w:rPr>
+        <w:rFonts w:ascii="Wingdings" w:hAnsi="Wingdings" w:hint="default"/>
+      </w:rPr>
+    </w:lvl>
+  </w:abstractNum>
+  <w:abstractNum w:abstractNumId="1" w15:restartNumberingAfterBreak="0">
+    <w:nsid w:val="0B0979B7"/>
+    <w:multiLevelType w:val="hybridMultilevel"/>
+    <w:tmpl w:val="C1C6704E"/>
+    <w:lvl w:ilvl="0" w:tplc="904656D6">
+      <w:numFmt w:val="bullet"/>
+      <w:lvlText w:val="-"/>
+      <w:lvlJc w:val="left"/>
+      <w:pPr>
+        <w:ind w:left="938" w:hanging="360"/>
+      </w:pPr>
+      <w:rPr>
+        <w:rFonts w:ascii="Times New Roman" w:eastAsiaTheme="minorHAnsi" w:hAnsi="Times New Roman" w:cs="Times New Roman" w:hint="default"/>
+      </w:rPr>
+    </w:lvl>
+    <w:lvl w:ilvl="1" w:tplc="042A0003" w:tentative="1">
+      <w:start w:val="1"/>
+      <w:numFmt w:val="bullet"/>
+      <w:lvlText w:val="o"/>
+      <w:lvlJc w:val="left"/>
+      <w:pPr>
+        <w:ind w:left="1658" w:hanging="360"/>
+      </w:pPr>
+      <w:rPr>
+        <w:rFonts w:ascii="Courier New" w:hAnsi="Courier New" w:cs="Courier New" w:hint="default"/>
+      </w:rPr>
+    </w:lvl>
+    <w:lvl w:ilvl="2" w:tplc="042A0005" w:tentative="1">
+      <w:start w:val="1"/>
+      <w:numFmt w:val="bullet"/>
+      <w:lvlText w:val=""/>
+      <w:lvlJc w:val="left"/>
+      <w:pPr>
+        <w:ind w:left="2378" w:hanging="360"/>
+      </w:pPr>
+      <w:rPr>
+        <w:rFonts w:ascii="Wingdings" w:hAnsi="Wingdings" w:hint="default"/>
+      </w:rPr>
+    </w:lvl>
+    <w:lvl w:ilvl="3" w:tplc="042A0001" w:tentative="1">
+      <w:start w:val="1"/>
+      <w:numFmt w:val="bullet"/>
+      <w:lvlText w:val=""/>
+      <w:lvlJc w:val="left"/>
+      <w:pPr>
+        <w:ind w:left="3098" w:hanging="360"/>
+      </w:pPr>
+      <w:rPr>
+        <w:rFonts w:ascii="Symbol" w:hAnsi="Symbol" w:hint="default"/>
+      </w:rPr>
+    </w:lvl>
+    <w:lvl w:ilvl="4" w:tplc="042A0003" w:tentative="1">
+      <w:start w:val="1"/>
+      <w:numFmt w:val="bullet"/>
+      <w:lvlText w:val="o"/>
+      <w:lvlJc w:val="left"/>
+      <w:pPr>
+        <w:ind w:left="3818" w:hanging="360"/>
+      </w:pPr>
+      <w:rPr>
+        <w:rFonts w:ascii="Courier New" w:hAnsi="Courier New" w:cs="Courier New" w:hint="default"/>
+      </w:rPr>
+    </w:lvl>
+    <w:lvl w:ilvl="5" w:tplc="042A0005" w:tentative="1">
+      <w:start w:val="1"/>
+      <w:numFmt w:val="bullet"/>
+      <w:lvlText w:val=""/>
+      <w:lvlJc w:val="left"/>
+      <w:pPr>
+        <w:ind w:left="4538" w:hanging="360"/>
+      </w:pPr>
+      <w:rPr>
+        <w:rFonts w:ascii="Wingdings" w:hAnsi="Wingdings" w:hint="default"/>
+      </w:rPr>
+    </w:lvl>
+    <w:lvl w:ilvl="6" w:tplc="042A0001" w:tentative="1">
+      <w:start w:val="1"/>
+      <w:numFmt w:val="bullet"/>
+      <w:lvlText w:val=""/>
+      <w:lvlJc w:val="left"/>
+      <w:pPr>
+        <w:ind w:left="5258" w:hanging="360"/>
+      </w:pPr>
+      <w:rPr>
+        <w:rFonts w:ascii="Symbol" w:hAnsi="Symbol" w:hint="default"/>
+      </w:rPr>
+    </w:lvl>
+    <w:lvl w:ilvl="7" w:tplc="042A0003" w:tentative="1">
+      <w:start w:val="1"/>
+      <w:numFmt w:val="bullet"/>
+      <w:lvlText w:val="o"/>
+      <w:lvlJc w:val="left"/>
+      <w:pPr>
+        <w:ind w:left="5978" w:hanging="360"/>
+      </w:pPr>
+      <w:rPr>
+        <w:rFonts w:ascii="Courier New" w:hAnsi="Courier New" w:cs="Courier New" w:hint="default"/>
+      </w:rPr>
+    </w:lvl>
+    <w:lvl w:ilvl="8" w:tplc="042A0005" w:tentative="1">
+      <w:start w:val="1"/>
+      <w:numFmt w:val="bullet"/>
+      <w:lvlText w:val=""/>
+      <w:lvlJc w:val="left"/>
+      <w:pPr>
+        <w:ind w:left="6698" w:hanging="360"/>
+      </w:pPr>
+      <w:rPr>
+        <w:rFonts w:ascii="Wingdings" w:hAnsi="Wingdings" w:hint="default"/>
+      </w:rPr>
+    </w:lvl>
+  </w:abstractNum>
+  <w:abstractNum w:abstractNumId="2" w15:restartNumberingAfterBreak="0">
+    <w:nsid w:val="0E823312"/>
+    <w:multiLevelType w:val="multilevel"/>
+    <w:tmpl w:val="0720D2CE"/>
+    <w:lvl w:ilvl="0">
+      <w:start w:val="1"/>
+      <w:numFmt w:val="bullet"/>
+      <w:lvlText w:val=""/>
+      <w:lvlJc w:val="left"/>
+      <w:pPr>
+        <w:tabs>
+          <w:tab w:val="num" w:pos="720"/>
+        </w:tabs>
+        <w:ind w:left="720" w:hanging="360"/>
+      </w:pPr>
+      <w:rPr>
+        <w:rFonts w:ascii="Symbol" w:hAnsi="Symbol" w:hint="default"/>
+        <w:sz w:val="20"/>
+      </w:rPr>
+    </w:lvl>
+    <w:lvl w:ilvl="1" w:tentative="1">
+      <w:start w:val="1"/>
+      <w:numFmt w:val="bullet"/>
+      <w:lvlText w:val="o"/>
+      <w:lvlJc w:val="left"/>
+      <w:pPr>
+        <w:tabs>
+          <w:tab w:val="num" w:pos="1440"/>
+        </w:tabs>
+        <w:ind w:left="1440" w:hanging="360"/>
+      </w:pPr>
+      <w:rPr>
+        <w:rFonts w:ascii="Courier New" w:hAnsi="Courier New" w:hint="default"/>
+        <w:sz w:val="20"/>
+      </w:rPr>
+    </w:lvl>
+    <w:lvl w:ilvl="2" w:tentative="1">
+      <w:start w:val="1"/>
+      <w:numFmt w:val="bullet"/>
+      <w:lvlText w:val=""/>
+      <w:lvlJc w:val="left"/>
+      <w:pPr>
+        <w:tabs>
+          <w:tab w:val="num" w:pos="2160"/>
+        </w:tabs>
+        <w:ind w:left="2160" w:hanging="360"/>
+      </w:pPr>
+      <w:rPr>
+        <w:rFonts w:ascii="Wingdings" w:hAnsi="Wingdings" w:hint="default"/>
+        <w:sz w:val="20"/>
+      </w:rPr>
+    </w:lvl>
+    <w:lvl w:ilvl="3" w:tentative="1">
+      <w:start w:val="1"/>
+      <w:numFmt w:val="bullet"/>
+      <w:lvlText w:val=""/>
+      <w:lvlJc w:val="left"/>
+      <w:pPr>
+        <w:tabs>
+          <w:tab w:val="num" w:pos="2880"/>
+        </w:tabs>
+        <w:ind w:left="2880" w:hanging="360"/>
+      </w:pPr>
+      <w:rPr>
+        <w:rFonts w:ascii="Wingdings" w:hAnsi="Wingdings" w:hint="default"/>
+        <w:sz w:val="20"/>
+      </w:rPr>
+    </w:lvl>
+    <w:lvl w:ilvl="4" w:tentative="1">
+      <w:start w:val="1"/>
+      <w:numFmt w:val="bullet"/>
+      <w:lvlText w:val=""/>
+      <w:lvlJc w:val="left"/>
+      <w:pPr>
+        <w:tabs>
+          <w:tab w:val="num" w:pos="3600"/>
+        </w:tabs>
+        <w:ind w:left="3600" w:hanging="360"/>
+      </w:pPr>
+      <w:rPr>
+        <w:rFonts w:ascii="Wingdings" w:hAnsi="Wingdings" w:hint="default"/>
+        <w:sz w:val="20"/>
+      </w:rPr>
+    </w:lvl>
+    <w:lvl w:ilvl="5" w:tentative="1">
+      <w:start w:val="1"/>
+      <w:numFmt w:val="bullet"/>
+      <w:lvlText w:val=""/>
+      <w:lvlJc w:val="left"/>
+      <w:pPr>
+        <w:tabs>
+          <w:tab w:val="num" w:pos="4320"/>
+        </w:tabs>
+        <w:ind w:left="4320" w:hanging="360"/>
+      </w:pPr>
+      <w:rPr>
+        <w:rFonts w:ascii="Wingdings" w:hAnsi="Wingdings" w:hint="default"/>
+        <w:sz w:val="20"/>
+      </w:rPr>
+    </w:lvl>
+    <w:lvl w:ilvl="6" w:tentative="1">
+      <w:start w:val="1"/>
+      <w:numFmt w:val="bullet"/>
+      <w:lvlText w:val=""/>
+      <w:lvlJc w:val="left"/>
+      <w:pPr>
+        <w:tabs>
+          <w:tab w:val="num" w:pos="5040"/>
+        </w:tabs>
+        <w:ind w:left="5040" w:hanging="360"/>
+      </w:pPr>
+      <w:rPr>
+        <w:rFonts w:ascii="Wingdings" w:hAnsi="Wingdings" w:hint="default"/>
+        <w:sz w:val="20"/>
+      </w:rPr>
+    </w:lvl>
+    <w:lvl w:ilvl="7" w:tentative="1">
+      <w:start w:val="1"/>
+      <w:numFmt w:val="bullet"/>
+      <w:lvlText w:val=""/>
+      <w:lvlJc w:val="left"/>
+      <w:pPr>
+        <w:tabs>
+          <w:tab w:val="num" w:pos="5760"/>
+        </w:tabs>
+        <w:ind w:left="5760" w:hanging="360"/>
+      </w:pPr>
+      <w:rPr>
+        <w:rFonts w:ascii="Wingdings" w:hAnsi="Wingdings" w:hint="default"/>
+        <w:sz w:val="20"/>
+      </w:rPr>
+    </w:lvl>
+    <w:lvl w:ilvl="8" w:tentative="1">
+      <w:start w:val="1"/>
+      <w:numFmt w:val="bullet"/>
+      <w:lvlText w:val=""/>
+      <w:lvlJc w:val="left"/>
+      <w:pPr>
+        <w:tabs>
+          <w:tab w:val="num" w:pos="6480"/>
+        </w:tabs>
+        <w:ind w:left="6480" w:hanging="360"/>
+      </w:pPr>
+      <w:rPr>
+        <w:rFonts w:ascii="Wingdings" w:hAnsi="Wingdings" w:hint="default"/>
+        <w:sz w:val="20"/>
+      </w:rPr>
+    </w:lvl>
+  </w:abstractNum>
+  <w:abstractNum w:abstractNumId="3" w15:restartNumberingAfterBreak="0">
+    <w:nsid w:val="0F4C0926"/>
+    <w:multiLevelType w:val="multilevel"/>
+    <w:tmpl w:val="746850C0"/>
+    <w:lvl w:ilvl="0">
+      <w:start w:val="1"/>
+      <w:numFmt w:val="bullet"/>
+      <w:lvlText w:val=""/>
+      <w:lvlJc w:val="left"/>
+      <w:pPr>
+        <w:tabs>
+          <w:tab w:val="num" w:pos="720"/>
+        </w:tabs>
+        <w:ind w:left="720" w:hanging="360"/>
+      </w:pPr>
+      <w:rPr>
+        <w:rFonts w:ascii="Symbol" w:hAnsi="Symbol" w:hint="default"/>
+        <w:sz w:val="20"/>
+      </w:rPr>
+    </w:lvl>
+    <w:lvl w:ilvl="1" w:tentative="1">
+      <w:start w:val="1"/>
+      <w:numFmt w:val="bullet"/>
+      <w:lvlText w:val="o"/>
+      <w:lvlJc w:val="left"/>
+      <w:pPr>
+        <w:tabs>
+          <w:tab w:val="num" w:pos="1440"/>
+        </w:tabs>
+        <w:ind w:left="1440" w:hanging="360"/>
+      </w:pPr>
+      <w:rPr>
+        <w:rFonts w:ascii="Courier New" w:hAnsi="Courier New" w:hint="default"/>
+        <w:sz w:val="20"/>
+      </w:rPr>
+    </w:lvl>
+    <w:lvl w:ilvl="2" w:tentative="1">
+      <w:start w:val="1"/>
+      <w:numFmt w:val="bullet"/>
+      <w:lvlText w:val=""/>
+      <w:lvlJc w:val="left"/>
+      <w:pPr>
+        <w:tabs>
+          <w:tab w:val="num" w:pos="2160"/>
+        </w:tabs>
+        <w:ind w:left="2160" w:hanging="360"/>
+      </w:pPr>
+      <w:rPr>
+        <w:rFonts w:ascii="Wingdings" w:hAnsi="Wingdings" w:hint="default"/>
+        <w:sz w:val="20"/>
+      </w:rPr>
+    </w:lvl>
+    <w:lvl w:ilvl="3" w:tentative="1">
+      <w:start w:val="1"/>
+      <w:numFmt w:val="bullet"/>
+      <w:lvlText w:val=""/>
+      <w:lvlJc w:val="left"/>
+      <w:pPr>
+        <w:tabs>
+          <w:tab w:val="num" w:pos="2880"/>
+        </w:tabs>
+        <w:ind w:left="2880" w:hanging="360"/>
+      </w:pPr>
+      <w:rPr>
+        <w:rFonts w:ascii="Wingdings" w:hAnsi="Wingdings" w:hint="default"/>
+        <w:sz w:val="20"/>
+      </w:rPr>
+    </w:lvl>
+    <w:lvl w:ilvl="4" w:tentative="1">
+      <w:start w:val="1"/>
+      <w:numFmt w:val="bullet"/>
+      <w:lvlText w:val=""/>
+      <w:lvlJc w:val="left"/>
+      <w:pPr>
+        <w:tabs>
+          <w:tab w:val="num" w:pos="3600"/>
+        </w:tabs>
+        <w:ind w:left="3600" w:hanging="360"/>
+      </w:pPr>
+      <w:rPr>
+        <w:rFonts w:ascii="Wingdings" w:hAnsi="Wingdings" w:hint="default"/>
+        <w:sz w:val="20"/>
+      </w:rPr>
+    </w:lvl>
+    <w:lvl w:ilvl="5" w:tentative="1">
+      <w:start w:val="1"/>
+      <w:numFmt w:val="bullet"/>
+      <w:lvlText w:val=""/>
+      <w:lvlJc w:val="left"/>
+      <w:pPr>
+        <w:tabs>
+          <w:tab w:val="num" w:pos="4320"/>
+        </w:tabs>
+        <w:ind w:left="4320" w:hanging="360"/>
+      </w:pPr>
+      <w:rPr>
+        <w:rFonts w:ascii="Wingdings" w:hAnsi="Wingdings" w:hint="default"/>
+        <w:sz w:val="20"/>
+      </w:rPr>
+    </w:lvl>
+    <w:lvl w:ilvl="6" w:tentative="1">
+      <w:start w:val="1"/>
+      <w:numFmt w:val="bullet"/>
+      <w:lvlText w:val=""/>
+      <w:lvlJc w:val="left"/>
+      <w:pPr>
+        <w:tabs>
+          <w:tab w:val="num" w:pos="5040"/>
+        </w:tabs>
+        <w:ind w:left="5040" w:hanging="360"/>
+      </w:pPr>
+      <w:rPr>
+        <w:rFonts w:ascii="Wingdings" w:hAnsi="Wingdings" w:hint="default"/>
+        <w:sz w:val="20"/>
+      </w:rPr>
+    </w:lvl>
+    <w:lvl w:ilvl="7" w:tentative="1">
+      <w:start w:val="1"/>
+      <w:numFmt w:val="bullet"/>
+      <w:lvlText w:val=""/>
+      <w:lvlJc w:val="left"/>
+      <w:pPr>
+        <w:tabs>
+          <w:tab w:val="num" w:pos="5760"/>
+        </w:tabs>
+        <w:ind w:left="5760" w:hanging="360"/>
+      </w:pPr>
+      <w:rPr>
+        <w:rFonts w:ascii="Wingdings" w:hAnsi="Wingdings" w:hint="default"/>
+        <w:sz w:val="20"/>
+      </w:rPr>
+    </w:lvl>
+    <w:lvl w:ilvl="8" w:tentative="1">
+      <w:start w:val="1"/>
+      <w:numFmt w:val="bullet"/>
+      <w:lvlText w:val=""/>
+      <w:lvlJc w:val="left"/>
+      <w:pPr>
+        <w:tabs>
+          <w:tab w:val="num" w:pos="6480"/>
+        </w:tabs>
+        <w:ind w:left="6480" w:hanging="360"/>
+      </w:pPr>
+      <w:rPr>
+        <w:rFonts w:ascii="Wingdings" w:hAnsi="Wingdings" w:hint="default"/>
+        <w:sz w:val="20"/>
+      </w:rPr>
+    </w:lvl>
+  </w:abstractNum>
+  <w:abstractNum w:abstractNumId="4" w15:restartNumberingAfterBreak="0">
+    <w:nsid w:val="1788761F"/>
+    <w:multiLevelType w:val="multilevel"/>
+    <w:tmpl w:val="BCEACF9C"/>
+    <w:lvl w:ilvl="0">
+      <w:start w:val="1"/>
+      <w:numFmt w:val="bullet"/>
+      <w:lvlText w:val=""/>
+      <w:lvlJc w:val="left"/>
+      <w:pPr>
+        <w:tabs>
+          <w:tab w:val="num" w:pos="720"/>
+        </w:tabs>
+        <w:ind w:left="720" w:hanging="360"/>
+      </w:pPr>
+      <w:rPr>
+        <w:rFonts w:ascii="Symbol" w:hAnsi="Symbol" w:hint="default"/>
+        <w:sz w:val="20"/>
+      </w:rPr>
+    </w:lvl>
+    <w:lvl w:ilvl="1" w:tentative="1">
+      <w:start w:val="1"/>
+      <w:numFmt w:val="bullet"/>
+      <w:lvlText w:val="o"/>
+      <w:lvlJc w:val="left"/>
+      <w:pPr>
+        <w:tabs>
+          <w:tab w:val="num" w:pos="1440"/>
+        </w:tabs>
+        <w:ind w:left="1440" w:hanging="360"/>
+      </w:pPr>
+      <w:rPr>
+        <w:rFonts w:ascii="Courier New" w:hAnsi="Courier New" w:hint="default"/>
+        <w:sz w:val="20"/>
+      </w:rPr>
+    </w:lvl>
+    <w:lvl w:ilvl="2" w:tentative="1">
+      <w:start w:val="1"/>
+      <w:numFmt w:val="bullet"/>
+      <w:lvlText w:val=""/>
+      <w:lvlJc w:val="left"/>
+      <w:pPr>
+        <w:tabs>
+          <w:tab w:val="num" w:pos="2160"/>
+        </w:tabs>
+        <w:ind w:left="2160" w:hanging="360"/>
+      </w:pPr>
+      <w:rPr>
+        <w:rFonts w:ascii="Wingdings" w:hAnsi="Wingdings" w:hint="default"/>
+        <w:sz w:val="20"/>
+      </w:rPr>
+    </w:lvl>
+    <w:lvl w:ilvl="3" w:tentative="1">
+      <w:start w:val="1"/>
+      <w:numFmt w:val="bullet"/>
+      <w:lvlText w:val=""/>
+      <w:lvlJc w:val="left"/>
+      <w:pPr>
+        <w:tabs>
+          <w:tab w:val="num" w:pos="2880"/>
+        </w:tabs>
+        <w:ind w:left="2880" w:hanging="360"/>
+      </w:pPr>
+      <w:rPr>
+        <w:rFonts w:ascii="Wingdings" w:hAnsi="Wingdings" w:hint="default"/>
+        <w:sz w:val="20"/>
+      </w:rPr>
+    </w:lvl>
+    <w:lvl w:ilvl="4" w:tentative="1">
+      <w:start w:val="1"/>
+      <w:numFmt w:val="bullet"/>
+      <w:lvlText w:val=""/>
+      <w:lvlJc w:val="left"/>
+      <w:pPr>
+        <w:tabs>
+          <w:tab w:val="num" w:pos="3600"/>
+        </w:tabs>
+        <w:ind w:left="3600" w:hanging="360"/>
+      </w:pPr>
+      <w:rPr>
+        <w:rFonts w:ascii="Wingdings" w:hAnsi="Wingdings" w:hint="default"/>
+        <w:sz w:val="20"/>
+      </w:rPr>
+    </w:lvl>
+    <w:lvl w:ilvl="5" w:tentative="1">
+      <w:start w:val="1"/>
+      <w:numFmt w:val="bullet"/>
+      <w:lvlText w:val=""/>
+      <w:lvlJc w:val="left"/>
+      <w:pPr>
+        <w:tabs>
+          <w:tab w:val="num" w:pos="4320"/>
+        </w:tabs>
+        <w:ind w:left="4320" w:hanging="360"/>
+      </w:pPr>
+      <w:rPr>
+        <w:rFonts w:ascii="Wingdings" w:hAnsi="Wingdings" w:hint="default"/>
+        <w:sz w:val="20"/>
+      </w:rPr>
+    </w:lvl>
+    <w:lvl w:ilvl="6" w:tentative="1">
+      <w:start w:val="1"/>
+      <w:numFmt w:val="bullet"/>
+      <w:lvlText w:val=""/>
+      <w:lvlJc w:val="left"/>
+      <w:pPr>
+        <w:tabs>
+          <w:tab w:val="num" w:pos="5040"/>
+        </w:tabs>
+        <w:ind w:left="5040" w:hanging="360"/>
+      </w:pPr>
+      <w:rPr>
+        <w:rFonts w:ascii="Wingdings" w:hAnsi="Wingdings" w:hint="default"/>
+        <w:sz w:val="20"/>
+      </w:rPr>
+    </w:lvl>
+    <w:lvl w:ilvl="7" w:tentative="1">
+      <w:start w:val="1"/>
+      <w:numFmt w:val="bullet"/>
+      <w:lvlText w:val=""/>
+      <w:lvlJc w:val="left"/>
+      <w:pPr>
+        <w:tabs>
+          <w:tab w:val="num" w:pos="5760"/>
+        </w:tabs>
+        <w:ind w:left="5760" w:hanging="360"/>
+      </w:pPr>
+      <w:rPr>
+        <w:rFonts w:ascii="Wingdings" w:hAnsi="Wingdings" w:hint="default"/>
+        <w:sz w:val="20"/>
+      </w:rPr>
+    </w:lvl>
+    <w:lvl w:ilvl="8" w:tentative="1">
+      <w:start w:val="1"/>
+      <w:numFmt w:val="bullet"/>
+      <w:lvlText w:val=""/>
+      <w:lvlJc w:val="left"/>
+      <w:pPr>
+        <w:tabs>
+          <w:tab w:val="num" w:pos="6480"/>
+        </w:tabs>
+        <w:ind w:left="6480" w:hanging="360"/>
+      </w:pPr>
+      <w:rPr>
+        <w:rFonts w:ascii="Wingdings" w:hAnsi="Wingdings" w:hint="default"/>
+        <w:sz w:val="20"/>
+      </w:rPr>
+    </w:lvl>
+  </w:abstractNum>
+  <w:abstractNum w:abstractNumId="5" w15:restartNumberingAfterBreak="0">
+    <w:nsid w:val="18785C8B"/>
+    <w:multiLevelType w:val="multilevel"/>
+    <w:tmpl w:val="3A902E0A"/>
+    <w:lvl w:ilvl="0">
+      <w:start w:val="1"/>
+      <w:numFmt w:val="bullet"/>
+      <w:lvlText w:val=""/>
+      <w:lvlJc w:val="left"/>
+      <w:pPr>
+        <w:tabs>
+          <w:tab w:val="num" w:pos="720"/>
+        </w:tabs>
+        <w:ind w:left="720" w:hanging="360"/>
+      </w:pPr>
+      <w:rPr>
+        <w:rFonts w:ascii="Symbol" w:hAnsi="Symbol" w:hint="default"/>
+        <w:sz w:val="20"/>
+      </w:rPr>
+    </w:lvl>
+    <w:lvl w:ilvl="1" w:tentative="1">
+      <w:start w:val="1"/>
+      <w:numFmt w:val="bullet"/>
+      <w:lvlText w:val="o"/>
+      <w:lvlJc w:val="left"/>
+      <w:pPr>
+        <w:tabs>
+          <w:tab w:val="num" w:pos="1440"/>
+        </w:tabs>
+        <w:ind w:left="1440" w:hanging="360"/>
+      </w:pPr>
+      <w:rPr>
+        <w:rFonts w:ascii="Courier New" w:hAnsi="Courier New" w:hint="default"/>
+        <w:sz w:val="20"/>
+      </w:rPr>
+    </w:lvl>
+    <w:lvl w:ilvl="2" w:tentative="1">
+      <w:start w:val="1"/>
+      <w:numFmt w:val="bullet"/>
+      <w:lvlText w:val=""/>
+      <w:lvlJc w:val="left"/>
+      <w:pPr>
+        <w:tabs>
+          <w:tab w:val="num" w:pos="2160"/>
+        </w:tabs>
+        <w:ind w:left="2160" w:hanging="360"/>
+      </w:pPr>
+      <w:rPr>
+        <w:rFonts w:ascii="Wingdings" w:hAnsi="Wingdings" w:hint="default"/>
+        <w:sz w:val="20"/>
+      </w:rPr>
+    </w:lvl>
+    <w:lvl w:ilvl="3" w:tentative="1">
+      <w:start w:val="1"/>
+      <w:numFmt w:val="bullet"/>
+      <w:lvlText w:val=""/>
+      <w:lvlJc w:val="left"/>
+      <w:pPr>
+        <w:tabs>
+          <w:tab w:val="num" w:pos="2880"/>
+        </w:tabs>
+        <w:ind w:left="2880" w:hanging="360"/>
+      </w:pPr>
+      <w:rPr>
+        <w:rFonts w:ascii="Wingdings" w:hAnsi="Wingdings" w:hint="default"/>
+        <w:sz w:val="20"/>
+      </w:rPr>
+    </w:lvl>
+    <w:lvl w:ilvl="4" w:tentative="1">
+      <w:start w:val="1"/>
+      <w:numFmt w:val="bullet"/>
+      <w:lvlText w:val=""/>
+      <w:lvlJc w:val="left"/>
+      <w:pPr>
+        <w:tabs>
+          <w:tab w:val="num" w:pos="3600"/>
+        </w:tabs>
+        <w:ind w:left="3600" w:hanging="360"/>
+      </w:pPr>
+      <w:rPr>
+        <w:rFonts w:ascii="Wingdings" w:hAnsi="Wingdings" w:hint="default"/>
+        <w:sz w:val="20"/>
+      </w:rPr>
+    </w:lvl>
+    <w:lvl w:ilvl="5" w:tentative="1">
+      <w:start w:val="1"/>
+      <w:numFmt w:val="bullet"/>
+      <w:lvlText w:val=""/>
+      <w:lvlJc w:val="left"/>
+      <w:pPr>
+        <w:tabs>
+          <w:tab w:val="num" w:pos="4320"/>
+        </w:tabs>
+        <w:ind w:left="4320" w:hanging="360"/>
+      </w:pPr>
+      <w:rPr>
+        <w:rFonts w:ascii="Wingdings" w:hAnsi="Wingdings" w:hint="default"/>
+        <w:sz w:val="20"/>
+      </w:rPr>
+    </w:lvl>
+    <w:lvl w:ilvl="6" w:tentative="1">
+      <w:start w:val="1"/>
+      <w:numFmt w:val="bullet"/>
+      <w:lvlText w:val=""/>
+      <w:lvlJc w:val="left"/>
+      <w:pPr>
+        <w:tabs>
+          <w:tab w:val="num" w:pos="5040"/>
+        </w:tabs>
+        <w:ind w:left="5040" w:hanging="360"/>
+      </w:pPr>
+      <w:rPr>
+        <w:rFonts w:ascii="Wingdings" w:hAnsi="Wingdings" w:hint="default"/>
+        <w:sz w:val="20"/>
+      </w:rPr>
+    </w:lvl>
+    <w:lvl w:ilvl="7" w:tentative="1">
+      <w:start w:val="1"/>
+      <w:numFmt w:val="bullet"/>
+      <w:lvlText w:val=""/>
+      <w:lvlJc w:val="left"/>
+      <w:pPr>
+        <w:tabs>
+          <w:tab w:val="num" w:pos="5760"/>
+        </w:tabs>
+        <w:ind w:left="5760" w:hanging="360"/>
+      </w:pPr>
+      <w:rPr>
+        <w:rFonts w:ascii="Wingdings" w:hAnsi="Wingdings" w:hint="default"/>
+        <w:sz w:val="20"/>
+      </w:rPr>
+    </w:lvl>
+    <w:lvl w:ilvl="8" w:tentative="1">
+      <w:start w:val="1"/>
+      <w:numFmt w:val="bullet"/>
+      <w:lvlText w:val=""/>
+      <w:lvlJc w:val="left"/>
+      <w:pPr>
+        <w:tabs>
+          <w:tab w:val="num" w:pos="6480"/>
+        </w:tabs>
+        <w:ind w:left="6480" w:hanging="360"/>
+      </w:pPr>
+      <w:rPr>
+        <w:rFonts w:ascii="Wingdings" w:hAnsi="Wingdings" w:hint="default"/>
+        <w:sz w:val="20"/>
+      </w:rPr>
+    </w:lvl>
+  </w:abstractNum>
+  <w:abstractNum w:abstractNumId="6" w15:restartNumberingAfterBreak="0">
+    <w:nsid w:val="27A10194"/>
+    <w:multiLevelType w:val="hybridMultilevel"/>
+    <w:tmpl w:val="BE4270BE"/>
+    <w:lvl w:ilvl="0" w:tplc="24983DC2">
+      <w:numFmt w:val="bullet"/>
+      <w:lvlText w:val="-"/>
+      <w:lvlJc w:val="left"/>
+      <w:pPr>
+        <w:ind w:left="938" w:hanging="360"/>
+      </w:pPr>
+      <w:rPr>
+        <w:rFonts w:ascii="Times New Roman" w:eastAsiaTheme="minorHAnsi" w:hAnsi="Times New Roman" w:cs="Times New Roman" w:hint="default"/>
+      </w:rPr>
+    </w:lvl>
+    <w:lvl w:ilvl="1" w:tplc="042A0003" w:tentative="1">
+      <w:start w:val="1"/>
+      <w:numFmt w:val="bullet"/>
+      <w:lvlText w:val="o"/>
+      <w:lvlJc w:val="left"/>
+      <w:pPr>
+        <w:ind w:left="1658" w:hanging="360"/>
+      </w:pPr>
+      <w:rPr>
+        <w:rFonts w:ascii="Courier New" w:hAnsi="Courier New" w:cs="Courier New" w:hint="default"/>
+      </w:rPr>
+    </w:lvl>
+    <w:lvl w:ilvl="2" w:tplc="042A0005" w:tentative="1">
+      <w:start w:val="1"/>
+      <w:numFmt w:val="bullet"/>
+      <w:lvlText w:val=""/>
+      <w:lvlJc w:val="left"/>
+      <w:pPr>
+        <w:ind w:left="2378" w:hanging="360"/>
+      </w:pPr>
+      <w:rPr>
+        <w:rFonts w:ascii="Wingdings" w:hAnsi="Wingdings" w:hint="default"/>
+      </w:rPr>
+    </w:lvl>
+    <w:lvl w:ilvl="3" w:tplc="042A0001" w:tentative="1">
+      <w:start w:val="1"/>
+      <w:numFmt w:val="bullet"/>
+      <w:lvlText w:val=""/>
+      <w:lvlJc w:val="left"/>
+      <w:pPr>
+        <w:ind w:left="3098" w:hanging="360"/>
+      </w:pPr>
+      <w:rPr>
+        <w:rFonts w:ascii="Symbol" w:hAnsi="Symbol" w:hint="default"/>
+      </w:rPr>
+    </w:lvl>
+    <w:lvl w:ilvl="4" w:tplc="042A0003" w:tentative="1">
+      <w:start w:val="1"/>
+      <w:numFmt w:val="bullet"/>
+      <w:lvlText w:val="o"/>
+      <w:lvlJc w:val="left"/>
+      <w:pPr>
+        <w:ind w:left="3818" w:hanging="360"/>
+      </w:pPr>
+      <w:rPr>
+        <w:rFonts w:ascii="Courier New" w:hAnsi="Courier New" w:cs="Courier New" w:hint="default"/>
+      </w:rPr>
+    </w:lvl>
+    <w:lvl w:ilvl="5" w:tplc="042A0005" w:tentative="1">
+      <w:start w:val="1"/>
+      <w:numFmt w:val="bullet"/>
+      <w:lvlText w:val=""/>
+      <w:lvlJc w:val="left"/>
+      <w:pPr>
+        <w:ind w:left="4538" w:hanging="360"/>
+      </w:pPr>
+      <w:rPr>
+        <w:rFonts w:ascii="Wingdings" w:hAnsi="Wingdings" w:hint="default"/>
+      </w:rPr>
+    </w:lvl>
+    <w:lvl w:ilvl="6" w:tplc="042A0001" w:tentative="1">
+      <w:start w:val="1"/>
+      <w:numFmt w:val="bullet"/>
+      <w:lvlText w:val=""/>
+      <w:lvlJc w:val="left"/>
+      <w:pPr>
+        <w:ind w:left="5258" w:hanging="360"/>
+      </w:pPr>
+      <w:rPr>
+        <w:rFonts w:ascii="Symbol" w:hAnsi="Symbol" w:hint="default"/>
+      </w:rPr>
+    </w:lvl>
+    <w:lvl w:ilvl="7" w:tplc="042A0003" w:tentative="1">
+      <w:start w:val="1"/>
+      <w:numFmt w:val="bullet"/>
+      <w:lvlText w:val="o"/>
+      <w:lvlJc w:val="left"/>
+      <w:pPr>
+        <w:ind w:left="5978" w:hanging="360"/>
+      </w:pPr>
+      <w:rPr>
+        <w:rFonts w:ascii="Courier New" w:hAnsi="Courier New" w:cs="Courier New" w:hint="default"/>
+      </w:rPr>
+    </w:lvl>
+    <w:lvl w:ilvl="8" w:tplc="042A0005" w:tentative="1">
+      <w:start w:val="1"/>
+      <w:numFmt w:val="bullet"/>
+      <w:lvlText w:val=""/>
+      <w:lvlJc w:val="left"/>
+      <w:pPr>
+        <w:ind w:left="6698" w:hanging="360"/>
+      </w:pPr>
+      <w:rPr>
+        <w:rFonts w:ascii="Wingdings" w:hAnsi="Wingdings" w:hint="default"/>
+      </w:rPr>
+    </w:lvl>
+  </w:abstractNum>
+  <w:abstractNum w:abstractNumId="7" w15:restartNumberingAfterBreak="0">
+    <w:nsid w:val="287B1EA9"/>
+    <w:multiLevelType w:val="hybridMultilevel"/>
+    <w:tmpl w:val="EB7ED764"/>
+    <w:lvl w:ilvl="0" w:tplc="98EAB652">
+      <w:numFmt w:val="bullet"/>
+      <w:lvlText w:val="-"/>
+      <w:lvlJc w:val="left"/>
+      <w:pPr>
+        <w:ind w:left="938" w:hanging="360"/>
+      </w:pPr>
+      <w:rPr>
+        <w:rFonts w:ascii="Times New Roman" w:eastAsiaTheme="minorHAnsi" w:hAnsi="Times New Roman" w:cs="Times New Roman" w:hint="default"/>
+      </w:rPr>
+    </w:lvl>
+    <w:lvl w:ilvl="1" w:tplc="042A0003" w:tentative="1">
+      <w:start w:val="1"/>
+      <w:numFmt w:val="bullet"/>
+      <w:lvlText w:val="o"/>
+      <w:lvlJc w:val="left"/>
+      <w:pPr>
+        <w:ind w:left="1658" w:hanging="360"/>
+      </w:pPr>
+      <w:rPr>
+        <w:rFonts w:ascii="Courier New" w:hAnsi="Courier New" w:cs="Courier New" w:hint="default"/>
+      </w:rPr>
+    </w:lvl>
+    <w:lvl w:ilvl="2" w:tplc="042A0005" w:tentative="1">
+      <w:start w:val="1"/>
+      <w:numFmt w:val="bullet"/>
+      <w:lvlText w:val=""/>
+      <w:lvlJc w:val="left"/>
+      <w:pPr>
+        <w:ind w:left="2378" w:hanging="360"/>
+      </w:pPr>
+      <w:rPr>
+        <w:rFonts w:ascii="Wingdings" w:hAnsi="Wingdings" w:hint="default"/>
+      </w:rPr>
+    </w:lvl>
+    <w:lvl w:ilvl="3" w:tplc="042A0001" w:tentative="1">
+      <w:start w:val="1"/>
+      <w:numFmt w:val="bullet"/>
+      <w:lvlText w:val=""/>
+      <w:lvlJc w:val="left"/>
+      <w:pPr>
+        <w:ind w:left="3098" w:hanging="360"/>
+      </w:pPr>
+      <w:rPr>
+        <w:rFonts w:ascii="Symbol" w:hAnsi="Symbol" w:hint="default"/>
+      </w:rPr>
+    </w:lvl>
+    <w:lvl w:ilvl="4" w:tplc="042A0003" w:tentative="1">
+      <w:start w:val="1"/>
+      <w:numFmt w:val="bullet"/>
+      <w:lvlText w:val="o"/>
+      <w:lvlJc w:val="left"/>
+      <w:pPr>
+        <w:ind w:left="3818" w:hanging="360"/>
+      </w:pPr>
+      <w:rPr>
+        <w:rFonts w:ascii="Courier New" w:hAnsi="Courier New" w:cs="Courier New" w:hint="default"/>
+      </w:rPr>
+    </w:lvl>
+    <w:lvl w:ilvl="5" w:tplc="042A0005" w:tentative="1">
+      <w:start w:val="1"/>
+      <w:numFmt w:val="bullet"/>
+      <w:lvlText w:val=""/>
+      <w:lvlJc w:val="left"/>
+      <w:pPr>
+        <w:ind w:left="4538" w:hanging="360"/>
+      </w:pPr>
+      <w:rPr>
+        <w:rFonts w:ascii="Wingdings" w:hAnsi="Wingdings" w:hint="default"/>
+      </w:rPr>
+    </w:lvl>
+    <w:lvl w:ilvl="6" w:tplc="042A0001" w:tentative="1">
+      <w:start w:val="1"/>
+      <w:numFmt w:val="bullet"/>
+      <w:lvlText w:val=""/>
+      <w:lvlJc w:val="left"/>
+      <w:pPr>
+        <w:ind w:left="5258" w:hanging="360"/>
+      </w:pPr>
+      <w:rPr>
+        <w:rFonts w:ascii="Symbol" w:hAnsi="Symbol" w:hint="default"/>
+      </w:rPr>
+    </w:lvl>
+    <w:lvl w:ilvl="7" w:tplc="042A0003" w:tentative="1">
+      <w:start w:val="1"/>
+      <w:numFmt w:val="bullet"/>
+      <w:lvlText w:val="o"/>
+      <w:lvlJc w:val="left"/>
+      <w:pPr>
+        <w:ind w:left="5978" w:hanging="360"/>
+      </w:pPr>
+      <w:rPr>
+        <w:rFonts w:ascii="Courier New" w:hAnsi="Courier New" w:cs="Courier New" w:hint="default"/>
+      </w:rPr>
+    </w:lvl>
+    <w:lvl w:ilvl="8" w:tplc="042A0005" w:tentative="1">
+      <w:start w:val="1"/>
+      <w:numFmt w:val="bullet"/>
+      <w:lvlText w:val=""/>
+      <w:lvlJc w:val="left"/>
+      <w:pPr>
+        <w:ind w:left="6698" w:hanging="360"/>
+      </w:pPr>
+      <w:rPr>
+        <w:rFonts w:ascii="Wingdings" w:hAnsi="Wingdings" w:hint="default"/>
+      </w:rPr>
+    </w:lvl>
+  </w:abstractNum>
+  <w:abstractNum w:abstractNumId="8" w15:restartNumberingAfterBreak="0">
+    <w:nsid w:val="3BB96696"/>
+    <w:multiLevelType w:val="hybridMultilevel"/>
+    <w:tmpl w:val="69BCC6C8"/>
+    <w:lvl w:ilvl="0" w:tplc="F9F02CDC">
+      <w:numFmt w:val="bullet"/>
+      <w:lvlText w:val="-"/>
+      <w:lvlJc w:val="left"/>
+      <w:pPr>
+        <w:ind w:left="938" w:hanging="360"/>
+      </w:pPr>
+      <w:rPr>
+        <w:rFonts w:ascii="Times New Roman" w:eastAsiaTheme="minorHAnsi" w:hAnsi="Times New Roman" w:cs="Times New Roman" w:hint="default"/>
+      </w:rPr>
+    </w:lvl>
+    <w:lvl w:ilvl="1" w:tplc="042A0003" w:tentative="1">
+      <w:start w:val="1"/>
+      <w:numFmt w:val="bullet"/>
+      <w:lvlText w:val="o"/>
+      <w:lvlJc w:val="left"/>
+      <w:pPr>
+        <w:ind w:left="1658" w:hanging="360"/>
+      </w:pPr>
+      <w:rPr>
+        <w:rFonts w:ascii="Courier New" w:hAnsi="Courier New" w:cs="Courier New" w:hint="default"/>
+      </w:rPr>
+    </w:lvl>
+    <w:lvl w:ilvl="2" w:tplc="042A0005" w:tentative="1">
+      <w:start w:val="1"/>
+      <w:numFmt w:val="bullet"/>
+      <w:lvlText w:val=""/>
+      <w:lvlJc w:val="left"/>
+      <w:pPr>
+        <w:ind w:left="2378" w:hanging="360"/>
+      </w:pPr>
+      <w:rPr>
+        <w:rFonts w:ascii="Wingdings" w:hAnsi="Wingdings" w:hint="default"/>
+      </w:rPr>
+    </w:lvl>
+    <w:lvl w:ilvl="3" w:tplc="042A0001" w:tentative="1">
+      <w:start w:val="1"/>
+      <w:numFmt w:val="bullet"/>
+      <w:lvlText w:val=""/>
+      <w:lvlJc w:val="left"/>
+      <w:pPr>
+        <w:ind w:left="3098" w:hanging="360"/>
+      </w:pPr>
+      <w:rPr>
+        <w:rFonts w:ascii="Symbol" w:hAnsi="Symbol" w:hint="default"/>
+      </w:rPr>
+    </w:lvl>
+    <w:lvl w:ilvl="4" w:tplc="042A0003" w:tentative="1">
+      <w:start w:val="1"/>
+      <w:numFmt w:val="bullet"/>
+      <w:lvlText w:val="o"/>
+      <w:lvlJc w:val="left"/>
+      <w:pPr>
+        <w:ind w:left="3818" w:hanging="360"/>
+      </w:pPr>
+      <w:rPr>
+        <w:rFonts w:ascii="Courier New" w:hAnsi="Courier New" w:cs="Courier New" w:hint="default"/>
+      </w:rPr>
+    </w:lvl>
+    <w:lvl w:ilvl="5" w:tplc="042A0005" w:tentative="1">
+      <w:start w:val="1"/>
+      <w:numFmt w:val="bullet"/>
+      <w:lvlText w:val=""/>
+      <w:lvlJc w:val="left"/>
+      <w:pPr>
+        <w:ind w:left="4538" w:hanging="360"/>
+      </w:pPr>
+      <w:rPr>
+        <w:rFonts w:ascii="Wingdings" w:hAnsi="Wingdings" w:hint="default"/>
+      </w:rPr>
+    </w:lvl>
+    <w:lvl w:ilvl="6" w:tplc="042A0001" w:tentative="1">
+      <w:start w:val="1"/>
+      <w:numFmt w:val="bullet"/>
+      <w:lvlText w:val=""/>
+      <w:lvlJc w:val="left"/>
+      <w:pPr>
+        <w:ind w:left="5258" w:hanging="360"/>
+      </w:pPr>
+      <w:rPr>
+        <w:rFonts w:ascii="Symbol" w:hAnsi="Symbol" w:hint="default"/>
+      </w:rPr>
+    </w:lvl>
+    <w:lvl w:ilvl="7" w:tplc="042A0003" w:tentative="1">
+      <w:start w:val="1"/>
+      <w:numFmt w:val="bullet"/>
+      <w:lvlText w:val="o"/>
+      <w:lvlJc w:val="left"/>
+      <w:pPr>
+        <w:ind w:left="5978" w:hanging="360"/>
+      </w:pPr>
+      <w:rPr>
+        <w:rFonts w:ascii="Courier New" w:hAnsi="Courier New" w:cs="Courier New" w:hint="default"/>
+      </w:rPr>
+    </w:lvl>
+    <w:lvl w:ilvl="8" w:tplc="042A0005" w:tentative="1">
+      <w:start w:val="1"/>
+      <w:numFmt w:val="bullet"/>
+      <w:lvlText w:val=""/>
+      <w:lvlJc w:val="left"/>
+      <w:pPr>
+        <w:ind w:left="6698" w:hanging="360"/>
+      </w:pPr>
+      <w:rPr>
+        <w:rFonts w:ascii="Wingdings" w:hAnsi="Wingdings" w:hint="default"/>
+      </w:rPr>
+    </w:lvl>
+  </w:abstractNum>
+  <w:abstractNum w:abstractNumId="9" w15:restartNumberingAfterBreak="0">
+    <w:nsid w:val="3D593274"/>
+    <w:multiLevelType w:val="multilevel"/>
+    <w:tmpl w:val="042A001D"/>
+    <w:lvl w:ilvl="0">
+      <w:start w:val="1"/>
+      <w:numFmt w:val="decimal"/>
+      <w:lvlText w:val="%1)"/>
+      <w:lvlJc w:val="left"/>
+      <w:pPr>
+        <w:ind w:left="360" w:hanging="360"/>
+      </w:pPr>
+    </w:lvl>
+    <w:lvl w:ilvl="1">
+      <w:start w:val="1"/>
+      <w:numFmt w:val="lowerLetter"/>
+      <w:lvlText w:val="%2)"/>
+      <w:lvlJc w:val="left"/>
+      <w:pPr>
+        <w:ind w:left="720" w:hanging="360"/>
+      </w:pPr>
+    </w:lvl>
+    <w:lvl w:ilvl="2">
+      <w:start w:val="1"/>
+      <w:numFmt w:val="lowerRoman"/>
+      <w:lvlText w:val="%3)"/>
+      <w:lvlJc w:val="left"/>
+      <w:pPr>
+        <w:ind w:left="1080" w:hanging="360"/>
+      </w:pPr>
+    </w:lvl>
+    <w:lvl w:ilvl="3">
+      <w:start w:val="1"/>
+      <w:numFmt w:val="decimal"/>
+      <w:lvlText w:val="(%4)"/>
+      <w:lvlJc w:val="left"/>
+      <w:pPr>
+        <w:ind w:left="1440" w:hanging="360"/>
+      </w:pPr>
+    </w:lvl>
+    <w:lvl w:ilvl="4">
+      <w:start w:val="1"/>
+      <w:numFmt w:val="lowerLetter"/>
+      <w:lvlText w:val="(%5)"/>
+      <w:lvlJc w:val="left"/>
+      <w:pPr>
+        <w:ind w:left="1800" w:hanging="360"/>
+      </w:pPr>
+    </w:lvl>
+    <w:lvl w:ilvl="5">
+      <w:start w:val="1"/>
+      <w:numFmt w:val="lowerRoman"/>
+      <w:lvlText w:val="(%6)"/>
+      <w:lvlJc w:val="left"/>
+      <w:pPr>
+        <w:ind w:left="2160" w:hanging="360"/>
+      </w:pPr>
+    </w:lvl>
+    <w:lvl w:ilvl="6">
+      <w:start w:val="1"/>
+      <w:numFmt w:val="decimal"/>
+      <w:lvlText w:val="%7."/>
+      <w:lvlJc w:val="left"/>
+      <w:pPr>
+        <w:ind w:left="2520" w:hanging="360"/>
+      </w:pPr>
+    </w:lvl>
+    <w:lvl w:ilvl="7">
+      <w:start w:val="1"/>
+      <w:numFmt w:val="lowerLetter"/>
+      <w:lvlText w:val="%8."/>
+      <w:lvlJc w:val="left"/>
+      <w:pPr>
+        <w:ind w:left="2880" w:hanging="360"/>
+      </w:pPr>
+    </w:lvl>
+    <w:lvl w:ilvl="8">
+      <w:start w:val="1"/>
+      <w:numFmt w:val="lowerRoman"/>
+      <w:lvlText w:val="%9."/>
+      <w:lvlJc w:val="left"/>
+      <w:pPr>
+        <w:ind w:left="3240" w:hanging="360"/>
+      </w:pPr>
+    </w:lvl>
+  </w:abstractNum>
+  <w:abstractNum w:abstractNumId="10" w15:restartNumberingAfterBreak="0">
+    <w:nsid w:val="3EA4553C"/>
+    <w:multiLevelType w:val="multilevel"/>
+    <w:tmpl w:val="35927E58"/>
+    <w:lvl w:ilvl="0">
+      <w:start w:val="1"/>
+      <w:numFmt w:val="bullet"/>
+      <w:lvlText w:val=""/>
+      <w:lvlJc w:val="left"/>
+      <w:pPr>
+        <w:tabs>
+          <w:tab w:val="num" w:pos="720"/>
+        </w:tabs>
+        <w:ind w:left="720" w:hanging="360"/>
+      </w:pPr>
+      <w:rPr>
+        <w:rFonts w:ascii="Symbol" w:hAnsi="Symbol" w:hint="default"/>
+        <w:sz w:val="20"/>
+      </w:rPr>
+    </w:lvl>
+    <w:lvl w:ilvl="1" w:tentative="1">
+      <w:start w:val="1"/>
+      <w:numFmt w:val="bullet"/>
+      <w:lvlText w:val="o"/>
+      <w:lvlJc w:val="left"/>
+      <w:pPr>
+        <w:tabs>
+          <w:tab w:val="num" w:pos="1440"/>
+        </w:tabs>
+        <w:ind w:left="1440" w:hanging="360"/>
+      </w:pPr>
+      <w:rPr>
+        <w:rFonts w:ascii="Courier New" w:hAnsi="Courier New" w:hint="default"/>
+        <w:sz w:val="20"/>
+      </w:rPr>
+    </w:lvl>
+    <w:lvl w:ilvl="2" w:tentative="1">
+      <w:start w:val="1"/>
+      <w:numFmt w:val="bullet"/>
+      <w:lvlText w:val=""/>
+      <w:lvlJc w:val="left"/>
+      <w:pPr>
+        <w:tabs>
+          <w:tab w:val="num" w:pos="2160"/>
+        </w:tabs>
+        <w:ind w:left="2160" w:hanging="360"/>
+      </w:pPr>
+      <w:rPr>
+        <w:rFonts w:ascii="Wingdings" w:hAnsi="Wingdings" w:hint="default"/>
+        <w:sz w:val="20"/>
+      </w:rPr>
+    </w:lvl>
+    <w:lvl w:ilvl="3" w:tentative="1">
+      <w:start w:val="1"/>
+      <w:numFmt w:val="bullet"/>
+      <w:lvlText w:val=""/>
+      <w:lvlJc w:val="left"/>
+      <w:pPr>
+        <w:tabs>
+          <w:tab w:val="num" w:pos="2880"/>
+        </w:tabs>
+        <w:ind w:left="2880" w:hanging="360"/>
+      </w:pPr>
+      <w:rPr>
+        <w:rFonts w:ascii="Wingdings" w:hAnsi="Wingdings" w:hint="default"/>
+        <w:sz w:val="20"/>
+      </w:rPr>
+    </w:lvl>
+    <w:lvl w:ilvl="4" w:tentative="1">
+      <w:start w:val="1"/>
+      <w:numFmt w:val="bullet"/>
+      <w:lvlText w:val=""/>
+      <w:lvlJc w:val="left"/>
+      <w:pPr>
+        <w:tabs>
+          <w:tab w:val="num" w:pos="3600"/>
+        </w:tabs>
+        <w:ind w:left="3600" w:hanging="360"/>
+      </w:pPr>
+      <w:rPr>
+        <w:rFonts w:ascii="Wingdings" w:hAnsi="Wingdings" w:hint="default"/>
+        <w:sz w:val="20"/>
+      </w:rPr>
+    </w:lvl>
+    <w:lvl w:ilvl="5" w:tentative="1">
+      <w:start w:val="1"/>
+      <w:numFmt w:val="bullet"/>
+      <w:lvlText w:val=""/>
+      <w:lvlJc w:val="left"/>
+      <w:pPr>
+        <w:tabs>
+          <w:tab w:val="num" w:pos="4320"/>
+        </w:tabs>
+        <w:ind w:left="4320" w:hanging="360"/>
+      </w:pPr>
+      <w:rPr>
+        <w:rFonts w:ascii="Wingdings" w:hAnsi="Wingdings" w:hint="default"/>
+        <w:sz w:val="20"/>
+      </w:rPr>
+    </w:lvl>
+    <w:lvl w:ilvl="6" w:tentative="1">
+      <w:start w:val="1"/>
+      <w:numFmt w:val="bullet"/>
+      <w:lvlText w:val=""/>
+      <w:lvlJc w:val="left"/>
+      <w:pPr>
+        <w:tabs>
+          <w:tab w:val="num" w:pos="5040"/>
+        </w:tabs>
+        <w:ind w:left="5040" w:hanging="360"/>
+      </w:pPr>
+      <w:rPr>
+        <w:rFonts w:ascii="Wingdings" w:hAnsi="Wingdings" w:hint="default"/>
+        <w:sz w:val="20"/>
+      </w:rPr>
+    </w:lvl>
+    <w:lvl w:ilvl="7" w:tentative="1">
+      <w:start w:val="1"/>
+      <w:numFmt w:val="bullet"/>
+      <w:lvlText w:val=""/>
+      <w:lvlJc w:val="left"/>
+      <w:pPr>
+        <w:tabs>
+          <w:tab w:val="num" w:pos="5760"/>
+        </w:tabs>
+        <w:ind w:left="5760" w:hanging="360"/>
+      </w:pPr>
+      <w:rPr>
+        <w:rFonts w:ascii="Wingdings" w:hAnsi="Wingdings" w:hint="default"/>
+        <w:sz w:val="20"/>
+      </w:rPr>
+    </w:lvl>
+    <w:lvl w:ilvl="8" w:tentative="1">
+      <w:start w:val="1"/>
+      <w:numFmt w:val="bullet"/>
+      <w:lvlText w:val=""/>
+      <w:lvlJc w:val="left"/>
+      <w:pPr>
+        <w:tabs>
+          <w:tab w:val="num" w:pos="6480"/>
+        </w:tabs>
+        <w:ind w:left="6480" w:hanging="360"/>
+      </w:pPr>
+      <w:rPr>
+        <w:rFonts w:ascii="Wingdings" w:hAnsi="Wingdings" w:hint="default"/>
+        <w:sz w:val="20"/>
+      </w:rPr>
+    </w:lvl>
+  </w:abstractNum>
+  <w:abstractNum w:abstractNumId="11" w15:restartNumberingAfterBreak="0">
+    <w:nsid w:val="444139F9"/>
+    <w:multiLevelType w:val="hybridMultilevel"/>
+    <w:tmpl w:val="938A9B56"/>
+    <w:lvl w:ilvl="0" w:tplc="DDBC158A">
+      <w:numFmt w:val="bullet"/>
+      <w:lvlText w:val="-"/>
+      <w:lvlJc w:val="left"/>
+      <w:pPr>
+        <w:ind w:left="1080" w:hanging="360"/>
+      </w:pPr>
+      <w:rPr>
+        <w:rFonts w:ascii="Times New Roman" w:eastAsiaTheme="minorHAnsi" w:hAnsi="Times New Roman" w:cs="Times New Roman" w:hint="default"/>
+      </w:rPr>
+    </w:lvl>
+    <w:lvl w:ilvl="1" w:tplc="042A0003" w:tentative="1">
+      <w:start w:val="1"/>
+      <w:numFmt w:val="bullet"/>
+      <w:lvlText w:val="o"/>
+      <w:lvlJc w:val="left"/>
+      <w:pPr>
+        <w:ind w:left="1800" w:hanging="360"/>
+      </w:pPr>
+      <w:rPr>
+        <w:rFonts w:ascii="Courier New" w:hAnsi="Courier New" w:cs="Courier New" w:hint="default"/>
+      </w:rPr>
+    </w:lvl>
+    <w:lvl w:ilvl="2" w:tplc="042A0005" w:tentative="1">
+      <w:start w:val="1"/>
+      <w:numFmt w:val="bullet"/>
+      <w:lvlText w:val=""/>
+      <w:lvlJc w:val="left"/>
+      <w:pPr>
+        <w:ind w:left="2520" w:hanging="360"/>
+      </w:pPr>
+      <w:rPr>
+        <w:rFonts w:ascii="Wingdings" w:hAnsi="Wingdings" w:hint="default"/>
+      </w:rPr>
+    </w:lvl>
+    <w:lvl w:ilvl="3" w:tplc="042A0001" w:tentative="1">
+      <w:start w:val="1"/>
+      <w:numFmt w:val="bullet"/>
+      <w:lvlText w:val=""/>
+      <w:lvlJc w:val="left"/>
+      <w:pPr>
+        <w:ind w:left="3240" w:hanging="360"/>
+      </w:pPr>
+      <w:rPr>
+        <w:rFonts w:ascii="Symbol" w:hAnsi="Symbol" w:hint="default"/>
+      </w:rPr>
+    </w:lvl>
+    <w:lvl w:ilvl="4" w:tplc="042A0003" w:tentative="1">
+      <w:start w:val="1"/>
+      <w:numFmt w:val="bullet"/>
+      <w:lvlText w:val="o"/>
+      <w:lvlJc w:val="left"/>
+      <w:pPr>
+        <w:ind w:left="3960" w:hanging="360"/>
+      </w:pPr>
+      <w:rPr>
+        <w:rFonts w:ascii="Courier New" w:hAnsi="Courier New" w:cs="Courier New" w:hint="default"/>
+      </w:rPr>
+    </w:lvl>
+    <w:lvl w:ilvl="5" w:tplc="042A0005" w:tentative="1">
+      <w:start w:val="1"/>
+      <w:numFmt w:val="bullet"/>
+      <w:lvlText w:val=""/>
+      <w:lvlJc w:val="left"/>
+      <w:pPr>
+        <w:ind w:left="4680" w:hanging="360"/>
+      </w:pPr>
+      <w:rPr>
+        <w:rFonts w:ascii="Wingdings" w:hAnsi="Wingdings" w:hint="default"/>
+      </w:rPr>
+    </w:lvl>
+    <w:lvl w:ilvl="6" w:tplc="042A0001" w:tentative="1">
+      <w:start w:val="1"/>
+      <w:numFmt w:val="bullet"/>
+      <w:lvlText w:val=""/>
+      <w:lvlJc w:val="left"/>
+      <w:pPr>
+        <w:ind w:left="5400" w:hanging="360"/>
+      </w:pPr>
+      <w:rPr>
+        <w:rFonts w:ascii="Symbol" w:hAnsi="Symbol" w:hint="default"/>
+      </w:rPr>
+    </w:lvl>
+    <w:lvl w:ilvl="7" w:tplc="042A0003" w:tentative="1">
+      <w:start w:val="1"/>
+      <w:numFmt w:val="bullet"/>
+      <w:lvlText w:val="o"/>
+      <w:lvlJc w:val="left"/>
+      <w:pPr>
+        <w:ind w:left="6120" w:hanging="360"/>
+      </w:pPr>
+      <w:rPr>
+        <w:rFonts w:ascii="Courier New" w:hAnsi="Courier New" w:cs="Courier New" w:hint="default"/>
+      </w:rPr>
+    </w:lvl>
+    <w:lvl w:ilvl="8" w:tplc="042A0005" w:tentative="1">
+      <w:start w:val="1"/>
+      <w:numFmt w:val="bullet"/>
+      <w:lvlText w:val=""/>
+      <w:lvlJc w:val="left"/>
+      <w:pPr>
+        <w:ind w:left="6840" w:hanging="360"/>
+      </w:pPr>
+      <w:rPr>
+        <w:rFonts w:ascii="Wingdings" w:hAnsi="Wingdings" w:hint="default"/>
+      </w:rPr>
+    </w:lvl>
+  </w:abstractNum>
+  <w:abstractNum w:abstractNumId="12" w15:restartNumberingAfterBreak="0">
+    <w:nsid w:val="515746E4"/>
+    <w:multiLevelType w:val="multilevel"/>
+    <w:tmpl w:val="F1EA4F54"/>
+    <w:lvl w:ilvl="0">
+      <w:start w:val="1"/>
+      <w:numFmt w:val="decimal"/>
+      <w:lvlText w:val="CHƯƠNG %1:"/>
+      <w:lvlJc w:val="left"/>
+      <w:pPr>
+        <w:ind w:left="360" w:hanging="360"/>
+      </w:pPr>
+      <w:rPr>
+        <w:rFonts w:hint="default"/>
+      </w:rPr>
+    </w:lvl>
+    <w:lvl w:ilvl="1">
+      <w:start w:val="1"/>
+      <w:numFmt w:val="lowerLetter"/>
+      <w:lvlText w:val="%2)"/>
+      <w:lvlJc w:val="left"/>
+      <w:pPr>
+        <w:ind w:left="720" w:hanging="360"/>
+      </w:pPr>
+      <w:rPr>
+        <w:rFonts w:hint="default"/>
+      </w:rPr>
+    </w:lvl>
+    <w:lvl w:ilvl="2">
+      <w:start w:val="1"/>
+      <w:numFmt w:val="lowerRoman"/>
+      <w:lvlText w:val="%3)"/>
+      <w:lvlJc w:val="left"/>
+      <w:pPr>
+        <w:ind w:left="1080" w:hanging="360"/>
+      </w:pPr>
+      <w:rPr>
+        <w:rFonts w:hint="default"/>
+      </w:rPr>
+    </w:lvl>
+    <w:lvl w:ilvl="3">
+      <w:start w:val="1"/>
+      <w:numFmt w:val="decimal"/>
+      <w:lvlText w:val="(%4)"/>
+      <w:lvlJc w:val="left"/>
+      <w:pPr>
+        <w:ind w:left="1440" w:hanging="360"/>
+      </w:pPr>
+      <w:rPr>
+        <w:rFonts w:hint="default"/>
+      </w:rPr>
+    </w:lvl>
+    <w:lvl w:ilvl="4">
+      <w:start w:val="1"/>
+      <w:numFmt w:val="lowerLetter"/>
+      <w:lvlText w:val="(%5)"/>
+      <w:lvlJc w:val="left"/>
+      <w:pPr>
+        <w:ind w:left="1800" w:hanging="360"/>
+      </w:pPr>
+      <w:rPr>
+        <w:rFonts w:hint="default"/>
+      </w:rPr>
+    </w:lvl>
+    <w:lvl w:ilvl="5">
+      <w:start w:val="1"/>
+      <w:numFmt w:val="lowerRoman"/>
+      <w:lvlText w:val="(%6)"/>
+      <w:lvlJc w:val="left"/>
+      <w:pPr>
+        <w:ind w:left="2160" w:hanging="360"/>
+      </w:pPr>
+      <w:rPr>
+        <w:rFonts w:hint="default"/>
+      </w:rPr>
+    </w:lvl>
+    <w:lvl w:ilvl="6">
+      <w:start w:val="1"/>
+      <w:numFmt w:val="decimal"/>
+      <w:lvlText w:val="%7."/>
+      <w:lvlJc w:val="left"/>
+      <w:pPr>
+        <w:ind w:left="2520" w:hanging="360"/>
+      </w:pPr>
+      <w:rPr>
+        <w:rFonts w:hint="default"/>
+      </w:rPr>
+    </w:lvl>
+    <w:lvl w:ilvl="7">
+      <w:start w:val="1"/>
+      <w:numFmt w:val="lowerLetter"/>
+      <w:lvlText w:val="%8."/>
+      <w:lvlJc w:val="left"/>
+      <w:pPr>
+        <w:ind w:left="2880" w:hanging="360"/>
+      </w:pPr>
+      <w:rPr>
+        <w:rFonts w:hint="default"/>
+      </w:rPr>
+    </w:lvl>
+    <w:lvl w:ilvl="8">
+      <w:start w:val="1"/>
+      <w:numFmt w:val="lowerRoman"/>
+      <w:lvlText w:val="%9."/>
+      <w:lvlJc w:val="left"/>
+      <w:pPr>
+        <w:ind w:left="3240" w:hanging="360"/>
+      </w:pPr>
+      <w:rPr>
+        <w:rFonts w:hint="default"/>
+      </w:rPr>
+    </w:lvl>
+  </w:abstractNum>
+  <w:abstractNum w:abstractNumId="13" w15:restartNumberingAfterBreak="0">
+    <w:nsid w:val="55BF41E3"/>
+    <w:multiLevelType w:val="hybridMultilevel"/>
+    <w:tmpl w:val="5882E27C"/>
+    <w:lvl w:ilvl="0" w:tplc="3098C648">
+      <w:numFmt w:val="bullet"/>
+      <w:lvlText w:val="-"/>
+      <w:lvlJc w:val="left"/>
+      <w:pPr>
+        <w:ind w:left="720" w:hanging="360"/>
+      </w:pPr>
+      <w:rPr>
+        <w:rFonts w:ascii="Times New Roman" w:eastAsiaTheme="minorHAnsi" w:hAnsi="Times New Roman" w:cs="Times New Roman" w:hint="default"/>
+      </w:rPr>
+    </w:lvl>
+    <w:lvl w:ilvl="1" w:tplc="042A0003" w:tentative="1">
+      <w:start w:val="1"/>
+      <w:numFmt w:val="bullet"/>
+      <w:lvlText w:val="o"/>
+      <w:lvlJc w:val="left"/>
+      <w:pPr>
+        <w:ind w:left="1440" w:hanging="360"/>
+      </w:pPr>
+      <w:rPr>
+        <w:rFonts w:ascii="Courier New" w:hAnsi="Courier New" w:cs="Courier New" w:hint="default"/>
+      </w:rPr>
+    </w:lvl>
+    <w:lvl w:ilvl="2" w:tplc="042A0005" w:tentative="1">
+      <w:start w:val="1"/>
+      <w:numFmt w:val="bullet"/>
+      <w:lvlText w:val=""/>
+      <w:lvlJc w:val="left"/>
+      <w:pPr>
+        <w:ind w:left="2160" w:hanging="360"/>
+      </w:pPr>
+      <w:rPr>
+        <w:rFonts w:ascii="Wingdings" w:hAnsi="Wingdings" w:hint="default"/>
+      </w:rPr>
+    </w:lvl>
+    <w:lvl w:ilvl="3" w:tplc="042A0001" w:tentative="1">
+      <w:start w:val="1"/>
+      <w:numFmt w:val="bullet"/>
+      <w:lvlText w:val=""/>
+      <w:lvlJc w:val="left"/>
+      <w:pPr>
+        <w:ind w:left="2880" w:hanging="360"/>
+      </w:pPr>
+      <w:rPr>
+        <w:rFonts w:ascii="Symbol" w:hAnsi="Symbol" w:hint="default"/>
+      </w:rPr>
+    </w:lvl>
+    <w:lvl w:ilvl="4" w:tplc="042A0003" w:tentative="1">
+      <w:start w:val="1"/>
+      <w:numFmt w:val="bullet"/>
+      <w:lvlText w:val="o"/>
+      <w:lvlJc w:val="left"/>
+      <w:pPr>
+        <w:ind w:left="3600" w:hanging="360"/>
+      </w:pPr>
+      <w:rPr>
+        <w:rFonts w:ascii="Courier New" w:hAnsi="Courier New" w:cs="Courier New" w:hint="default"/>
+      </w:rPr>
+    </w:lvl>
+    <w:lvl w:ilvl="5" w:tplc="042A0005" w:tentative="1">
+      <w:start w:val="1"/>
+      <w:numFmt w:val="bullet"/>
+      <w:lvlText w:val=""/>
+      <w:lvlJc w:val="left"/>
+      <w:pPr>
+        <w:ind w:left="4320" w:hanging="360"/>
+      </w:pPr>
+      <w:rPr>
+        <w:rFonts w:ascii="Wingdings" w:hAnsi="Wingdings" w:hint="default"/>
+      </w:rPr>
+    </w:lvl>
+    <w:lvl w:ilvl="6" w:tplc="042A0001" w:tentative="1">
+      <w:start w:val="1"/>
+      <w:numFmt w:val="bullet"/>
+      <w:lvlText w:val=""/>
+      <w:lvlJc w:val="left"/>
+      <w:pPr>
+        <w:ind w:left="5040" w:hanging="360"/>
+      </w:pPr>
+      <w:rPr>
+        <w:rFonts w:ascii="Symbol" w:hAnsi="Symbol" w:hint="default"/>
+      </w:rPr>
+    </w:lvl>
+    <w:lvl w:ilvl="7" w:tplc="042A0003" w:tentative="1">
+      <w:start w:val="1"/>
+      <w:numFmt w:val="bullet"/>
+      <w:lvlText w:val="o"/>
+      <w:lvlJc w:val="left"/>
+      <w:pPr>
+        <w:ind w:left="5760" w:hanging="360"/>
+      </w:pPr>
+      <w:rPr>
+        <w:rFonts w:ascii="Courier New" w:hAnsi="Courier New" w:cs="Courier New" w:hint="default"/>
+      </w:rPr>
+    </w:lvl>
+    <w:lvl w:ilvl="8" w:tplc="042A0005" w:tentative="1">
+      <w:start w:val="1"/>
+      <w:numFmt w:val="bullet"/>
+      <w:lvlText w:val=""/>
+      <w:lvlJc w:val="left"/>
+      <w:pPr>
+        <w:ind w:left="6480" w:hanging="360"/>
+      </w:pPr>
+      <w:rPr>
+        <w:rFonts w:ascii="Wingdings" w:hAnsi="Wingdings" w:hint="default"/>
+      </w:rPr>
+    </w:lvl>
+  </w:abstractNum>
+  <w:abstractNum w:abstractNumId="14" w15:restartNumberingAfterBreak="0">
+    <w:nsid w:val="59765B23"/>
+    <w:multiLevelType w:val="hybridMultilevel"/>
+    <w:tmpl w:val="5D642778"/>
+    <w:lvl w:ilvl="0" w:tplc="8826A74A">
+      <w:numFmt w:val="bullet"/>
+      <w:lvlText w:val="-"/>
+      <w:lvlJc w:val="left"/>
+      <w:pPr>
+        <w:ind w:left="1080" w:hanging="360"/>
+      </w:pPr>
+      <w:rPr>
+        <w:rFonts w:ascii="Times New Roman" w:eastAsiaTheme="minorHAnsi" w:hAnsi="Times New Roman" w:cs="Times New Roman" w:hint="default"/>
+      </w:rPr>
+    </w:lvl>
+    <w:lvl w:ilvl="1" w:tplc="042A0003" w:tentative="1">
+      <w:start w:val="1"/>
+      <w:numFmt w:val="bullet"/>
+      <w:lvlText w:val="o"/>
+      <w:lvlJc w:val="left"/>
+      <w:pPr>
+        <w:ind w:left="1800" w:hanging="360"/>
+      </w:pPr>
+      <w:rPr>
+        <w:rFonts w:ascii="Courier New" w:hAnsi="Courier New" w:cs="Courier New" w:hint="default"/>
+      </w:rPr>
+    </w:lvl>
+    <w:lvl w:ilvl="2" w:tplc="042A0005" w:tentative="1">
+      <w:start w:val="1"/>
+      <w:numFmt w:val="bullet"/>
+      <w:lvlText w:val=""/>
+      <w:lvlJc w:val="left"/>
+      <w:pPr>
+        <w:ind w:left="2520" w:hanging="360"/>
+      </w:pPr>
+      <w:rPr>
+        <w:rFonts w:ascii="Wingdings" w:hAnsi="Wingdings" w:hint="default"/>
+      </w:rPr>
+    </w:lvl>
+    <w:lvl w:ilvl="3" w:tplc="042A0001" w:tentative="1">
+      <w:start w:val="1"/>
+      <w:numFmt w:val="bullet"/>
+      <w:lvlText w:val=""/>
+      <w:lvlJc w:val="left"/>
+      <w:pPr>
+        <w:ind w:left="3240" w:hanging="360"/>
+      </w:pPr>
+      <w:rPr>
+        <w:rFonts w:ascii="Symbol" w:hAnsi="Symbol" w:hint="default"/>
+      </w:rPr>
+    </w:lvl>
+    <w:lvl w:ilvl="4" w:tplc="042A0003" w:tentative="1">
+      <w:start w:val="1"/>
+      <w:numFmt w:val="bullet"/>
+      <w:lvlText w:val="o"/>
+      <w:lvlJc w:val="left"/>
+      <w:pPr>
+        <w:ind w:left="3960" w:hanging="360"/>
+      </w:pPr>
+      <w:rPr>
+        <w:rFonts w:ascii="Courier New" w:hAnsi="Courier New" w:cs="Courier New" w:hint="default"/>
+      </w:rPr>
+    </w:lvl>
+    <w:lvl w:ilvl="5" w:tplc="042A0005" w:tentative="1">
+      <w:start w:val="1"/>
+      <w:numFmt w:val="bullet"/>
+      <w:lvlText w:val=""/>
+      <w:lvlJc w:val="left"/>
+      <w:pPr>
+        <w:ind w:left="4680" w:hanging="360"/>
+      </w:pPr>
+      <w:rPr>
+        <w:rFonts w:ascii="Wingdings" w:hAnsi="Wingdings" w:hint="default"/>
+      </w:rPr>
+    </w:lvl>
+    <w:lvl w:ilvl="6" w:tplc="042A0001" w:tentative="1">
+      <w:start w:val="1"/>
+      <w:numFmt w:val="bullet"/>
+      <w:lvlText w:val=""/>
+      <w:lvlJc w:val="left"/>
+      <w:pPr>
+        <w:ind w:left="5400" w:hanging="360"/>
+      </w:pPr>
+      <w:rPr>
+        <w:rFonts w:ascii="Symbol" w:hAnsi="Symbol" w:hint="default"/>
+      </w:rPr>
+    </w:lvl>
+    <w:lvl w:ilvl="7" w:tplc="042A0003" w:tentative="1">
+      <w:start w:val="1"/>
+      <w:numFmt w:val="bullet"/>
+      <w:lvlText w:val="o"/>
+      <w:lvlJc w:val="left"/>
+      <w:pPr>
+        <w:ind w:left="6120" w:hanging="360"/>
+      </w:pPr>
+      <w:rPr>
+        <w:rFonts w:ascii="Courier New" w:hAnsi="Courier New" w:cs="Courier New" w:hint="default"/>
+      </w:rPr>
+    </w:lvl>
+    <w:lvl w:ilvl="8" w:tplc="042A0005" w:tentative="1">
+      <w:start w:val="1"/>
+      <w:numFmt w:val="bullet"/>
+      <w:lvlText w:val=""/>
+      <w:lvlJc w:val="left"/>
+      <w:pPr>
+        <w:ind w:left="6840" w:hanging="360"/>
+      </w:pPr>
+      <w:rPr>
+        <w:rFonts w:ascii="Wingdings" w:hAnsi="Wingdings" w:hint="default"/>
+      </w:rPr>
+    </w:lvl>
+  </w:abstractNum>
+  <w:abstractNum w:abstractNumId="15" w15:restartNumberingAfterBreak="0">
+    <w:nsid w:val="69773B2C"/>
+    <w:multiLevelType w:val="hybridMultilevel"/>
+    <w:tmpl w:val="B37E7870"/>
+    <w:lvl w:ilvl="0" w:tplc="D8467E46">
+      <w:numFmt w:val="bullet"/>
+      <w:lvlText w:val="-"/>
+      <w:lvlJc w:val="left"/>
+      <w:pPr>
+        <w:ind w:left="938" w:hanging="360"/>
+      </w:pPr>
+      <w:rPr>
+        <w:rFonts w:ascii="Times New Roman" w:eastAsiaTheme="minorHAnsi" w:hAnsi="Times New Roman" w:cs="Times New Roman" w:hint="default"/>
+      </w:rPr>
+    </w:lvl>
+    <w:lvl w:ilvl="1" w:tplc="042A0003" w:tentative="1">
+      <w:start w:val="1"/>
+      <w:numFmt w:val="bullet"/>
+      <w:lvlText w:val="o"/>
+      <w:lvlJc w:val="left"/>
+      <w:pPr>
+        <w:ind w:left="1658" w:hanging="360"/>
+      </w:pPr>
+      <w:rPr>
+        <w:rFonts w:ascii="Courier New" w:hAnsi="Courier New" w:cs="Courier New" w:hint="default"/>
+      </w:rPr>
+    </w:lvl>
+    <w:lvl w:ilvl="2" w:tplc="042A0005" w:tentative="1">
+      <w:start w:val="1"/>
+      <w:numFmt w:val="bullet"/>
+      <w:lvlText w:val=""/>
+      <w:lvlJc w:val="left"/>
+      <w:pPr>
+        <w:ind w:left="2378" w:hanging="360"/>
+      </w:pPr>
+      <w:rPr>
+        <w:rFonts w:ascii="Wingdings" w:hAnsi="Wingdings" w:hint="default"/>
+      </w:rPr>
+    </w:lvl>
+    <w:lvl w:ilvl="3" w:tplc="042A0001" w:tentative="1">
+      <w:start w:val="1"/>
+      <w:numFmt w:val="bullet"/>
+      <w:lvlText w:val=""/>
+      <w:lvlJc w:val="left"/>
+      <w:pPr>
+        <w:ind w:left="3098" w:hanging="360"/>
+      </w:pPr>
+      <w:rPr>
+        <w:rFonts w:ascii="Symbol" w:hAnsi="Symbol" w:hint="default"/>
+      </w:rPr>
+    </w:lvl>
+    <w:lvl w:ilvl="4" w:tplc="042A0003" w:tentative="1">
+      <w:start w:val="1"/>
+      <w:numFmt w:val="bullet"/>
+      <w:lvlText w:val="o"/>
+      <w:lvlJc w:val="left"/>
+      <w:pPr>
+        <w:ind w:left="3818" w:hanging="360"/>
+      </w:pPr>
+      <w:rPr>
+        <w:rFonts w:ascii="Courier New" w:hAnsi="Courier New" w:cs="Courier New" w:hint="default"/>
+      </w:rPr>
+    </w:lvl>
+    <w:lvl w:ilvl="5" w:tplc="042A0005" w:tentative="1">
+      <w:start w:val="1"/>
+      <w:numFmt w:val="bullet"/>
+      <w:lvlText w:val=""/>
+      <w:lvlJc w:val="left"/>
+      <w:pPr>
+        <w:ind w:left="4538" w:hanging="360"/>
+      </w:pPr>
+      <w:rPr>
+        <w:rFonts w:ascii="Wingdings" w:hAnsi="Wingdings" w:hint="default"/>
+      </w:rPr>
+    </w:lvl>
+    <w:lvl w:ilvl="6" w:tplc="042A0001" w:tentative="1">
+      <w:start w:val="1"/>
+      <w:numFmt w:val="bullet"/>
+      <w:lvlText w:val=""/>
+      <w:lvlJc w:val="left"/>
+      <w:pPr>
+        <w:ind w:left="5258" w:hanging="360"/>
+      </w:pPr>
+      <w:rPr>
+        <w:rFonts w:ascii="Symbol" w:hAnsi="Symbol" w:hint="default"/>
+      </w:rPr>
+    </w:lvl>
+    <w:lvl w:ilvl="7" w:tplc="042A0003" w:tentative="1">
+      <w:start w:val="1"/>
+      <w:numFmt w:val="bullet"/>
+      <w:lvlText w:val="o"/>
+      <w:lvlJc w:val="left"/>
+      <w:pPr>
+        <w:ind w:left="5978" w:hanging="360"/>
+      </w:pPr>
+      <w:rPr>
+        <w:rFonts w:ascii="Courier New" w:hAnsi="Courier New" w:cs="Courier New" w:hint="default"/>
+      </w:rPr>
+    </w:lvl>
+    <w:lvl w:ilvl="8" w:tplc="042A0005" w:tentative="1">
+      <w:start w:val="1"/>
+      <w:numFmt w:val="bullet"/>
+      <w:lvlText w:val=""/>
+      <w:lvlJc w:val="left"/>
+      <w:pPr>
+        <w:ind w:left="6698" w:hanging="360"/>
+      </w:pPr>
+      <w:rPr>
+        <w:rFonts w:ascii="Wingdings" w:hAnsi="Wingdings" w:hint="default"/>
+      </w:rPr>
+    </w:lvl>
+  </w:abstractNum>
+  <w:abstractNum w:abstractNumId="16" w15:restartNumberingAfterBreak="0">
+    <w:nsid w:val="6B4C02EA"/>
+    <w:multiLevelType w:val="hybridMultilevel"/>
+    <w:tmpl w:val="C10CA356"/>
+    <w:lvl w:ilvl="0" w:tplc="1A663BD4">
+      <w:numFmt w:val="bullet"/>
+      <w:lvlText w:val="-"/>
+      <w:lvlJc w:val="left"/>
+      <w:pPr>
+        <w:ind w:left="1080" w:hanging="360"/>
+      </w:pPr>
+      <w:rPr>
+        <w:rFonts w:ascii="Times New Roman" w:eastAsiaTheme="minorHAnsi" w:hAnsi="Times New Roman" w:cs="Times New Roman" w:hint="default"/>
+      </w:rPr>
+    </w:lvl>
+    <w:lvl w:ilvl="1" w:tplc="042A0003" w:tentative="1">
+      <w:start w:val="1"/>
+      <w:numFmt w:val="bullet"/>
+      <w:lvlText w:val="o"/>
+      <w:lvlJc w:val="left"/>
+      <w:pPr>
+        <w:ind w:left="1800" w:hanging="360"/>
+      </w:pPr>
+      <w:rPr>
+        <w:rFonts w:ascii="Courier New" w:hAnsi="Courier New" w:cs="Courier New" w:hint="default"/>
+      </w:rPr>
+    </w:lvl>
+    <w:lvl w:ilvl="2" w:tplc="042A0005" w:tentative="1">
+      <w:start w:val="1"/>
+      <w:numFmt w:val="bullet"/>
+      <w:lvlText w:val=""/>
+      <w:lvlJc w:val="left"/>
+      <w:pPr>
+        <w:ind w:left="2520" w:hanging="360"/>
+      </w:pPr>
+      <w:rPr>
+        <w:rFonts w:ascii="Wingdings" w:hAnsi="Wingdings" w:hint="default"/>
+      </w:rPr>
+    </w:lvl>
+    <w:lvl w:ilvl="3" w:tplc="042A0001" w:tentative="1">
+      <w:start w:val="1"/>
+      <w:numFmt w:val="bullet"/>
+      <w:lvlText w:val=""/>
+      <w:lvlJc w:val="left"/>
+      <w:pPr>
+        <w:ind w:left="3240" w:hanging="360"/>
+      </w:pPr>
+      <w:rPr>
+        <w:rFonts w:ascii="Symbol" w:hAnsi="Symbol" w:hint="default"/>
+      </w:rPr>
+    </w:lvl>
+    <w:lvl w:ilvl="4" w:tplc="042A0003" w:tentative="1">
+      <w:start w:val="1"/>
+      <w:numFmt w:val="bullet"/>
+      <w:lvlText w:val="o"/>
+      <w:lvlJc w:val="left"/>
+      <w:pPr>
+        <w:ind w:left="3960" w:hanging="360"/>
+      </w:pPr>
+      <w:rPr>
+        <w:rFonts w:ascii="Courier New" w:hAnsi="Courier New" w:cs="Courier New" w:hint="default"/>
+      </w:rPr>
+    </w:lvl>
+    <w:lvl w:ilvl="5" w:tplc="042A0005" w:tentative="1">
+      <w:start w:val="1"/>
+      <w:numFmt w:val="bullet"/>
+      <w:lvlText w:val=""/>
+      <w:lvlJc w:val="left"/>
+      <w:pPr>
+        <w:ind w:left="4680" w:hanging="360"/>
+      </w:pPr>
+      <w:rPr>
+        <w:rFonts w:ascii="Wingdings" w:hAnsi="Wingdings" w:hint="default"/>
+      </w:rPr>
+    </w:lvl>
+    <w:lvl w:ilvl="6" w:tplc="042A0001" w:tentative="1">
+      <w:start w:val="1"/>
+      <w:numFmt w:val="bullet"/>
+      <w:lvlText w:val=""/>
+      <w:lvlJc w:val="left"/>
+      <w:pPr>
+        <w:ind w:left="5400" w:hanging="360"/>
+      </w:pPr>
+      <w:rPr>
+        <w:rFonts w:ascii="Symbol" w:hAnsi="Symbol" w:hint="default"/>
+      </w:rPr>
+    </w:lvl>
+    <w:lvl w:ilvl="7" w:tplc="042A0003" w:tentative="1">
+      <w:start w:val="1"/>
+      <w:numFmt w:val="bullet"/>
+      <w:lvlText w:val="o"/>
+      <w:lvlJc w:val="left"/>
+      <w:pPr>
+        <w:ind w:left="6120" w:hanging="360"/>
+      </w:pPr>
+      <w:rPr>
+        <w:rFonts w:ascii="Courier New" w:hAnsi="Courier New" w:cs="Courier New" w:hint="default"/>
+      </w:rPr>
+    </w:lvl>
+    <w:lvl w:ilvl="8" w:tplc="042A0005" w:tentative="1">
+      <w:start w:val="1"/>
+      <w:numFmt w:val="bullet"/>
+      <w:lvlText w:val=""/>
+      <w:lvlJc w:val="left"/>
+      <w:pPr>
+        <w:ind w:left="6840" w:hanging="360"/>
+      </w:pPr>
+      <w:rPr>
+        <w:rFonts w:ascii="Wingdings" w:hAnsi="Wingdings" w:hint="default"/>
+      </w:rPr>
+    </w:lvl>
+  </w:abstractNum>
+  <w:abstractNum w:abstractNumId="17" w15:restartNumberingAfterBreak="0">
+    <w:nsid w:val="6C3D2160"/>
+    <w:multiLevelType w:val="hybridMultilevel"/>
+    <w:tmpl w:val="E5C2F5B4"/>
+    <w:lvl w:ilvl="0" w:tplc="27764F56">
+      <w:numFmt w:val="bullet"/>
+      <w:lvlText w:val="-"/>
+      <w:lvlJc w:val="left"/>
+      <w:pPr>
+        <w:ind w:left="1080" w:hanging="360"/>
+      </w:pPr>
+      <w:rPr>
+        <w:rFonts w:ascii="Times New Roman" w:eastAsiaTheme="minorHAnsi" w:hAnsi="Times New Roman" w:cs="Times New Roman" w:hint="default"/>
+      </w:rPr>
+    </w:lvl>
+    <w:lvl w:ilvl="1" w:tplc="042A0003" w:tentative="1">
+      <w:start w:val="1"/>
+      <w:numFmt w:val="bullet"/>
+      <w:lvlText w:val="o"/>
+      <w:lvlJc w:val="left"/>
+      <w:pPr>
+        <w:ind w:left="1800" w:hanging="360"/>
+      </w:pPr>
+      <w:rPr>
+        <w:rFonts w:ascii="Courier New" w:hAnsi="Courier New" w:cs="Courier New" w:hint="default"/>
+      </w:rPr>
+    </w:lvl>
+    <w:lvl w:ilvl="2" w:tplc="042A0005" w:tentative="1">
+      <w:start w:val="1"/>
+      <w:numFmt w:val="bullet"/>
+      <w:lvlText w:val=""/>
+      <w:lvlJc w:val="left"/>
+      <w:pPr>
+        <w:ind w:left="2520" w:hanging="360"/>
+      </w:pPr>
+      <w:rPr>
+        <w:rFonts w:ascii="Wingdings" w:hAnsi="Wingdings" w:hint="default"/>
+      </w:rPr>
+    </w:lvl>
+    <w:lvl w:ilvl="3" w:tplc="042A0001" w:tentative="1">
+      <w:start w:val="1"/>
+      <w:numFmt w:val="bullet"/>
+      <w:lvlText w:val=""/>
+      <w:lvlJc w:val="left"/>
+      <w:pPr>
+        <w:ind w:left="3240" w:hanging="360"/>
+      </w:pPr>
+      <w:rPr>
+        <w:rFonts w:ascii="Symbol" w:hAnsi="Symbol" w:hint="default"/>
+      </w:rPr>
+    </w:lvl>
+    <w:lvl w:ilvl="4" w:tplc="042A0003" w:tentative="1">
+      <w:start w:val="1"/>
+      <w:numFmt w:val="bullet"/>
+      <w:lvlText w:val="o"/>
+      <w:lvlJc w:val="left"/>
+      <w:pPr>
+        <w:ind w:left="3960" w:hanging="360"/>
+      </w:pPr>
+      <w:rPr>
+        <w:rFonts w:ascii="Courier New" w:hAnsi="Courier New" w:cs="Courier New" w:hint="default"/>
+      </w:rPr>
+    </w:lvl>
+    <w:lvl w:ilvl="5" w:tplc="042A0005" w:tentative="1">
+      <w:start w:val="1"/>
+      <w:numFmt w:val="bullet"/>
+      <w:lvlText w:val=""/>
+      <w:lvlJc w:val="left"/>
+      <w:pPr>
+        <w:ind w:left="4680" w:hanging="360"/>
+      </w:pPr>
+      <w:rPr>
+        <w:rFonts w:ascii="Wingdings" w:hAnsi="Wingdings" w:hint="default"/>
+      </w:rPr>
+    </w:lvl>
+    <w:lvl w:ilvl="6" w:tplc="042A0001" w:tentative="1">
+      <w:start w:val="1"/>
+      <w:numFmt w:val="bullet"/>
+      <w:lvlText w:val=""/>
+      <w:lvlJc w:val="left"/>
+      <w:pPr>
+        <w:ind w:left="5400" w:hanging="360"/>
+      </w:pPr>
+      <w:rPr>
+        <w:rFonts w:ascii="Symbol" w:hAnsi="Symbol" w:hint="default"/>
+      </w:rPr>
+    </w:lvl>
+    <w:lvl w:ilvl="7" w:tplc="042A0003" w:tentative="1">
+      <w:start w:val="1"/>
+      <w:numFmt w:val="bullet"/>
+      <w:lvlText w:val="o"/>
+      <w:lvlJc w:val="left"/>
+      <w:pPr>
+        <w:ind w:left="6120" w:hanging="360"/>
+      </w:pPr>
+      <w:rPr>
+        <w:rFonts w:ascii="Courier New" w:hAnsi="Courier New" w:cs="Courier New" w:hint="default"/>
+      </w:rPr>
+    </w:lvl>
+    <w:lvl w:ilvl="8" w:tplc="042A0005" w:tentative="1">
+      <w:start w:val="1"/>
+      <w:numFmt w:val="bullet"/>
+      <w:lvlText w:val=""/>
+      <w:lvlJc w:val="left"/>
+      <w:pPr>
+        <w:ind w:left="6840" w:hanging="360"/>
+      </w:pPr>
+      <w:rPr>
+        <w:rFonts w:ascii="Wingdings" w:hAnsi="Wingdings" w:hint="default"/>
+      </w:rPr>
+    </w:lvl>
+  </w:abstractNum>
+  <w:abstractNum w:abstractNumId="18" w15:restartNumberingAfterBreak="0">
+    <w:nsid w:val="6E186E7E"/>
+    <w:multiLevelType w:val="multilevel"/>
+    <w:tmpl w:val="38A4431E"/>
+    <w:lvl w:ilvl="0">
+      <w:start w:val="1"/>
+      <w:numFmt w:val="bullet"/>
+      <w:lvlText w:val=""/>
+      <w:lvlJc w:val="left"/>
+      <w:pPr>
+        <w:tabs>
+          <w:tab w:val="num" w:pos="720"/>
+        </w:tabs>
+        <w:ind w:left="720" w:hanging="360"/>
+      </w:pPr>
+      <w:rPr>
+        <w:rFonts w:ascii="Symbol" w:hAnsi="Symbol" w:hint="default"/>
+        <w:sz w:val="20"/>
+      </w:rPr>
+    </w:lvl>
+    <w:lvl w:ilvl="1" w:tentative="1">
+      <w:start w:val="1"/>
+      <w:numFmt w:val="bullet"/>
+      <w:lvlText w:val="o"/>
+      <w:lvlJc w:val="left"/>
+      <w:pPr>
+        <w:tabs>
+          <w:tab w:val="num" w:pos="1440"/>
+        </w:tabs>
+        <w:ind w:left="1440" w:hanging="360"/>
+      </w:pPr>
+      <w:rPr>
+        <w:rFonts w:ascii="Courier New" w:hAnsi="Courier New" w:hint="default"/>
+        <w:sz w:val="20"/>
+      </w:rPr>
+    </w:lvl>
+    <w:lvl w:ilvl="2" w:tentative="1">
+      <w:start w:val="1"/>
+      <w:numFmt w:val="bullet"/>
+      <w:lvlText w:val=""/>
+      <w:lvlJc w:val="left"/>
+      <w:pPr>
+        <w:tabs>
+          <w:tab w:val="num" w:pos="2160"/>
+        </w:tabs>
+        <w:ind w:left="2160" w:hanging="360"/>
+      </w:pPr>
+      <w:rPr>
+        <w:rFonts w:ascii="Wingdings" w:hAnsi="Wingdings" w:hint="default"/>
+        <w:sz w:val="20"/>
+      </w:rPr>
+    </w:lvl>
+    <w:lvl w:ilvl="3" w:tentative="1">
+      <w:start w:val="1"/>
+      <w:numFmt w:val="bullet"/>
+      <w:lvlText w:val=""/>
+      <w:lvlJc w:val="left"/>
+      <w:pPr>
+        <w:tabs>
+          <w:tab w:val="num" w:pos="2880"/>
+        </w:tabs>
+        <w:ind w:left="2880" w:hanging="360"/>
+      </w:pPr>
+      <w:rPr>
+        <w:rFonts w:ascii="Wingdings" w:hAnsi="Wingdings" w:hint="default"/>
+        <w:sz w:val="20"/>
+      </w:rPr>
+    </w:lvl>
+    <w:lvl w:ilvl="4" w:tentative="1">
+      <w:start w:val="1"/>
+      <w:numFmt w:val="bullet"/>
+      <w:lvlText w:val=""/>
+      <w:lvlJc w:val="left"/>
+      <w:pPr>
+        <w:tabs>
+          <w:tab w:val="num" w:pos="3600"/>
+        </w:tabs>
+        <w:ind w:left="3600" w:hanging="360"/>
+      </w:pPr>
+      <w:rPr>
+        <w:rFonts w:ascii="Wingdings" w:hAnsi="Wingdings" w:hint="default"/>
+        <w:sz w:val="20"/>
+      </w:rPr>
+    </w:lvl>
+    <w:lvl w:ilvl="5" w:tentative="1">
+      <w:start w:val="1"/>
+      <w:numFmt w:val="bullet"/>
+      <w:lvlText w:val=""/>
+      <w:lvlJc w:val="left"/>
+      <w:pPr>
+        <w:tabs>
+          <w:tab w:val="num" w:pos="4320"/>
+        </w:tabs>
+        <w:ind w:left="4320" w:hanging="360"/>
+      </w:pPr>
+      <w:rPr>
+        <w:rFonts w:ascii="Wingdings" w:hAnsi="Wingdings" w:hint="default"/>
+        <w:sz w:val="20"/>
+      </w:rPr>
+    </w:lvl>
+    <w:lvl w:ilvl="6" w:tentative="1">
+      <w:start w:val="1"/>
+      <w:numFmt w:val="bullet"/>
+      <w:lvlText w:val=""/>
+      <w:lvlJc w:val="left"/>
+      <w:pPr>
+        <w:tabs>
+          <w:tab w:val="num" w:pos="5040"/>
+        </w:tabs>
+        <w:ind w:left="5040" w:hanging="360"/>
+      </w:pPr>
+      <w:rPr>
+        <w:rFonts w:ascii="Wingdings" w:hAnsi="Wingdings" w:hint="default"/>
+        <w:sz w:val="20"/>
+      </w:rPr>
+    </w:lvl>
+    <w:lvl w:ilvl="7" w:tentative="1">
+      <w:start w:val="1"/>
+      <w:numFmt w:val="bullet"/>
+      <w:lvlText w:val=""/>
+      <w:lvlJc w:val="left"/>
+      <w:pPr>
+        <w:tabs>
+          <w:tab w:val="num" w:pos="5760"/>
+        </w:tabs>
+        <w:ind w:left="5760" w:hanging="360"/>
+      </w:pPr>
+      <w:rPr>
+        <w:rFonts w:ascii="Wingdings" w:hAnsi="Wingdings" w:hint="default"/>
+        <w:sz w:val="20"/>
+      </w:rPr>
+    </w:lvl>
+    <w:lvl w:ilvl="8" w:tentative="1">
+      <w:start w:val="1"/>
+      <w:numFmt w:val="bullet"/>
+      <w:lvlText w:val=""/>
+      <w:lvlJc w:val="left"/>
+      <w:pPr>
+        <w:tabs>
+          <w:tab w:val="num" w:pos="6480"/>
+        </w:tabs>
+        <w:ind w:left="6480" w:hanging="360"/>
+      </w:pPr>
+      <w:rPr>
+        <w:rFonts w:ascii="Wingdings" w:hAnsi="Wingdings" w:hint="default"/>
+        <w:sz w:val="20"/>
+      </w:rPr>
+    </w:lvl>
+  </w:abstractNum>
+  <w:abstractNum w:abstractNumId="19" w15:restartNumberingAfterBreak="0">
     <w:nsid w:val="70C16A36"/>
     <w:multiLevelType w:val="multilevel"/>
     <w:tmpl w:val="E04EA550"/>
     <w:lvl w:ilvl="0">
       <w:start w:val="1"/>
       <w:numFmt w:val="decimal"/>
-      <w:pStyle w:val="Heading1"/>
+      <w:pStyle w:val="u1"/>
       <w:suff w:val="space"/>
       <w:lvlText w:val="CHƯƠNG %1"/>
       <w:lvlJc w:val="left"/>
@@ -1260,12 +7416,12 @@
     <w:lvl w:ilvl="1">
       <w:start w:val="1"/>
       <w:numFmt w:val="decimal"/>
-      <w:pStyle w:val="Heading2"/>
+      <w:pStyle w:val="u2"/>
       <w:suff w:val="space"/>
       <w:lvlText w:val="%1.%2"/>
       <w:lvlJc w:val="left"/>
       <w:pPr>
-        <w:ind w:left="3128" w:hanging="576"/>
+        <w:ind w:left="1836" w:hanging="576"/>
       </w:pPr>
       <w:rPr>
         <w:rFonts w:ascii="Times New Roman" w:hAnsi="Times New Roman" w:hint="default"/>
@@ -1277,7 +7433,7 @@
     <w:lvl w:ilvl="2">
       <w:start w:val="1"/>
       <w:numFmt w:val="decimal"/>
-      <w:pStyle w:val="Heading3"/>
+      <w:pStyle w:val="u3"/>
       <w:lvlText w:val="%1.%2.%3"/>
       <w:lvlJc w:val="left"/>
       <w:pPr>
@@ -1293,7 +7449,7 @@
     <w:lvl w:ilvl="3">
       <w:start w:val="1"/>
       <w:numFmt w:val="decimal"/>
-      <w:pStyle w:val="Heading4"/>
+      <w:pStyle w:val="u4"/>
       <w:suff w:val="space"/>
       <w:lvlText w:val="%1.%2.%3.%4"/>
       <w:lvlJc w:val="left"/>
@@ -1310,7 +7466,7 @@
     <w:lvl w:ilvl="4">
       <w:start w:val="1"/>
       <w:numFmt w:val="lowerLetter"/>
-      <w:pStyle w:val="Heading5"/>
+      <w:pStyle w:val="u5"/>
       <w:suff w:val="space"/>
       <w:lvlText w:val="a)%5"/>
       <w:lvlJc w:val="left"/>
@@ -1325,7 +7481,7 @@
     <w:lvl w:ilvl="5">
       <w:start w:val="1"/>
       <w:numFmt w:val="decimal"/>
-      <w:pStyle w:val="Heading6"/>
+      <w:pStyle w:val="u6"/>
       <w:lvlText w:val="%1.%2.%3.%4.%5.%6"/>
       <w:lvlJc w:val="left"/>
       <w:pPr>
@@ -1338,7 +7494,7 @@
     <w:lvl w:ilvl="6">
       <w:start w:val="1"/>
       <w:numFmt w:val="decimal"/>
-      <w:pStyle w:val="Heading7"/>
+      <w:pStyle w:val="u7"/>
       <w:lvlText w:val="%1.%2.%3.%4.%5.%6.%7"/>
       <w:lvlJc w:val="left"/>
       <w:pPr>
@@ -1351,7 +7507,7 @@
     <w:lvl w:ilvl="7">
       <w:start w:val="1"/>
       <w:numFmt w:val="decimal"/>
-      <w:pStyle w:val="Heading8"/>
+      <w:pStyle w:val="u8"/>
       <w:lvlText w:val="%1.%2.%3.%4.%5.%6.%7.%8"/>
       <w:lvlJc w:val="left"/>
       <w:pPr>
@@ -1364,7 +7520,7 @@
     <w:lvl w:ilvl="8">
       <w:start w:val="1"/>
       <w:numFmt w:val="decimal"/>
-      <w:pStyle w:val="Heading9"/>
+      <w:pStyle w:val="u9"/>
       <w:lvlText w:val="%1.%2.%3.%4.%5.%6.%7.%8.%9"/>
       <w:lvlJc w:val="left"/>
       <w:pPr>
@@ -1375,7 +7531,268 @@
       </w:rPr>
     </w:lvl>
   </w:abstractNum>
-  <w:abstractNum w:abstractNumId="1">
+  <w:abstractNum w:abstractNumId="20" w15:restartNumberingAfterBreak="0">
+    <w:nsid w:val="71563C86"/>
+    <w:multiLevelType w:val="hybridMultilevel"/>
+    <w:tmpl w:val="39528014"/>
+    <w:lvl w:ilvl="0" w:tplc="C798B946">
+      <w:numFmt w:val="bullet"/>
+      <w:lvlText w:val="-"/>
+      <w:lvlJc w:val="left"/>
+      <w:pPr>
+        <w:ind w:left="1080" w:hanging="360"/>
+      </w:pPr>
+      <w:rPr>
+        <w:rFonts w:ascii="Times New Roman" w:eastAsiaTheme="minorHAnsi" w:hAnsi="Times New Roman" w:cs="Times New Roman" w:hint="default"/>
+      </w:rPr>
+    </w:lvl>
+    <w:lvl w:ilvl="1" w:tplc="042A0003" w:tentative="1">
+      <w:start w:val="1"/>
+      <w:numFmt w:val="bullet"/>
+      <w:lvlText w:val="o"/>
+      <w:lvlJc w:val="left"/>
+      <w:pPr>
+        <w:ind w:left="1800" w:hanging="360"/>
+      </w:pPr>
+      <w:rPr>
+        <w:rFonts w:ascii="Courier New" w:hAnsi="Courier New" w:cs="Courier New" w:hint="default"/>
+      </w:rPr>
+    </w:lvl>
+    <w:lvl w:ilvl="2" w:tplc="042A0005" w:tentative="1">
+      <w:start w:val="1"/>
+      <w:numFmt w:val="bullet"/>
+      <w:lvlText w:val=""/>
+      <w:lvlJc w:val="left"/>
+      <w:pPr>
+        <w:ind w:left="2520" w:hanging="360"/>
+      </w:pPr>
+      <w:rPr>
+        <w:rFonts w:ascii="Wingdings" w:hAnsi="Wingdings" w:hint="default"/>
+      </w:rPr>
+    </w:lvl>
+    <w:lvl w:ilvl="3" w:tplc="042A0001" w:tentative="1">
+      <w:start w:val="1"/>
+      <w:numFmt w:val="bullet"/>
+      <w:lvlText w:val=""/>
+      <w:lvlJc w:val="left"/>
+      <w:pPr>
+        <w:ind w:left="3240" w:hanging="360"/>
+      </w:pPr>
+      <w:rPr>
+        <w:rFonts w:ascii="Symbol" w:hAnsi="Symbol" w:hint="default"/>
+      </w:rPr>
+    </w:lvl>
+    <w:lvl w:ilvl="4" w:tplc="042A0003" w:tentative="1">
+      <w:start w:val="1"/>
+      <w:numFmt w:val="bullet"/>
+      <w:lvlText w:val="o"/>
+      <w:lvlJc w:val="left"/>
+      <w:pPr>
+        <w:ind w:left="3960" w:hanging="360"/>
+      </w:pPr>
+      <w:rPr>
+        <w:rFonts w:ascii="Courier New" w:hAnsi="Courier New" w:cs="Courier New" w:hint="default"/>
+      </w:rPr>
+    </w:lvl>
+    <w:lvl w:ilvl="5" w:tplc="042A0005" w:tentative="1">
+      <w:start w:val="1"/>
+      <w:numFmt w:val="bullet"/>
+      <w:lvlText w:val=""/>
+      <w:lvlJc w:val="left"/>
+      <w:pPr>
+        <w:ind w:left="4680" w:hanging="360"/>
+      </w:pPr>
+      <w:rPr>
+        <w:rFonts w:ascii="Wingdings" w:hAnsi="Wingdings" w:hint="default"/>
+      </w:rPr>
+    </w:lvl>
+    <w:lvl w:ilvl="6" w:tplc="042A0001" w:tentative="1">
+      <w:start w:val="1"/>
+      <w:numFmt w:val="bullet"/>
+      <w:lvlText w:val=""/>
+      <w:lvlJc w:val="left"/>
+      <w:pPr>
+        <w:ind w:left="5400" w:hanging="360"/>
+      </w:pPr>
+      <w:rPr>
+        <w:rFonts w:ascii="Symbol" w:hAnsi="Symbol" w:hint="default"/>
+      </w:rPr>
+    </w:lvl>
+    <w:lvl w:ilvl="7" w:tplc="042A0003" w:tentative="1">
+      <w:start w:val="1"/>
+      <w:numFmt w:val="bullet"/>
+      <w:lvlText w:val="o"/>
+      <w:lvlJc w:val="left"/>
+      <w:pPr>
+        <w:ind w:left="6120" w:hanging="360"/>
+      </w:pPr>
+      <w:rPr>
+        <w:rFonts w:ascii="Courier New" w:hAnsi="Courier New" w:cs="Courier New" w:hint="default"/>
+      </w:rPr>
+    </w:lvl>
+    <w:lvl w:ilvl="8" w:tplc="042A0005" w:tentative="1">
+      <w:start w:val="1"/>
+      <w:numFmt w:val="bullet"/>
+      <w:lvlText w:val=""/>
+      <w:lvlJc w:val="left"/>
+      <w:pPr>
+        <w:ind w:left="6840" w:hanging="360"/>
+      </w:pPr>
+      <w:rPr>
+        <w:rFonts w:ascii="Wingdings" w:hAnsi="Wingdings" w:hint="default"/>
+      </w:rPr>
+    </w:lvl>
+  </w:abstractNum>
+  <w:abstractNum w:abstractNumId="21" w15:restartNumberingAfterBreak="0">
+    <w:nsid w:val="7BFD7B30"/>
+    <w:multiLevelType w:val="multilevel"/>
+    <w:tmpl w:val="82B26374"/>
+    <w:lvl w:ilvl="0">
+      <w:start w:val="1"/>
+      <w:numFmt w:val="bullet"/>
+      <w:lvlText w:val=""/>
+      <w:lvlJc w:val="left"/>
+      <w:pPr>
+        <w:tabs>
+          <w:tab w:val="num" w:pos="720"/>
+        </w:tabs>
+        <w:ind w:left="720" w:hanging="360"/>
+      </w:pPr>
+      <w:rPr>
+        <w:rFonts w:ascii="Symbol" w:hAnsi="Symbol" w:hint="default"/>
+        <w:sz w:val="20"/>
+      </w:rPr>
+    </w:lvl>
+    <w:lvl w:ilvl="1" w:tentative="1">
+      <w:start w:val="1"/>
+      <w:numFmt w:val="bullet"/>
+      <w:lvlText w:val="o"/>
+      <w:lvlJc w:val="left"/>
+      <w:pPr>
+        <w:tabs>
+          <w:tab w:val="num" w:pos="1440"/>
+        </w:tabs>
+        <w:ind w:left="1440" w:hanging="360"/>
+      </w:pPr>
+      <w:rPr>
+        <w:rFonts w:ascii="Courier New" w:hAnsi="Courier New" w:hint="default"/>
+        <w:sz w:val="20"/>
+      </w:rPr>
+    </w:lvl>
+    <w:lvl w:ilvl="2" w:tentative="1">
+      <w:start w:val="1"/>
+      <w:numFmt w:val="bullet"/>
+      <w:lvlText w:val=""/>
+      <w:lvlJc w:val="left"/>
+      <w:pPr>
+        <w:tabs>
+          <w:tab w:val="num" w:pos="2160"/>
+        </w:tabs>
+        <w:ind w:left="2160" w:hanging="360"/>
+      </w:pPr>
+      <w:rPr>
+        <w:rFonts w:ascii="Wingdings" w:hAnsi="Wingdings" w:hint="default"/>
+        <w:sz w:val="20"/>
+      </w:rPr>
+    </w:lvl>
+    <w:lvl w:ilvl="3" w:tentative="1">
+      <w:start w:val="1"/>
+      <w:numFmt w:val="bullet"/>
+      <w:lvlText w:val=""/>
+      <w:lvlJc w:val="left"/>
+      <w:pPr>
+        <w:tabs>
+          <w:tab w:val="num" w:pos="2880"/>
+        </w:tabs>
+        <w:ind w:left="2880" w:hanging="360"/>
+      </w:pPr>
+      <w:rPr>
+        <w:rFonts w:ascii="Wingdings" w:hAnsi="Wingdings" w:hint="default"/>
+        <w:sz w:val="20"/>
+      </w:rPr>
+    </w:lvl>
+    <w:lvl w:ilvl="4" w:tentative="1">
+      <w:start w:val="1"/>
+      <w:numFmt w:val="bullet"/>
+      <w:lvlText w:val=""/>
+      <w:lvlJc w:val="left"/>
+      <w:pPr>
+        <w:tabs>
+          <w:tab w:val="num" w:pos="3600"/>
+        </w:tabs>
+        <w:ind w:left="3600" w:hanging="360"/>
+      </w:pPr>
+      <w:rPr>
+        <w:rFonts w:ascii="Wingdings" w:hAnsi="Wingdings" w:hint="default"/>
+        <w:sz w:val="20"/>
+      </w:rPr>
+    </w:lvl>
+    <w:lvl w:ilvl="5" w:tentative="1">
+      <w:start w:val="1"/>
+      <w:numFmt w:val="bullet"/>
+      <w:lvlText w:val=""/>
+      <w:lvlJc w:val="left"/>
+      <w:pPr>
+        <w:tabs>
+          <w:tab w:val="num" w:pos="4320"/>
+        </w:tabs>
+        <w:ind w:left="4320" w:hanging="360"/>
+      </w:pPr>
+      <w:rPr>
+        <w:rFonts w:ascii="Wingdings" w:hAnsi="Wingdings" w:hint="default"/>
+        <w:sz w:val="20"/>
+      </w:rPr>
+    </w:lvl>
+    <w:lvl w:ilvl="6" w:tentative="1">
+      <w:start w:val="1"/>
+      <w:numFmt w:val="bullet"/>
+      <w:lvlText w:val=""/>
+      <w:lvlJc w:val="left"/>
+      <w:pPr>
+        <w:tabs>
+          <w:tab w:val="num" w:pos="5040"/>
+        </w:tabs>
+        <w:ind w:left="5040" w:hanging="360"/>
+      </w:pPr>
+      <w:rPr>
+        <w:rFonts w:ascii="Wingdings" w:hAnsi="Wingdings" w:hint="default"/>
+        <w:sz w:val="20"/>
+      </w:rPr>
+    </w:lvl>
+    <w:lvl w:ilvl="7" w:tentative="1">
+      <w:start w:val="1"/>
+      <w:numFmt w:val="bullet"/>
+      <w:lvlText w:val=""/>
+      <w:lvlJc w:val="left"/>
+      <w:pPr>
+        <w:tabs>
+          <w:tab w:val="num" w:pos="5760"/>
+        </w:tabs>
+        <w:ind w:left="5760" w:hanging="360"/>
+      </w:pPr>
+      <w:rPr>
+        <w:rFonts w:ascii="Wingdings" w:hAnsi="Wingdings" w:hint="default"/>
+        <w:sz w:val="20"/>
+      </w:rPr>
+    </w:lvl>
+    <w:lvl w:ilvl="8" w:tentative="1">
+      <w:start w:val="1"/>
+      <w:numFmt w:val="bullet"/>
+      <w:lvlText w:val=""/>
+      <w:lvlJc w:val="left"/>
+      <w:pPr>
+        <w:tabs>
+          <w:tab w:val="num" w:pos="6480"/>
+        </w:tabs>
+        <w:ind w:left="6480" w:hanging="360"/>
+      </w:pPr>
+      <w:rPr>
+        <w:rFonts w:ascii="Wingdings" w:hAnsi="Wingdings" w:hint="default"/>
+        <w:sz w:val="20"/>
+      </w:rPr>
+    </w:lvl>
+  </w:abstractNum>
+  <w:abstractNum w:abstractNumId="22" w15:restartNumberingAfterBreak="0">
     <w:nsid w:val="7E0B49C3"/>
     <w:multiLevelType w:val="multilevel"/>
     <w:tmpl w:val="04090025"/>
@@ -1461,14 +7878,14 @@
       </w:pPr>
     </w:lvl>
   </w:abstractNum>
-  <w:num w:numId="1">
-    <w:abstractNumId w:val="0"/>
+  <w:num w:numId="1" w16cid:durableId="2002077763">
+    <w:abstractNumId w:val="19"/>
   </w:num>
-  <w:num w:numId="2">
-    <w:abstractNumId w:val="1"/>
+  <w:num w:numId="2" w16cid:durableId="1355306252">
+    <w:abstractNumId w:val="22"/>
   </w:num>
-  <w:num w:numId="3">
-    <w:abstractNumId w:val="0"/>
+  <w:num w:numId="3" w16cid:durableId="811024127">
+    <w:abstractNumId w:val="19"/>
     <w:lvlOverride w:ilvl="0">
       <w:startOverride w:val="1"/>
     </w:lvlOverride>
@@ -1497,11 +7914,74 @@
       <w:startOverride w:val="1"/>
     </w:lvlOverride>
   </w:num>
+  <w:num w:numId="4" w16cid:durableId="882332226">
+    <w:abstractNumId w:val="15"/>
+  </w:num>
+  <w:num w:numId="5" w16cid:durableId="883296820">
+    <w:abstractNumId w:val="6"/>
+  </w:num>
+  <w:num w:numId="6" w16cid:durableId="1239562323">
+    <w:abstractNumId w:val="8"/>
+  </w:num>
+  <w:num w:numId="7" w16cid:durableId="1604143556">
+    <w:abstractNumId w:val="2"/>
+  </w:num>
+  <w:num w:numId="8" w16cid:durableId="145557667">
+    <w:abstractNumId w:val="4"/>
+  </w:num>
+  <w:num w:numId="9" w16cid:durableId="1891915907">
+    <w:abstractNumId w:val="21"/>
+  </w:num>
+  <w:num w:numId="10" w16cid:durableId="494956816">
+    <w:abstractNumId w:val="18"/>
+  </w:num>
+  <w:num w:numId="11" w16cid:durableId="1076559918">
+    <w:abstractNumId w:val="13"/>
+  </w:num>
+  <w:num w:numId="12" w16cid:durableId="359430100">
+    <w:abstractNumId w:val="7"/>
+  </w:num>
+  <w:num w:numId="13" w16cid:durableId="1452284701">
+    <w:abstractNumId w:val="5"/>
+  </w:num>
+  <w:num w:numId="14" w16cid:durableId="1144348024">
+    <w:abstractNumId w:val="0"/>
+  </w:num>
+  <w:num w:numId="15" w16cid:durableId="503666047">
+    <w:abstractNumId w:val="3"/>
+  </w:num>
+  <w:num w:numId="16" w16cid:durableId="1036346566">
+    <w:abstractNumId w:val="10"/>
+  </w:num>
+  <w:num w:numId="17" w16cid:durableId="207108535">
+    <w:abstractNumId w:val="9"/>
+  </w:num>
+  <w:num w:numId="18" w16cid:durableId="1903131044">
+    <w:abstractNumId w:val="12"/>
+  </w:num>
+  <w:num w:numId="19" w16cid:durableId="110978704">
+    <w:abstractNumId w:val="11"/>
+  </w:num>
+  <w:num w:numId="20" w16cid:durableId="955989503">
+    <w:abstractNumId w:val="17"/>
+  </w:num>
+  <w:num w:numId="21" w16cid:durableId="409500845">
+    <w:abstractNumId w:val="14"/>
+  </w:num>
+  <w:num w:numId="22" w16cid:durableId="1468546468">
+    <w:abstractNumId w:val="16"/>
+  </w:num>
+  <w:num w:numId="23" w16cid:durableId="2129814483">
+    <w:abstractNumId w:val="20"/>
+  </w:num>
+  <w:num w:numId="24" w16cid:durableId="1219363758">
+    <w:abstractNumId w:val="1"/>
+  </w:num>
 </w:numbering>
 </file>
 
 <file path=word/styles.xml><?xml version="1.0" encoding="utf-8"?>
-<w:styles xmlns:mc="http://schemas.openxmlformats.org/markup-compatibility/2006" xmlns:r="http://schemas.openxmlformats.org/officeDocument/2006/relationships" xmlns:w="http://schemas.openxmlformats.org/wordprocessingml/2006/main" xmlns:w14="http://schemas.microsoft.com/office/word/2010/wordml" xmlns:w15="http://schemas.microsoft.com/office/word/2012/wordml" mc:Ignorable="w14 w15">
+<w:styles xmlns:mc="http://schemas.openxmlformats.org/markup-compatibility/2006" xmlns:r="http://schemas.openxmlformats.org/officeDocument/2006/relationships" xmlns:w="http://schemas.openxmlformats.org/wordprocessingml/2006/main" xmlns:w14="http://schemas.microsoft.com/office/word/2010/wordml" xmlns:w15="http://schemas.microsoft.com/office/word/2012/wordml" xmlns:w16cex="http://schemas.microsoft.com/office/word/2018/wordml/cex" xmlns:w16cid="http://schemas.microsoft.com/office/word/2016/wordml/cid" xmlns:w16="http://schemas.microsoft.com/office/word/2018/wordml" xmlns:w16sdtdh="http://schemas.microsoft.com/office/word/2020/wordml/sdtdatahash" xmlns:w16se="http://schemas.microsoft.com/office/word/2015/wordml/symex" mc:Ignorable="w14 w15 w16se w16cid w16 w16cex w16sdtdh">
   <w:docDefaults>
     <w:rPrDefault>
       <w:rPr>
@@ -1517,7 +7997,7 @@
       </w:pPr>
     </w:pPrDefault>
   </w:docDefaults>
-  <w:latentStyles w:defLockedState="0" w:defUIPriority="99" w:defSemiHidden="0" w:defUnhideWhenUsed="0" w:defQFormat="0" w:count="371">
+  <w:latentStyles w:defLockedState="0" w:defUIPriority="99" w:defSemiHidden="0" w:defUnhideWhenUsed="0" w:defQFormat="0" w:count="376">
     <w:lsdException w:name="Normal" w:uiPriority="0" w:qFormat="1"/>
     <w:lsdException w:name="heading 1" w:uiPriority="9" w:qFormat="1"/>
     <w:lsdException w:name="heading 2" w:semiHidden="1" w:uiPriority="9" w:unhideWhenUsed="1" w:qFormat="1"/>
@@ -1889,8 +8369,13 @@
     <w:lsdException w:name="List Table 5 Dark Accent 6" w:uiPriority="50"/>
     <w:lsdException w:name="List Table 6 Colorful Accent 6" w:uiPriority="51"/>
     <w:lsdException w:name="List Table 7 Colorful Accent 6" w:uiPriority="52"/>
+    <w:lsdException w:name="Mention" w:semiHidden="1" w:unhideWhenUsed="1"/>
+    <w:lsdException w:name="Smart Hyperlink" w:semiHidden="1" w:unhideWhenUsed="1"/>
+    <w:lsdException w:name="Hashtag" w:semiHidden="1" w:unhideWhenUsed="1"/>
+    <w:lsdException w:name="Unresolved Mention" w:semiHidden="1" w:unhideWhenUsed="1"/>
+    <w:lsdException w:name="Smart Link" w:semiHidden="1" w:unhideWhenUsed="1"/>
   </w:latentStyles>
-  <w:style w:type="paragraph" w:default="1" w:styleId="Normal">
+  <w:style w:type="paragraph" w:default="1" w:styleId="Binhthng">
     <w:name w:val="Normal"/>
     <w:qFormat/>
     <w:rsid w:val="00F53BCA"/>
@@ -1903,11 +8388,11 @@
       <w:color w:val="000000" w:themeColor="text1"/>
     </w:rPr>
   </w:style>
-  <w:style w:type="paragraph" w:styleId="Heading1">
+  <w:style w:type="paragraph" w:styleId="u1">
     <w:name w:val="heading 1"/>
-    <w:basedOn w:val="Normal"/>
-    <w:next w:val="Normal"/>
-    <w:link w:val="Heading1Char"/>
+    <w:basedOn w:val="Binhthng"/>
+    <w:next w:val="Binhthng"/>
+    <w:link w:val="u1Char"/>
     <w:uiPriority w:val="9"/>
     <w:qFormat/>
     <w:rsid w:val="00862806"/>
@@ -1926,11 +8411,11 @@
       <w:szCs w:val="32"/>
     </w:rPr>
   </w:style>
-  <w:style w:type="paragraph" w:styleId="Heading2">
+  <w:style w:type="paragraph" w:styleId="u2">
     <w:name w:val="heading 2"/>
-    <w:basedOn w:val="Normal"/>
-    <w:next w:val="Normal"/>
-    <w:link w:val="Heading2Char"/>
+    <w:basedOn w:val="Binhthng"/>
+    <w:next w:val="Binhthng"/>
+    <w:link w:val="u2Char"/>
     <w:uiPriority w:val="9"/>
     <w:unhideWhenUsed/>
     <w:qFormat/>
@@ -1952,11 +8437,11 @@
       <w:szCs w:val="26"/>
     </w:rPr>
   </w:style>
-  <w:style w:type="paragraph" w:styleId="Heading3">
+  <w:style w:type="paragraph" w:styleId="u3">
     <w:name w:val="heading 3"/>
-    <w:basedOn w:val="Normal"/>
-    <w:next w:val="Normal"/>
-    <w:link w:val="Heading3Char"/>
+    <w:basedOn w:val="Binhthng"/>
+    <w:next w:val="Binhthng"/>
+    <w:link w:val="u3Char"/>
     <w:uiPriority w:val="9"/>
     <w:unhideWhenUsed/>
     <w:qFormat/>
@@ -1979,11 +8464,11 @@
       <w:szCs w:val="24"/>
     </w:rPr>
   </w:style>
-  <w:style w:type="paragraph" w:styleId="Heading4">
+  <w:style w:type="paragraph" w:styleId="u4">
     <w:name w:val="heading 4"/>
-    <w:basedOn w:val="Normal"/>
-    <w:next w:val="Normal"/>
-    <w:link w:val="Heading4Char"/>
+    <w:basedOn w:val="Binhthng"/>
+    <w:next w:val="Binhthng"/>
+    <w:link w:val="u4Char"/>
     <w:uiPriority w:val="9"/>
     <w:unhideWhenUsed/>
     <w:qFormat/>
@@ -2007,11 +8492,11 @@
       <w:sz w:val="26"/>
     </w:rPr>
   </w:style>
-  <w:style w:type="paragraph" w:styleId="Heading5">
+  <w:style w:type="paragraph" w:styleId="u5">
     <w:name w:val="heading 5"/>
-    <w:basedOn w:val="Normal"/>
-    <w:next w:val="Normal"/>
-    <w:link w:val="Heading5Char"/>
+    <w:basedOn w:val="Binhthng"/>
+    <w:next w:val="Binhthng"/>
+    <w:link w:val="u5Char"/>
     <w:uiPriority w:val="9"/>
     <w:semiHidden/>
     <w:unhideWhenUsed/>
@@ -2032,11 +8517,11 @@
       <w:color w:val="2E74B5" w:themeColor="accent1" w:themeShade="BF"/>
     </w:rPr>
   </w:style>
-  <w:style w:type="paragraph" w:styleId="Heading6">
+  <w:style w:type="paragraph" w:styleId="u6">
     <w:name w:val="heading 6"/>
-    <w:basedOn w:val="Normal"/>
-    <w:next w:val="Normal"/>
-    <w:link w:val="Heading6Char"/>
+    <w:basedOn w:val="Binhthng"/>
+    <w:next w:val="Binhthng"/>
+    <w:link w:val="u6Char"/>
     <w:uiPriority w:val="9"/>
     <w:semiHidden/>
     <w:unhideWhenUsed/>
@@ -2057,11 +8542,11 @@
       <w:color w:val="1F4D78" w:themeColor="accent1" w:themeShade="7F"/>
     </w:rPr>
   </w:style>
-  <w:style w:type="paragraph" w:styleId="Heading7">
+  <w:style w:type="paragraph" w:styleId="u7">
     <w:name w:val="heading 7"/>
-    <w:basedOn w:val="Normal"/>
-    <w:next w:val="Normal"/>
-    <w:link w:val="Heading7Char"/>
+    <w:basedOn w:val="Binhthng"/>
+    <w:next w:val="Binhthng"/>
+    <w:link w:val="u7Char"/>
     <w:uiPriority w:val="9"/>
     <w:semiHidden/>
     <w:unhideWhenUsed/>
@@ -2084,11 +8569,11 @@
       <w:color w:val="1F4D78" w:themeColor="accent1" w:themeShade="7F"/>
     </w:rPr>
   </w:style>
-  <w:style w:type="paragraph" w:styleId="Heading8">
+  <w:style w:type="paragraph" w:styleId="u8">
     <w:name w:val="heading 8"/>
-    <w:basedOn w:val="Normal"/>
-    <w:next w:val="Normal"/>
-    <w:link w:val="Heading8Char"/>
+    <w:basedOn w:val="Binhthng"/>
+    <w:next w:val="Binhthng"/>
+    <w:link w:val="u8Char"/>
     <w:uiPriority w:val="9"/>
     <w:semiHidden/>
     <w:unhideWhenUsed/>
@@ -2111,11 +8596,11 @@
       <w:szCs w:val="21"/>
     </w:rPr>
   </w:style>
-  <w:style w:type="paragraph" w:styleId="Heading9">
+  <w:style w:type="paragraph" w:styleId="u9">
     <w:name w:val="heading 9"/>
-    <w:basedOn w:val="Normal"/>
-    <w:next w:val="Normal"/>
-    <w:link w:val="Heading9Char"/>
+    <w:basedOn w:val="Binhthng"/>
+    <w:next w:val="Binhthng"/>
+    <w:link w:val="u9Char"/>
     <w:uiPriority w:val="9"/>
     <w:semiHidden/>
     <w:unhideWhenUsed/>
@@ -2140,13 +8625,12 @@
       <w:szCs w:val="21"/>
     </w:rPr>
   </w:style>
-  <w:style w:type="character" w:default="1" w:styleId="DefaultParagraphFont">
+  <w:style w:type="character" w:default="1" w:styleId="Phngmcinhcuaoanvn">
     <w:name w:val="Default Paragraph Font"/>
     <w:uiPriority w:val="1"/>
-    <w:semiHidden/>
     <w:unhideWhenUsed/>
   </w:style>
-  <w:style w:type="table" w:default="1" w:styleId="TableNormal">
+  <w:style w:type="table" w:default="1" w:styleId="BangThngthng">
     <w:name w:val="Normal Table"/>
     <w:uiPriority w:val="99"/>
     <w:semiHidden/>
@@ -2161,16 +8645,16 @@
       </w:tblCellMar>
     </w:tblPr>
   </w:style>
-  <w:style w:type="numbering" w:default="1" w:styleId="NoList">
+  <w:style w:type="numbering" w:default="1" w:styleId="Khngco">
     <w:name w:val="No List"/>
     <w:uiPriority w:val="99"/>
     <w:semiHidden/>
     <w:unhideWhenUsed/>
   </w:style>
-  <w:style w:type="paragraph" w:styleId="Header">
+  <w:style w:type="paragraph" w:styleId="utrang">
     <w:name w:val="header"/>
-    <w:basedOn w:val="Normal"/>
-    <w:link w:val="HeaderChar"/>
+    <w:basedOn w:val="Binhthng"/>
+    <w:link w:val="utrangChar"/>
     <w:uiPriority w:val="99"/>
     <w:unhideWhenUsed/>
     <w:rsid w:val="002B3A2F"/>
@@ -2182,17 +8666,17 @@
       <w:spacing w:after="0" w:line="240" w:lineRule="auto"/>
     </w:pPr>
   </w:style>
-  <w:style w:type="character" w:customStyle="1" w:styleId="HeaderChar">
-    <w:name w:val="Header Char"/>
-    <w:basedOn w:val="DefaultParagraphFont"/>
-    <w:link w:val="Header"/>
+  <w:style w:type="character" w:customStyle="1" w:styleId="utrangChar">
+    <w:name w:val="Đầu trang Char"/>
+    <w:basedOn w:val="Phngmcinhcuaoanvn"/>
+    <w:link w:val="utrang"/>
     <w:uiPriority w:val="99"/>
     <w:rsid w:val="002B3A2F"/>
   </w:style>
-  <w:style w:type="paragraph" w:styleId="Footer">
+  <w:style w:type="paragraph" w:styleId="Chntrang">
     <w:name w:val="footer"/>
-    <w:basedOn w:val="Normal"/>
-    <w:link w:val="FooterChar"/>
+    <w:basedOn w:val="Binhthng"/>
+    <w:link w:val="ChntrangChar"/>
     <w:uiPriority w:val="99"/>
     <w:unhideWhenUsed/>
     <w:rsid w:val="002B3A2F"/>
@@ -2204,16 +8688,16 @@
       <w:spacing w:after="0" w:line="240" w:lineRule="auto"/>
     </w:pPr>
   </w:style>
-  <w:style w:type="character" w:customStyle="1" w:styleId="FooterChar">
-    <w:name w:val="Footer Char"/>
-    <w:basedOn w:val="DefaultParagraphFont"/>
-    <w:link w:val="Footer"/>
+  <w:style w:type="character" w:customStyle="1" w:styleId="ChntrangChar">
+    <w:name w:val="Chân trang Char"/>
+    <w:basedOn w:val="Phngmcinhcuaoanvn"/>
+    <w:link w:val="Chntrang"/>
     <w:uiPriority w:val="99"/>
     <w:rsid w:val="002B3A2F"/>
   </w:style>
   <w:style w:type="paragraph" w:customStyle="1" w:styleId="DEMUC">
     <w:name w:val="DEMUC"/>
-    <w:basedOn w:val="TOC1"/>
+    <w:basedOn w:val="Mucluc1"/>
     <w:qFormat/>
     <w:rsid w:val="00CF1E9D"/>
     <w:pPr>
@@ -2225,7 +8709,7 @@
   </w:style>
   <w:style w:type="paragraph" w:customStyle="1" w:styleId="NOIDUNG">
     <w:name w:val="NOIDUNG"/>
-    <w:basedOn w:val="Normal"/>
+    <w:basedOn w:val="Binhthng"/>
     <w:qFormat/>
     <w:rsid w:val="00CF1E9D"/>
     <w:pPr>
@@ -2236,10 +8720,10 @@
       <w:sz w:val="26"/>
     </w:rPr>
   </w:style>
-  <w:style w:type="paragraph" w:styleId="TOC1">
+  <w:style w:type="paragraph" w:styleId="Mucluc1">
     <w:name w:val="toc 1"/>
-    <w:basedOn w:val="Normal"/>
-    <w:next w:val="Normal"/>
+    <w:basedOn w:val="Binhthng"/>
+    <w:next w:val="Binhthng"/>
     <w:autoRedefine/>
     <w:uiPriority w:val="39"/>
     <w:semiHidden/>
@@ -2249,10 +8733,10 @@
       <w:spacing w:after="100"/>
     </w:pPr>
   </w:style>
-  <w:style w:type="character" w:customStyle="1" w:styleId="Heading1Char">
-    <w:name w:val="Heading 1 Char"/>
-    <w:basedOn w:val="DefaultParagraphFont"/>
-    <w:link w:val="Heading1"/>
+  <w:style w:type="character" w:customStyle="1" w:styleId="u1Char">
+    <w:name w:val="Đầu đề 1 Char"/>
+    <w:basedOn w:val="Phngmcinhcuaoanvn"/>
+    <w:link w:val="u1"/>
     <w:uiPriority w:val="9"/>
     <w:rsid w:val="00862806"/>
     <w:rPr>
@@ -2263,10 +8747,10 @@
       <w:szCs w:val="32"/>
     </w:rPr>
   </w:style>
-  <w:style w:type="character" w:customStyle="1" w:styleId="Heading2Char">
-    <w:name w:val="Heading 2 Char"/>
-    <w:basedOn w:val="DefaultParagraphFont"/>
-    <w:link w:val="Heading2"/>
+  <w:style w:type="character" w:customStyle="1" w:styleId="u2Char">
+    <w:name w:val="Đầu đề 2 Char"/>
+    <w:basedOn w:val="Phngmcinhcuaoanvn"/>
+    <w:link w:val="u2"/>
     <w:uiPriority w:val="9"/>
     <w:rsid w:val="0052508B"/>
     <w:rPr>
@@ -2275,10 +8759,10 @@
       <w:szCs w:val="26"/>
     </w:rPr>
   </w:style>
-  <w:style w:type="character" w:customStyle="1" w:styleId="Heading3Char">
-    <w:name w:val="Heading 3 Char"/>
-    <w:basedOn w:val="DefaultParagraphFont"/>
-    <w:link w:val="Heading3"/>
+  <w:style w:type="character" w:customStyle="1" w:styleId="u3Char">
+    <w:name w:val="Đầu đề 3 Char"/>
+    <w:basedOn w:val="Phngmcinhcuaoanvn"/>
+    <w:link w:val="u3"/>
     <w:uiPriority w:val="9"/>
     <w:rsid w:val="006A20AB"/>
     <w:rPr>
@@ -2288,10 +8772,10 @@
       <w:szCs w:val="24"/>
     </w:rPr>
   </w:style>
-  <w:style w:type="character" w:customStyle="1" w:styleId="Heading4Char">
-    <w:name w:val="Heading 4 Char"/>
-    <w:basedOn w:val="DefaultParagraphFont"/>
-    <w:link w:val="Heading4"/>
+  <w:style w:type="character" w:customStyle="1" w:styleId="u4Char">
+    <w:name w:val="Đầu đề 4 Char"/>
+    <w:basedOn w:val="Phngmcinhcuaoanvn"/>
+    <w:link w:val="u4"/>
     <w:uiPriority w:val="9"/>
     <w:rsid w:val="006A20AB"/>
     <w:rPr>
@@ -2302,10 +8786,10 @@
       <w:sz w:val="26"/>
     </w:rPr>
   </w:style>
-  <w:style w:type="character" w:customStyle="1" w:styleId="Heading5Char">
-    <w:name w:val="Heading 5 Char"/>
-    <w:basedOn w:val="DefaultParagraphFont"/>
-    <w:link w:val="Heading5"/>
+  <w:style w:type="character" w:customStyle="1" w:styleId="u5Char">
+    <w:name w:val="Đầu đề 5 Char"/>
+    <w:basedOn w:val="Phngmcinhcuaoanvn"/>
+    <w:link w:val="u5"/>
     <w:uiPriority w:val="9"/>
     <w:semiHidden/>
     <w:rsid w:val="00453163"/>
@@ -2314,10 +8798,10 @@
       <w:color w:val="2E74B5" w:themeColor="accent1" w:themeShade="BF"/>
     </w:rPr>
   </w:style>
-  <w:style w:type="character" w:customStyle="1" w:styleId="Heading6Char">
-    <w:name w:val="Heading 6 Char"/>
-    <w:basedOn w:val="DefaultParagraphFont"/>
-    <w:link w:val="Heading6"/>
+  <w:style w:type="character" w:customStyle="1" w:styleId="u6Char">
+    <w:name w:val="Đầu đề 6 Char"/>
+    <w:basedOn w:val="Phngmcinhcuaoanvn"/>
+    <w:link w:val="u6"/>
     <w:uiPriority w:val="9"/>
     <w:semiHidden/>
     <w:rsid w:val="00453163"/>
@@ -2326,10 +8810,10 @@
       <w:color w:val="1F4D78" w:themeColor="accent1" w:themeShade="7F"/>
     </w:rPr>
   </w:style>
-  <w:style w:type="character" w:customStyle="1" w:styleId="Heading7Char">
-    <w:name w:val="Heading 7 Char"/>
-    <w:basedOn w:val="DefaultParagraphFont"/>
-    <w:link w:val="Heading7"/>
+  <w:style w:type="character" w:customStyle="1" w:styleId="u7Char">
+    <w:name w:val="Đầu đề 7 Char"/>
+    <w:basedOn w:val="Phngmcinhcuaoanvn"/>
+    <w:link w:val="u7"/>
     <w:uiPriority w:val="9"/>
     <w:semiHidden/>
     <w:rsid w:val="00453163"/>
@@ -2340,10 +8824,10 @@
       <w:color w:val="1F4D78" w:themeColor="accent1" w:themeShade="7F"/>
     </w:rPr>
   </w:style>
-  <w:style w:type="character" w:customStyle="1" w:styleId="Heading8Char">
-    <w:name w:val="Heading 8 Char"/>
-    <w:basedOn w:val="DefaultParagraphFont"/>
-    <w:link w:val="Heading8"/>
+  <w:style w:type="character" w:customStyle="1" w:styleId="u8Char">
+    <w:name w:val="Đầu đề 8 Char"/>
+    <w:basedOn w:val="Phngmcinhcuaoanvn"/>
+    <w:link w:val="u8"/>
     <w:uiPriority w:val="9"/>
     <w:semiHidden/>
     <w:rsid w:val="00453163"/>
@@ -2354,10 +8838,10 @@
       <w:szCs w:val="21"/>
     </w:rPr>
   </w:style>
-  <w:style w:type="character" w:customStyle="1" w:styleId="Heading9Char">
-    <w:name w:val="Heading 9 Char"/>
-    <w:basedOn w:val="DefaultParagraphFont"/>
-    <w:link w:val="Heading9"/>
+  <w:style w:type="character" w:customStyle="1" w:styleId="u9Char">
+    <w:name w:val="Đầu đề 9 Char"/>
+    <w:basedOn w:val="Phngmcinhcuaoanvn"/>
+    <w:link w:val="u9"/>
     <w:uiPriority w:val="9"/>
     <w:semiHidden/>
     <w:rsid w:val="00453163"/>
@@ -2369,6 +8853,101 @@
       <w:sz w:val="21"/>
       <w:szCs w:val="21"/>
     </w:rPr>
+  </w:style>
+  <w:style w:type="paragraph" w:styleId="ThngthngWeb">
+    <w:name w:val="Normal (Web)"/>
+    <w:basedOn w:val="Binhthng"/>
+    <w:uiPriority w:val="99"/>
+    <w:semiHidden/>
+    <w:unhideWhenUsed/>
+    <w:rsid w:val="00286CAF"/>
+    <w:rPr>
+      <w:rFonts w:cs="Times New Roman"/>
+      <w:sz w:val="24"/>
+      <w:szCs w:val="24"/>
+    </w:rPr>
+  </w:style>
+  <w:style w:type="paragraph" w:styleId="oancuaDanhsach">
+    <w:name w:val="List Paragraph"/>
+    <w:basedOn w:val="Binhthng"/>
+    <w:uiPriority w:val="34"/>
+    <w:qFormat/>
+    <w:rsid w:val="00D45511"/>
+    <w:pPr>
+      <w:ind w:left="720"/>
+      <w:contextualSpacing/>
+    </w:pPr>
+  </w:style>
+  <w:style w:type="table" w:styleId="LiBang">
+    <w:name w:val="Table Grid"/>
+    <w:basedOn w:val="BangThngthng"/>
+    <w:uiPriority w:val="39"/>
+    <w:rsid w:val="007C5055"/>
+    <w:pPr>
+      <w:spacing w:after="0" w:line="240" w:lineRule="auto"/>
+    </w:pPr>
+    <w:tblPr>
+      <w:tblBorders>
+        <w:top w:val="single" w:sz="4" w:space="0" w:color="auto"/>
+        <w:left w:val="single" w:sz="4" w:space="0" w:color="auto"/>
+        <w:bottom w:val="single" w:sz="4" w:space="0" w:color="auto"/>
+        <w:right w:val="single" w:sz="4" w:space="0" w:color="auto"/>
+        <w:insideH w:val="single" w:sz="4" w:space="0" w:color="auto"/>
+        <w:insideV w:val="single" w:sz="4" w:space="0" w:color="auto"/>
+      </w:tblBorders>
+    </w:tblPr>
+  </w:style>
+  <w:style w:type="table" w:customStyle="1" w:styleId="Kiu1">
+    <w:name w:val="Kiểu1"/>
+    <w:basedOn w:val="BangThngthng"/>
+    <w:uiPriority w:val="99"/>
+    <w:rsid w:val="007C5055"/>
+    <w:pPr>
+      <w:spacing w:after="0" w:line="240" w:lineRule="auto"/>
+    </w:pPr>
+    <w:rPr>
+      <w:sz w:val="26"/>
+    </w:rPr>
+    <w:tblPr>
+      <w:jc w:val="center"/>
+      <w:tblBorders>
+        <w:top w:val="single" w:sz="8" w:space="0" w:color="auto"/>
+        <w:left w:val="single" w:sz="8" w:space="0" w:color="auto"/>
+        <w:bottom w:val="single" w:sz="8" w:space="0" w:color="auto"/>
+        <w:right w:val="single" w:sz="8" w:space="0" w:color="auto"/>
+        <w:insideH w:val="single" w:sz="8" w:space="0" w:color="auto"/>
+        <w:insideV w:val="single" w:sz="8" w:space="0" w:color="auto"/>
+      </w:tblBorders>
+      <w:tblCellMar>
+        <w:top w:w="144" w:type="dxa"/>
+        <w:bottom w:w="144" w:type="dxa"/>
+      </w:tblCellMar>
+    </w:tblPr>
+    <w:trPr>
+      <w:jc w:val="center"/>
+    </w:trPr>
+    <w:tcPr>
+      <w:vAlign w:val="center"/>
+    </w:tcPr>
+    <w:tblStylePr w:type="firstRow">
+      <w:pPr>
+        <w:jc w:val="center"/>
+      </w:pPr>
+      <w:rPr>
+        <w:rFonts w:ascii="Times New Roman" w:hAnsi="Times New Roman"/>
+        <w:b/>
+        <w:sz w:val="26"/>
+      </w:rPr>
+    </w:tblStylePr>
+    <w:tblStylePr w:type="firstCol">
+      <w:pPr>
+        <w:jc w:val="center"/>
+      </w:pPr>
+      <w:rPr>
+        <w:rFonts w:ascii="Times New Roman" w:hAnsi="Times New Roman"/>
+        <w:sz w:val="26"/>
+      </w:rPr>
+    </w:tblStylePr>
   </w:style>
 </w:styles>
 </file>

--- a/baocao.docx
+++ b/baocao.docx
@@ -1355,6 +1355,14 @@
     </w:p>
     <w:sdt>
       <w:sdtPr>
+        <w:rPr>
+          <w:rFonts w:ascii="Times New Roman" w:eastAsiaTheme="minorHAnsi" w:hAnsi="Times New Roman" w:cstheme="minorBidi"/>
+          <w:b/>
+          <w:color w:val="000000" w:themeColor="text1"/>
+          <w:sz w:val="28"/>
+          <w:szCs w:val="22"/>
+          <w:lang w:val="en-US" w:eastAsia="en-US"/>
+        </w:rPr>
         <w:id w:val="1048882449"/>
         <w:docPartObj>
           <w:docPartGallery w:val="Table of Contents"/>
@@ -1363,12 +1371,7 @@
       </w:sdtPr>
       <w:sdtEndPr>
         <w:rPr>
-          <w:rFonts w:ascii="Times New Roman" w:eastAsiaTheme="minorHAnsi" w:hAnsi="Times New Roman" w:cstheme="minorBidi"/>
-          <w:bCs/>
-          <w:color w:val="000000" w:themeColor="text1"/>
-          <w:sz w:val="28"/>
-          <w:szCs w:val="22"/>
-          <w:lang w:val="en-US" w:eastAsia="en-US"/>
+          <w:bCs/>
         </w:rPr>
       </w:sdtEndPr>
       <w:sdtContent>
@@ -7973,12 +7976,14 @@
         <w:rPr>
           <w:b/>
           <w:bCs/>
+          <w:lang w:val="vi-VN"/>
         </w:rPr>
       </w:pPr>
       <w:r>
         <w:rPr>
           <w:b/>
           <w:bCs/>
+          <w:lang w:val="vi-VN"/>
         </w:rPr>
         <w:lastRenderedPageBreak/>
         <w:t>TÓM TẮT</w:t>
@@ -7986,6 +7991,9 @@
     </w:p>
     <w:p>
       <w:pPr>
+        <w:rPr>
+          <w:lang w:val="vi-VN"/>
+        </w:rPr>
         <w:sectPr>
           <w:pgSz w:w="11907" w:h="16840" w:code="9"/>
           <w:pgMar w:top="1134" w:right="1134" w:bottom="1134" w:left="1985" w:header="680" w:footer="680" w:gutter="0"/>
@@ -25368,18 +25376,7 @@
                 <w:szCs w:val="24"/>
                 <w:lang w:val="vi-VN" w:eastAsia="vi-VN"/>
               </w:rPr>
-              <w:t xml:space="preserve">Quản trị </w:t>
-            </w:r>
-            <w:r>
-              <w:rPr>
-                <w:rFonts w:eastAsia="Times New Roman" w:cs="Times New Roman"/>
-                <w:b w:val="0"/>
-                <w:color w:val="auto"/>
-                <w:sz w:val="24"/>
-                <w:szCs w:val="24"/>
-                <w:lang w:val="vi-VN" w:eastAsia="vi-VN"/>
-              </w:rPr>
-              <w:t>viên</w:t>
+              <w:t>Quản trị viên</w:t>
             </w:r>
           </w:p>
           <w:p>
@@ -29573,7 +29570,6 @@
           <w:bCs/>
           <w:sz w:val="26"/>
           <w:szCs w:val="26"/>
-          <w:lang w:val="vi-VN"/>
         </w:rPr>
       </w:pPr>
       <w:r>
@@ -29651,7 +29647,7 @@
         <w:ind w:firstLine="720"/>
         <w:jc w:val="both"/>
         <w:rPr>
-          <w:b w:val="0"/>
+          <w:bCs/>
           <w:sz w:val="26"/>
           <w:szCs w:val="26"/>
           <w:lang w:val="vi-VN"/>
@@ -44866,16 +44862,7 @@
           <w:szCs w:val="26"/>
           <w:lang w:val="vi-VN"/>
         </w:rPr>
-        <w:t xml:space="preserve">Luồng Khách </w:t>
-      </w:r>
-      <w:r>
-        <w:rPr>
-          <w:b w:val="0"/>
-          <w:sz w:val="26"/>
-          <w:szCs w:val="26"/>
-          <w:lang w:val="vi-VN"/>
-        </w:rPr>
-        <w:t>hàng</w:t>
+        <w:t>Luồng Khách hàng</w:t>
       </w:r>
       <w:r>
         <w:rPr>
@@ -44956,16 +44943,7 @@
           <w:szCs w:val="26"/>
           <w:lang w:val="vi-VN"/>
         </w:rPr>
-        <w:t xml:space="preserve">Luồng Quản trị </w:t>
-      </w:r>
-      <w:r>
-        <w:rPr>
-          <w:b w:val="0"/>
-          <w:sz w:val="26"/>
-          <w:szCs w:val="26"/>
-          <w:lang w:val="vi-VN"/>
-        </w:rPr>
-        <w:t>viên</w:t>
+        <w:t>Luồng Quản trị viên</w:t>
       </w:r>
       <w:r>
         <w:rPr>
@@ -45047,16 +45025,7 @@
           <w:szCs w:val="26"/>
           <w:lang w:val="vi-VN"/>
         </w:rPr>
-        <w:t xml:space="preserve">- </w:t>
-      </w:r>
-      <w:r>
-        <w:rPr>
-          <w:b w:val="0"/>
-          <w:sz w:val="26"/>
-          <w:szCs w:val="26"/>
-          <w:lang w:val="vi-VN"/>
-        </w:rPr>
-        <w:t>Yêu cầu báo cáo thống kê: Luồng dữ liệu này thể hiện các yêu cầu của quản trị viên về việc tổng hợp và tra cứu số liệu phục vụ công tác quản lý hoạt động kinh doanh. Nội dung bao gồm yêu cầu thống kê doanh thu theo thời gian, số lượng đơn hàng, tình hình tiêu thụ sản phẩm, số lượng hàng tồn kho và tình trạng xử lý đơn hàng.</w:t>
+        <w:t>- Yêu cầu báo cáo thống kê: Luồng dữ liệu này thể hiện các yêu cầu của quản trị viên về việc tổng hợp và tra cứu số liệu phục vụ công tác quản lý hoạt động kinh doanh. Nội dung bao gồm yêu cầu thống kê doanh thu theo thời gian, số lượng đơn hàng, tình hình tiêu thụ sản phẩm, số lượng hàng tồn kho và tình trạng xử lý đơn hàng.</w:t>
       </w:r>
     </w:p>
     <w:p>
@@ -45755,17 +45724,7 @@
           <w:szCs w:val="26"/>
           <w:lang w:val="vi-VN"/>
         </w:rPr>
-        <w:t xml:space="preserve"> </w:t>
-      </w:r>
-      <w:r>
-        <w:rPr>
-          <w:b w:val="0"/>
-          <w:bCs/>
-          <w:sz w:val="26"/>
-          <w:szCs w:val="26"/>
-          <w:lang w:val="vi-VN"/>
-        </w:rPr>
-        <w:t xml:space="preserve">Phân hệ Quản lý tài khoản đóng vai trò kiểm soát an toàn hệ thống, xác thực danh tính người dùng và phân định quyền hạn thao tác trên toàn bộ ứng dụng </w:t>
+        <w:t xml:space="preserve"> Phân hệ Quản lý tài khoản đóng vai trò kiểm soát an toàn hệ thống, xác thực danh tính người dùng và phân định quyền hạn thao tác trên toàn bộ ứng dụng </w:t>
       </w:r>
       <w:proofErr w:type="spellStart"/>
       <w:r>
@@ -45787,17 +45746,7 @@
           <w:szCs w:val="26"/>
           <w:lang w:val="vi-VN"/>
         </w:rPr>
-        <w:t xml:space="preserve">. Phân hệ bao gồm 4 tiến trình con xử lý các nghiệp vụ cốt </w:t>
-      </w:r>
-      <w:r>
-        <w:rPr>
-          <w:b w:val="0"/>
-          <w:bCs/>
-          <w:sz w:val="26"/>
-          <w:szCs w:val="26"/>
-          <w:lang w:val="vi-VN"/>
-        </w:rPr>
-        <w:t>lõi.</w:t>
+        <w:t>. Phân hệ bao gồm 4 tiến trình con xử lý các nghiệp vụ cốt lõi.</w:t>
       </w:r>
     </w:p>
     <w:p>
@@ -46339,17 +46288,7 @@
           <w:szCs w:val="26"/>
           <w:lang w:val="vi-VN"/>
         </w:rPr>
-        <w:t xml:space="preserve">- </w:t>
-      </w:r>
-      <w:r>
-        <w:rPr>
-          <w:b w:val="0"/>
-          <w:bCs/>
-          <w:sz w:val="26"/>
-          <w:szCs w:val="26"/>
-          <w:lang w:val="vi-VN"/>
-        </w:rPr>
-        <w:t>Tiếp nhận thông tin sản phẩm: Tiếp nhận thông tin sản phẩm do quản trị viên hoặc nhân viên cung cấp, chẳng hạn như tên sản phẩm, đơn giá, số lượng tồn kho, hình ảnh, mô tả hoặc thông tin nhóm sản phẩm.</w:t>
+        <w:t>- Tiếp nhận thông tin sản phẩm: Tiếp nhận thông tin sản phẩm do quản trị viên hoặc nhân viên cung cấp, chẳng hạn như tên sản phẩm, đơn giá, số lượng tồn kho, hình ảnh, mô tả hoặc thông tin nhóm sản phẩm.</w:t>
       </w:r>
     </w:p>
     <w:p>
@@ -46847,16 +46786,7 @@
           <w:szCs w:val="26"/>
           <w:lang w:val="vi-VN"/>
         </w:rPr>
-        <w:t xml:space="preserve"> </w:t>
-      </w:r>
-      <w:r>
-        <w:rPr>
-          <w:b w:val="0"/>
-          <w:sz w:val="26"/>
-          <w:szCs w:val="26"/>
-          <w:lang w:val="vi-VN"/>
-        </w:rPr>
-        <w:t>Phân hệ Quản lý đơn hàng đóng vai trò trung tâm trong quá trình vận hành thương mại điện tử, chịu trách nhiệm tiếp nhận, xử lý và kiểm soát toàn bộ vòng đời của đơn hàng từ khi khách hàng hoàn tất đặt mua cho đến khi giao hàng thành công. Phân hệ giúp đảm bảo sự đồng bộ giữa thông tin mua bán, luồng xử lý của nhân viên và trạng thái kho hàng thực tế.</w:t>
+        <w:t xml:space="preserve"> Phân hệ Quản lý đơn hàng đóng vai trò trung tâm trong quá trình vận hành thương mại điện tử, chịu trách nhiệm tiếp nhận, xử lý và kiểm soát toàn bộ vòng đời của đơn hàng từ khi khách hàng hoàn tất đặt mua cho đến khi giao hàng thành công. Phân hệ giúp đảm bảo sự đồng bộ giữa thông tin mua bán, luồng xử lý của nhân viên và trạng thái kho hàng thực tế.</w:t>
       </w:r>
     </w:p>
     <w:p>
@@ -47279,17 +47209,7 @@
           <w:szCs w:val="26"/>
           <w:lang w:val="vi-VN"/>
         </w:rPr>
-        <w:t xml:space="preserve">- </w:t>
-      </w:r>
-      <w:r>
-        <w:rPr>
-          <w:b w:val="0"/>
-          <w:bCs/>
-          <w:sz w:val="26"/>
-          <w:szCs w:val="26"/>
-          <w:lang w:val="vi-VN"/>
-        </w:rPr>
-        <w:t>Tiếp nhận thông tin thanh toán: Tiếp nhận thông tin và yêu cầu thanh toán từ khách hàng sau khi hoàn tất bước đặt hàng, bao gồm mã đơn hàng, tổng giá trị thanh toán, phương thức thanh toán được lựa chọn (COD, chuyển khoản ngân hàng, mã QR hoặc cổng thanh toán trực tuyến) và thông tin xác nhận giao dịch.</w:t>
+        <w:t>- Tiếp nhận thông tin thanh toán: Tiếp nhận thông tin và yêu cầu thanh toán từ khách hàng sau khi hoàn tất bước đặt hàng, bao gồm mã đơn hàng, tổng giá trị thanh toán, phương thức thanh toán được lựa chọn (COD, chuyển khoản ngân hàng, mã QR hoặc cổng thanh toán trực tuyến) và thông tin xác nhận giao dịch.</w:t>
       </w:r>
     </w:p>
     <w:p>
@@ -48003,6 +47923,7 @@
       </w:pPr>
       <w:r>
         <w:rPr>
+          <w:noProof/>
           <w:lang w:val="vi-VN"/>
         </w:rPr>
         <w:lastRenderedPageBreak/>
@@ -48246,6 +48167,7 @@
       </w:pPr>
       <w:r>
         <w:rPr>
+          <w:noProof/>
           <w:lang w:val="vi-VN"/>
         </w:rPr>
         <w:lastRenderedPageBreak/>
@@ -48531,6 +48453,7 @@
       </w:pPr>
       <w:r>
         <w:rPr>
+          <w:noProof/>
           <w:lang w:val="vi-VN"/>
         </w:rPr>
         <w:lastRenderedPageBreak/>
@@ -48891,6 +48814,7 @@
       </w:pPr>
       <w:r>
         <w:rPr>
+          <w:noProof/>
           <w:lang w:val="vi-VN"/>
         </w:rPr>
         <w:lastRenderedPageBreak/>
@@ -49022,6 +48946,7 @@
       </w:pPr>
       <w:r>
         <w:rPr>
+          <w:noProof/>
           <w:lang w:val="vi-VN"/>
         </w:rPr>
         <w:lastRenderedPageBreak/>
@@ -49180,6 +49105,7 @@
       </w:pPr>
       <w:r>
         <w:rPr>
+          <w:noProof/>
           <w:lang w:val="vi-VN"/>
         </w:rPr>
         <w:lastRenderedPageBreak/>
@@ -49311,6 +49237,7 @@
       </w:pPr>
       <w:r>
         <w:rPr>
+          <w:noProof/>
           <w:lang w:val="vi-VN"/>
         </w:rPr>
         <w:lastRenderedPageBreak/>
@@ -49440,6 +49367,7 @@
       </w:pPr>
       <w:r>
         <w:rPr>
+          <w:noProof/>
           <w:lang w:val="vi-VN"/>
         </w:rPr>
         <w:lastRenderedPageBreak/>
@@ -61563,6 +61491,7 @@
   <w:style w:type="character" w:default="1" w:styleId="Phngmcinhcuaoanvn">
     <w:name w:val="Default Paragraph Font"/>
     <w:uiPriority w:val="1"/>
+    <w:semiHidden/>
     <w:unhideWhenUsed/>
   </w:style>
   <w:style w:type="table" w:default="1" w:styleId="BangThngthng">
